--- a/07-驱动电路/02-LED驱动/模拟调光电路/模拟调光电路.docx
+++ b/07-驱动电路/02-LED驱动/模拟调光电路/模拟调光电路.docx
@@ -2983,6 +2983,20 @@
     </w:p>
     <w:bookmarkEnd w:id="26"/>
     <w:bookmarkEnd w:id="27"/>
+    <w:p>
+      <w:pPr>
+        <w:spacing w:before="360"/>
+        <w:jc w:val="center"/>
+      </w:pPr>
+      <w:r>
+        <w:rPr>
+          <w:rFonts w:ascii="Times New Roman" w:hAnsi="Times New Roman"/>
+          <w:color w:val="555555"/>
+          <w:sz w:val="21"/>
+        </w:rPr>
+        <w:t>材料收集者：杜文杰</w:t>
+      </w:r>
+    </w:p>
     <w:sectPr>
       <w:headerReference r:id="rId9" w:type="default"/>
       <w:footerReference r:id="rId10" w:type="default"/>

--- a/07-驱动电路/02-LED驱动/模拟调光电路/模拟调光电路.docx
+++ b/07-驱动电路/02-LED驱动/模拟调光电路/模拟调光电路.docx
@@ -1,6 +1,6 @@
 
 <file path=word/document.xml><?xml version="1.0" encoding="utf-8"?>
-<w:document xmlns:w="http://schemas.openxmlformats.org/wordprocessingml/2006/main" xmlns:m="http://schemas.openxmlformats.org/officeDocument/2006/math" xmlns:r="http://schemas.openxmlformats.org/officeDocument/2006/relationships" xmlns:o="urn:schemas-microsoft-com:office:office" xmlns:v="urn:schemas-microsoft-com:vml" xmlns:w10="urn:schemas-microsoft-com:office:word" xmlns:a="http://schemas.openxmlformats.org/drawingml/2006/main" xmlns:pic="http://schemas.openxmlformats.org/drawingml/2006/picture" xmlns:wp="http://schemas.openxmlformats.org/drawingml/2006/wordprocessingDrawing">
+<w:document xmlns:m="http://schemas.openxmlformats.org/officeDocument/2006/math" xmlns:r="http://schemas.openxmlformats.org/officeDocument/2006/relationships" xmlns:w="http://schemas.openxmlformats.org/wordprocessingml/2006/main" xmlns:o="urn:schemas-microsoft-com:office:office" xmlns:v="urn:schemas-microsoft-com:vml" xmlns:w10="urn:schemas-microsoft-com:office:word" xmlns:a="http://schemas.openxmlformats.org/drawingml/2006/main" xmlns:pic="http://schemas.openxmlformats.org/drawingml/2006/picture" xmlns:wp="http://schemas.openxmlformats.org/drawingml/2006/wordprocessingDrawing">
   <w:body>
     <w:bookmarkStart w:id="27" w:name="模拟调光电路"/>
     <w:p>
@@ -9,7 +9,7 @@
       </w:pPr>
       <w:r>
         <w:rPr>
-          <w:rFonts w:hint="eastAsia"/>
+          <w:rFonts w:hint="eastAsia" w:eastAsia="黑体"/>
         </w:rPr>
         <w:t xml:space="preserve">模拟调光电路</w:t>
       </w:r>
@@ -21,7 +21,7 @@
       </w:pPr>
       <w:r>
         <w:rPr>
-          <w:rFonts w:hint="eastAsia"/>
+          <w:rFonts w:hint="eastAsia" w:eastAsia="黑体"/>
         </w:rPr>
         <w:t xml:space="preserve">拓扑描述</w:t>
       </w:r>
@@ -32,16 +32,19 @@
       </w:pPr>
       <w:r>
         <w:rPr>
-          <w:rFonts w:hint="eastAsia"/>
+          <w:rFonts w:hint="eastAsia" w:eastAsia="黑体"/>
         </w:rPr>
         <w:t xml:space="preserve">由</w:t>
       </w:r>
       <w:r>
+        <w:rPr>
+          <w:rFonts w:eastAsia="黑体"/>
+        </w:rPr>
         <w:t xml:space="preserve"> </w:t>
       </w:r>
       <w:r>
         <w:rPr>
-          <w:rFonts w:hint="eastAsia"/>
+          <w:rFonts w:hint="eastAsia" w:eastAsia="黑体"/>
           <w:b/>
           <w:bCs/>
         </w:rPr>
@@ -49,6 +52,7 @@
       </w:r>
       <w:r>
         <w:rPr>
+          <w:rFonts w:eastAsia="黑体"/>
           <w:b/>
           <w:bCs/>
         </w:rPr>
@@ -70,6 +74,7 @@
       </m:oMath>
       <w:r>
         <w:rPr>
+          <w:rFonts w:eastAsia="黑体"/>
           <w:b/>
           <w:bCs/>
         </w:rPr>
@@ -77,6 +82,7 @@
       </w:r>
       <w:r>
         <w:rPr>
+          <w:rFonts w:eastAsia="黑体"/>
           <w:b/>
           <w:bCs/>
         </w:rPr>
@@ -84,7 +90,7 @@
       </w:r>
       <w:r>
         <w:rPr>
-          <w:rFonts w:hint="eastAsia"/>
+          <w:rFonts w:hint="eastAsia" w:eastAsia="黑体"/>
           <w:b/>
           <w:bCs/>
         </w:rPr>
@@ -92,6 +98,7 @@
       </w:r>
       <w:r>
         <w:rPr>
+          <w:rFonts w:eastAsia="黑体"/>
           <w:b/>
           <w:bCs/>
         </w:rPr>
@@ -113,7 +120,7 @@
       </m:oMath>
       <w:r>
         <w:rPr>
-          <w:rFonts w:hint="eastAsia"/>
+          <w:rFonts w:hint="eastAsia" w:eastAsia="黑体"/>
           <w:b/>
           <w:bCs/>
         </w:rPr>
@@ -121,6 +128,7 @@
       </w:r>
       <w:r>
         <w:rPr>
+          <w:rFonts w:eastAsia="黑体"/>
           <w:b/>
           <w:bCs/>
         </w:rPr>
@@ -128,17 +136,21 @@
       </w:r>
       <w:r>
         <w:rPr>
-          <w:rFonts w:hint="eastAsia"/>
+          <w:rFonts w:hint="eastAsia" w:eastAsia="黑体"/>
           <w:b/>
           <w:bCs/>
         </w:rPr>
         <w:t xml:space="preserve">计）</w:t>
       </w:r>
       <w:r>
+        <w:rPr>
+          <w:rFonts w:eastAsia="黑体"/>
+        </w:rPr>
         <w:t xml:space="preserve">、</w:t>
       </w:r>
       <w:r>
         <w:rPr>
+          <w:rFonts w:eastAsia="黑体"/>
           <w:b/>
           <w:bCs/>
         </w:rPr>
@@ -146,18 +158,21 @@
       </w:r>
       <w:r>
         <w:rPr>
-          <w:rFonts w:hint="eastAsia"/>
+          <w:rFonts w:hint="eastAsia" w:eastAsia="黑体"/>
           <w:b/>
           <w:bCs/>
         </w:rPr>
         <w:t xml:space="preserve">串</w:t>
       </w:r>
       <w:r>
+        <w:rPr>
+          <w:rFonts w:eastAsia="黑体"/>
+        </w:rPr>
         <w:t xml:space="preserve">、</w:t>
       </w:r>
       <w:r>
         <w:rPr>
-          <w:rFonts w:hint="eastAsia"/>
+          <w:rFonts w:hint="eastAsia" w:eastAsia="黑体"/>
           <w:b/>
           <w:bCs/>
         </w:rPr>
@@ -165,6 +180,7 @@
       </w:r>
       <w:r>
         <w:rPr>
+          <w:rFonts w:eastAsia="黑体"/>
           <w:b/>
           <w:bCs/>
         </w:rPr>
@@ -197,20 +213,26 @@
         </m:sSub>
       </m:oMath>
       <w:r>
+        <w:rPr>
+          <w:rFonts w:eastAsia="黑体"/>
+        </w:rPr>
         <w:t xml:space="preserve"> </w:t>
       </w:r>
       <w:r>
         <w:rPr>
-          <w:rFonts w:hint="eastAsia"/>
+          <w:rFonts w:hint="eastAsia" w:eastAsia="黑体"/>
         </w:rPr>
         <w:t xml:space="preserve">与</w:t>
       </w:r>
       <w:r>
+        <w:rPr>
+          <w:rFonts w:eastAsia="黑体"/>
+        </w:rPr>
         <w:t xml:space="preserve"> </w:t>
       </w:r>
       <w:r>
         <w:rPr>
-          <w:rFonts w:hint="eastAsia"/>
+          <w:rFonts w:hint="eastAsia" w:eastAsia="黑体"/>
           <w:b/>
           <w:bCs/>
         </w:rPr>
@@ -218,6 +240,7 @@
       </w:r>
       <w:r>
         <w:rPr>
+          <w:rFonts w:eastAsia="黑体"/>
           <w:b/>
           <w:bCs/>
         </w:rPr>
@@ -244,26 +267,32 @@
         </m:sSub>
       </m:oMath>
       <w:r>
+        <w:rPr>
+          <w:rFonts w:eastAsia="黑体"/>
+        </w:rPr>
         <w:t xml:space="preserve"> </w:t>
       </w:r>
       <w:r>
         <w:rPr>
-          <w:rFonts w:hint="eastAsia"/>
+          <w:rFonts w:hint="eastAsia" w:eastAsia="黑体"/>
         </w:rPr>
         <w:t xml:space="preserve">组成的线性调光网络。电路共有</w:t>
       </w:r>
       <w:r>
+        <w:rPr>
+          <w:rFonts w:eastAsia="黑体"/>
+        </w:rPr>
         <w:t xml:space="preserve"> 4 </w:t>
       </w:r>
       <w:r>
         <w:rPr>
-          <w:rFonts w:hint="eastAsia"/>
+          <w:rFonts w:hint="eastAsia" w:eastAsia="黑体"/>
         </w:rPr>
         <w:t xml:space="preserve">个关键节点：</w:t>
       </w:r>
       <w:r>
         <w:rPr>
-          <w:rFonts w:hint="eastAsia"/>
+          <w:rFonts w:hint="eastAsia" w:eastAsia="黑体"/>
           <w:b/>
           <w:bCs/>
         </w:rPr>
@@ -271,6 +300,7 @@
       </w:r>
       <w:r>
         <w:rPr>
+          <w:rFonts w:eastAsia="黑体"/>
           <w:b/>
           <w:bCs/>
         </w:rPr>
@@ -278,7 +308,7 @@
       </w:r>
       <w:r>
         <w:rPr>
-          <w:rFonts w:hint="eastAsia"/>
+          <w:rFonts w:hint="eastAsia" w:eastAsia="黑体"/>
           <w:b/>
           <w:bCs/>
         </w:rPr>
@@ -286,6 +316,7 @@
       </w:r>
       <w:r>
         <w:rPr>
+          <w:rFonts w:eastAsia="黑体"/>
           <w:b/>
           <w:bCs/>
         </w:rPr>
@@ -310,22 +341,25 @@
       </m:oMath>
       <w:r>
         <w:rPr>
-          <w:rFonts w:hint="eastAsia"/>
+          <w:rFonts w:hint="eastAsia" w:eastAsia="黑体"/>
         </w:rPr>
         <w:t xml:space="preserve">（LED</w:t>
       </w:r>
       <w:r>
+        <w:rPr>
+          <w:rFonts w:eastAsia="黑体"/>
+        </w:rPr>
         <w:t xml:space="preserve"> </w:t>
       </w:r>
       <w:r>
         <w:rPr>
-          <w:rFonts w:hint="eastAsia"/>
+          <w:rFonts w:hint="eastAsia" w:eastAsia="黑体"/>
         </w:rPr>
         <w:t xml:space="preserve">串阳极）；</w:t>
       </w:r>
       <w:r>
         <w:rPr>
-          <w:rFonts w:hint="eastAsia"/>
+          <w:rFonts w:hint="eastAsia" w:eastAsia="黑体"/>
           <w:b/>
           <w:bCs/>
         </w:rPr>
@@ -333,6 +367,7 @@
       </w:r>
       <w:r>
         <w:rPr>
+          <w:rFonts w:eastAsia="黑体"/>
           <w:b/>
           <w:bCs/>
         </w:rPr>
@@ -340,7 +375,7 @@
       </w:r>
       <w:r>
         <w:rPr>
-          <w:rFonts w:hint="eastAsia"/>
+          <w:rFonts w:hint="eastAsia" w:eastAsia="黑体"/>
           <w:b/>
           <w:bCs/>
         </w:rPr>
@@ -348,20 +383,26 @@
       </w:r>
       <w:r>
         <w:rPr>
-          <w:rFonts w:hint="eastAsia"/>
+          <w:rFonts w:hint="eastAsia" w:eastAsia="黑体"/>
         </w:rPr>
         <w:t xml:space="preserve">（LED</w:t>
       </w:r>
       <w:r>
+        <w:rPr>
+          <w:rFonts w:eastAsia="黑体"/>
+        </w:rPr>
         <w:t xml:space="preserve"> </w:t>
       </w:r>
       <w:r>
         <w:rPr>
-          <w:rFonts w:hint="eastAsia"/>
+          <w:rFonts w:hint="eastAsia" w:eastAsia="黑体"/>
         </w:rPr>
         <w:t xml:space="preserve">串阴极与</w:t>
       </w:r>
       <w:r>
+        <w:rPr>
+          <w:rFonts w:eastAsia="黑体"/>
+        </w:rPr>
         <w:t xml:space="preserve"> </w:t>
       </w:r>
       <m:oMath>
@@ -379,26 +420,32 @@
         </m:sSub>
       </m:oMath>
       <w:r>
+        <w:rPr>
+          <w:rFonts w:eastAsia="黑体"/>
+        </w:rPr>
         <w:t xml:space="preserve"> </w:t>
       </w:r>
       <w:r>
         <w:rPr>
-          <w:rFonts w:hint="eastAsia"/>
+          <w:rFonts w:hint="eastAsia" w:eastAsia="黑体"/>
         </w:rPr>
         <w:t xml:space="preserve">漏极/集电极</w:t>
       </w:r>
       <w:r>
+        <w:rPr>
+          <w:rFonts w:eastAsia="黑体"/>
+        </w:rPr>
         <w:t xml:space="preserve"> C </w:t>
       </w:r>
       <w:r>
         <w:rPr>
-          <w:rFonts w:hint="eastAsia"/>
+          <w:rFonts w:hint="eastAsia" w:eastAsia="黑体"/>
         </w:rPr>
         <w:t xml:space="preserve">相连）；</w:t>
       </w:r>
       <w:r>
         <w:rPr>
-          <w:rFonts w:hint="eastAsia"/>
+          <w:rFonts w:hint="eastAsia" w:eastAsia="黑体"/>
           <w:b/>
           <w:bCs/>
         </w:rPr>
@@ -406,6 +453,7 @@
       </w:r>
       <w:r>
         <w:rPr>
+          <w:rFonts w:eastAsia="黑体"/>
           <w:b/>
           <w:bCs/>
         </w:rPr>
@@ -413,7 +461,7 @@
       </w:r>
       <w:r>
         <w:rPr>
-          <w:rFonts w:hint="eastAsia"/>
+          <w:rFonts w:hint="eastAsia" w:eastAsia="黑体"/>
           <w:b/>
           <w:bCs/>
         </w:rPr>
@@ -421,7 +469,7 @@
       </w:r>
       <w:r>
         <w:rPr>
-          <w:rFonts w:hint="eastAsia"/>
+          <w:rFonts w:hint="eastAsia" w:eastAsia="黑体"/>
         </w:rPr>
         <w:t xml:space="preserve">（</w:t>
       </w:r>
@@ -440,15 +488,21 @@
         </m:sSub>
       </m:oMath>
       <w:r>
+        <w:rPr>
+          <w:rFonts w:eastAsia="黑体"/>
+        </w:rPr>
         <w:t xml:space="preserve"> </w:t>
       </w:r>
       <w:r>
         <w:rPr>
-          <w:rFonts w:hint="eastAsia"/>
+          <w:rFonts w:hint="eastAsia" w:eastAsia="黑体"/>
         </w:rPr>
         <w:t xml:space="preserve">源极/发射极</w:t>
       </w:r>
       <w:r>
+        <w:rPr>
+          <w:rFonts w:eastAsia="黑体"/>
+        </w:rPr>
         <w:t xml:space="preserve"> E、</w:t>
       </w:r>
       <m:oMath>
@@ -478,11 +532,14 @@
         </m:sSub>
       </m:oMath>
       <w:r>
+        <w:rPr>
+          <w:rFonts w:eastAsia="黑体"/>
+        </w:rPr>
         <w:t xml:space="preserve"> </w:t>
       </w:r>
       <w:r>
         <w:rPr>
-          <w:rFonts w:hint="eastAsia"/>
+          <w:rFonts w:hint="eastAsia" w:eastAsia="黑体"/>
         </w:rPr>
         <w:t xml:space="preserve">上端、</w:t>
       </w:r>
@@ -501,17 +558,20 @@
         </m:sSub>
       </m:oMath>
       <w:r>
+        <w:rPr>
+          <w:rFonts w:eastAsia="黑体"/>
+        </w:rPr>
         <w:t xml:space="preserve"> </w:t>
       </w:r>
       <w:r>
         <w:rPr>
-          <w:rFonts w:hint="eastAsia"/>
+          <w:rFonts w:hint="eastAsia" w:eastAsia="黑体"/>
         </w:rPr>
         <w:t xml:space="preserve">采样输入三者相连）；</w:t>
       </w:r>
       <w:r>
         <w:rPr>
-          <w:rFonts w:hint="eastAsia"/>
+          <w:rFonts w:hint="eastAsia" w:eastAsia="黑体"/>
           <w:b/>
           <w:bCs/>
         </w:rPr>
@@ -519,6 +579,7 @@
       </w:r>
       <w:r>
         <w:rPr>
+          <w:rFonts w:eastAsia="黑体"/>
           <w:b/>
           <w:bCs/>
         </w:rPr>
@@ -526,7 +587,7 @@
       </w:r>
       <w:r>
         <w:rPr>
-          <w:rFonts w:hint="eastAsia"/>
+          <w:rFonts w:hint="eastAsia" w:eastAsia="黑体"/>
           <w:b/>
           <w:bCs/>
         </w:rPr>
@@ -534,6 +595,7 @@
       </w:r>
       <w:r>
         <w:rPr>
+          <w:rFonts w:eastAsia="黑体"/>
           <w:b/>
           <w:bCs/>
         </w:rPr>
@@ -541,7 +603,7 @@
       </w:r>
       <w:r>
         <w:rPr>
-          <w:rFonts w:hint="eastAsia"/>
+          <w:rFonts w:hint="eastAsia" w:eastAsia="黑体"/>
         </w:rPr>
         <w:t xml:space="preserve">（</w:t>
       </w:r>
@@ -572,11 +634,14 @@
         </m:sSub>
       </m:oMath>
       <w:r>
+        <w:rPr>
+          <w:rFonts w:eastAsia="黑体"/>
+        </w:rPr>
         <w:t xml:space="preserve"> </w:t>
       </w:r>
       <w:r>
         <w:rPr>
-          <w:rFonts w:hint="eastAsia"/>
+          <w:rFonts w:hint="eastAsia" w:eastAsia="黑体"/>
         </w:rPr>
         <w:t xml:space="preserve">下端、</w:t>
       </w:r>
@@ -595,15 +660,21 @@
         </m:sSub>
       </m:oMath>
       <w:r>
+        <w:rPr>
+          <w:rFonts w:eastAsia="黑体"/>
+        </w:rPr>
         <w:t xml:space="preserve"> </w:t>
       </w:r>
       <w:r>
         <w:rPr>
-          <w:rFonts w:hint="eastAsia"/>
+          <w:rFonts w:hint="eastAsia" w:eastAsia="黑体"/>
         </w:rPr>
         <w:t xml:space="preserve">地、调光参考</w:t>
       </w:r>
       <w:r>
+        <w:rPr>
+          <w:rFonts w:eastAsia="黑体"/>
+        </w:rPr>
         <w:t xml:space="preserve"> </w:t>
       </w:r>
       <m:oMath>
@@ -627,11 +698,14 @@
         </m:sSub>
       </m:oMath>
       <w:r>
+        <w:rPr>
+          <w:rFonts w:eastAsia="黑体"/>
+        </w:rPr>
         <w:t xml:space="preserve"> </w:t>
       </w:r>
       <w:r>
         <w:rPr>
-          <w:rFonts w:hint="eastAsia"/>
+          <w:rFonts w:hint="eastAsia" w:eastAsia="黑体"/>
         </w:rPr>
         <w:t xml:space="preserve">负端相连）。</w:t>
       </w:r>
@@ -640,12 +714,13 @@
       <w:pPr/>
       <w:r>
         <w:rPr>
-          <w:rFonts w:hint="eastAsia"/>
+          <w:rFonts w:hint="eastAsia" w:eastAsia="黑体"/>
         </w:rPr>
         <w:t xml:space="preserve">各元件管脚连接：</w:t>
       </w:r>
       <w:r>
         <w:rPr>
+          <w:rFonts w:eastAsia="黑体"/>
           <w:b/>
           <w:bCs/>
         </w:rPr>
@@ -653,18 +728,21 @@
       </w:r>
       <w:r>
         <w:rPr>
-          <w:rFonts w:hint="eastAsia"/>
+          <w:rFonts w:hint="eastAsia" w:eastAsia="黑体"/>
           <w:b/>
           <w:bCs/>
         </w:rPr>
         <w:t xml:space="preserve">串</w:t>
       </w:r>
       <w:r>
+        <w:rPr>
+          <w:rFonts w:eastAsia="黑体"/>
+        </w:rPr>
         <w:t xml:space="preserve"> </w:t>
       </w:r>
       <w:r>
         <w:rPr>
-          <w:rFonts w:hint="eastAsia"/>
+          <w:rFonts w:hint="eastAsia" w:eastAsia="黑体"/>
         </w:rPr>
         <w:t xml:space="preserve">阳极接节点①、阴极接节点②；</w:t>
       </w:r>
@@ -683,42 +761,57 @@
         </m:sSub>
       </m:oMath>
       <w:r>
+        <w:rPr>
+          <w:rFonts w:eastAsia="黑体"/>
+        </w:rPr>
         <w:t xml:space="preserve"> </w:t>
       </w:r>
       <w:r>
         <w:rPr>
-          <w:rFonts w:hint="eastAsia"/>
+          <w:rFonts w:hint="eastAsia" w:eastAsia="黑体"/>
         </w:rPr>
         <w:t xml:space="preserve">漏极/集电极</w:t>
       </w:r>
       <w:r>
+        <w:rPr>
+          <w:rFonts w:eastAsia="黑体"/>
+        </w:rPr>
         <w:t xml:space="preserve"> C </w:t>
       </w:r>
       <w:r>
         <w:rPr>
-          <w:rFonts w:hint="eastAsia"/>
+          <w:rFonts w:hint="eastAsia" w:eastAsia="黑体"/>
         </w:rPr>
         <w:t xml:space="preserve">接节点②、源极/发射极</w:t>
       </w:r>
       <w:r>
+        <w:rPr>
+          <w:rFonts w:eastAsia="黑体"/>
+        </w:rPr>
         <w:t xml:space="preserve"> E </w:t>
       </w:r>
       <w:r>
         <w:rPr>
-          <w:rFonts w:hint="eastAsia"/>
+          <w:rFonts w:hint="eastAsia" w:eastAsia="黑体"/>
         </w:rPr>
         <w:t xml:space="preserve">接节点③采样节点、栅极/基极</w:t>
       </w:r>
       <w:r>
+        <w:rPr>
+          <w:rFonts w:eastAsia="黑体"/>
+        </w:rPr>
         <w:t xml:space="preserve"> B </w:t>
       </w:r>
       <w:r>
         <w:rPr>
-          <w:rFonts w:hint="eastAsia"/>
+          <w:rFonts w:hint="eastAsia" w:eastAsia="黑体"/>
         </w:rPr>
         <w:t xml:space="preserve">接</w:t>
       </w:r>
       <w:r>
+        <w:rPr>
+          <w:rFonts w:eastAsia="黑体"/>
+        </w:rPr>
         <w:t xml:space="preserve"> </w:t>
       </w:r>
       <m:oMath>
@@ -736,11 +829,14 @@
         </m:sSub>
       </m:oMath>
       <w:r>
+        <w:rPr>
+          <w:rFonts w:eastAsia="黑体"/>
+        </w:rPr>
         <w:t xml:space="preserve"> </w:t>
       </w:r>
       <w:r>
         <w:rPr>
-          <w:rFonts w:hint="eastAsia"/>
+          <w:rFonts w:hint="eastAsia" w:eastAsia="黑体"/>
         </w:rPr>
         <w:t xml:space="preserve">输出；</w:t>
       </w:r>
@@ -771,11 +867,14 @@
         </m:sSub>
       </m:oMath>
       <w:r>
+        <w:rPr>
+          <w:rFonts w:eastAsia="黑体"/>
+        </w:rPr>
         <w:t xml:space="preserve"> </w:t>
       </w:r>
       <w:r>
         <w:rPr>
-          <w:rFonts w:hint="eastAsia"/>
+          <w:rFonts w:hint="eastAsia" w:eastAsia="黑体"/>
         </w:rPr>
         <w:t xml:space="preserve">一端接节点③、另一端接节点④地；</w:t>
       </w:r>
@@ -794,33 +893,45 @@
         </m:sSub>
       </m:oMath>
       <w:r>
+        <w:rPr>
+          <w:rFonts w:eastAsia="黑体"/>
+        </w:rPr>
         <w:t xml:space="preserve"> </w:t>
       </w:r>
       <w:r>
         <w:rPr>
-          <w:rFonts w:hint="eastAsia"/>
+          <w:rFonts w:hint="eastAsia" w:eastAsia="黑体"/>
         </w:rPr>
         <w:t xml:space="preserve">的</w:t>
       </w:r>
       <w:r>
+        <w:rPr>
+          <w:rFonts w:eastAsia="黑体"/>
+        </w:rPr>
         <w:t xml:space="preserve"> IN− </w:t>
       </w:r>
       <w:r>
         <w:rPr>
-          <w:rFonts w:hint="eastAsia"/>
+          <w:rFonts w:hint="eastAsia" w:eastAsia="黑体"/>
         </w:rPr>
         <w:t xml:space="preserve">接节点③采样节点、IN+</w:t>
       </w:r>
       <w:r>
+        <w:rPr>
+          <w:rFonts w:eastAsia="黑体"/>
+        </w:rPr>
         <w:t xml:space="preserve"> </w:t>
       </w:r>
       <w:r>
         <w:rPr>
-          <w:rFonts w:hint="eastAsia"/>
+          <w:rFonts w:hint="eastAsia" w:eastAsia="黑体"/>
         </w:rPr>
         <w:t xml:space="preserve">接调光参考</w:t>
       </w:r>
       <w:r>
+        <w:rPr>
+          <w:rFonts w:eastAsia="黑体"/>
+        </w:rPr>
         <w:t xml:space="preserve"> </w:t>
       </w:r>
       <m:oMath>
@@ -844,15 +955,21 @@
         </m:sSub>
       </m:oMath>
       <w:r>
+        <w:rPr>
+          <w:rFonts w:eastAsia="黑体"/>
+        </w:rPr>
         <w:t xml:space="preserve">、OUT </w:t>
       </w:r>
       <w:r>
         <w:rPr>
-          <w:rFonts w:hint="eastAsia"/>
+          <w:rFonts w:hint="eastAsia" w:eastAsia="黑体"/>
         </w:rPr>
         <w:t xml:space="preserve">接</w:t>
       </w:r>
       <w:r>
+        <w:rPr>
+          <w:rFonts w:eastAsia="黑体"/>
+        </w:rPr>
         <w:t xml:space="preserve"> </w:t>
       </w:r>
       <m:oMath>
@@ -870,35 +987,44 @@
         </m:sSub>
       </m:oMath>
       <w:r>
+        <w:rPr>
+          <w:rFonts w:eastAsia="黑体"/>
+        </w:rPr>
         <w:t xml:space="preserve"> </w:t>
       </w:r>
       <w:r>
         <w:rPr>
-          <w:rFonts w:hint="eastAsia"/>
+          <w:rFonts w:hint="eastAsia" w:eastAsia="黑体"/>
         </w:rPr>
         <w:t xml:space="preserve">栅极/基极、V+</w:t>
       </w:r>
       <w:r>
+        <w:rPr>
+          <w:rFonts w:eastAsia="黑体"/>
+        </w:rPr>
         <w:t xml:space="preserve"> </w:t>
       </w:r>
       <w:r>
         <w:rPr>
-          <w:rFonts w:hint="eastAsia"/>
+          <w:rFonts w:hint="eastAsia" w:eastAsia="黑体"/>
         </w:rPr>
         <w:t xml:space="preserve">接节点①（正电源）、V−</w:t>
       </w:r>
       <w:r>
+        <w:rPr>
+          <w:rFonts w:eastAsia="黑体"/>
+        </w:rPr>
         <w:t xml:space="preserve"> </w:t>
       </w:r>
       <w:r>
         <w:rPr>
-          <w:rFonts w:hint="eastAsia"/>
+          <w:rFonts w:hint="eastAsia" w:eastAsia="黑体"/>
         </w:rPr>
         <w:t xml:space="preserve">接节点④（地/负电源）；</w:t>
       </w:r>
       <w:r>
         <w:rPr>
-          <w:rFonts w:hint="eastAsia"/>
+          <w:rFonts w:hint="eastAsia" w:eastAsia="黑体"/>
           <w:b/>
           <w:bCs/>
         </w:rPr>
@@ -906,6 +1032,7 @@
       </w:r>
       <w:r>
         <w:rPr>
+          <w:rFonts w:eastAsia="黑体"/>
           <w:b/>
           <w:bCs/>
         </w:rPr>
@@ -932,15 +1059,21 @@
         </m:sSub>
       </m:oMath>
       <w:r>
+        <w:rPr>
+          <w:rFonts w:eastAsia="黑体"/>
+        </w:rPr>
         <w:t xml:space="preserve"> </w:t>
       </w:r>
       <w:r>
         <w:rPr>
-          <w:rFonts w:hint="eastAsia"/>
+          <w:rFonts w:hint="eastAsia" w:eastAsia="黑体"/>
         </w:rPr>
         <w:t xml:space="preserve">正端接</w:t>
       </w:r>
       <w:r>
+        <w:rPr>
+          <w:rFonts w:eastAsia="黑体"/>
+        </w:rPr>
         <w:t xml:space="preserve"> </w:t>
       </w:r>
       <m:oMath>
@@ -958,20 +1091,26 @@
         </m:sSub>
       </m:oMath>
       <w:r>
+        <w:rPr>
+          <w:rFonts w:eastAsia="黑体"/>
+        </w:rPr>
         <w:t xml:space="preserve"> </w:t>
       </w:r>
       <w:r>
         <w:rPr>
-          <w:rFonts w:hint="eastAsia"/>
+          <w:rFonts w:hint="eastAsia" w:eastAsia="黑体"/>
         </w:rPr>
         <w:t xml:space="preserve">的</w:t>
       </w:r>
       <w:r>
+        <w:rPr>
+          <w:rFonts w:eastAsia="黑体"/>
+        </w:rPr>
         <w:t xml:space="preserve"> </w:t>
       </w:r>
       <w:r>
         <w:rPr>
-          <w:rFonts w:hint="eastAsia"/>
+          <w:rFonts w:hint="eastAsia" w:eastAsia="黑体"/>
         </w:rPr>
         <w:t xml:space="preserve">IN+、负端接节点④地。</w:t>
       </w:r>
@@ -980,11 +1119,14 @@
       <w:pPr/>
       <w:r>
         <w:rPr>
-          <w:rFonts w:hint="eastAsia"/>
+          <w:rFonts w:hint="eastAsia" w:eastAsia="黑体"/>
         </w:rPr>
         <w:t xml:space="preserve">由此构成”线性可调恒流（压控恒流源）“组态：调光电压</w:t>
       </w:r>
       <w:r>
+        <w:rPr>
+          <w:rFonts w:eastAsia="黑体"/>
+        </w:rPr>
         <w:t xml:space="preserve"> </w:t>
       </w:r>
       <m:oMath>
@@ -1008,11 +1150,14 @@
         </m:sSub>
       </m:oMath>
       <w:r>
+        <w:rPr>
+          <w:rFonts w:eastAsia="黑体"/>
+        </w:rPr>
         <w:t xml:space="preserve"> </w:t>
       </w:r>
       <w:r>
         <w:rPr>
-          <w:rFonts w:hint="eastAsia"/>
+          <w:rFonts w:hint="eastAsia" w:eastAsia="黑体"/>
         </w:rPr>
         <w:t xml:space="preserve">连续改变恒流源的输出电流（</w:t>
       </w:r>
@@ -1092,7 +1237,7 @@
       </m:oMath>
       <w:r>
         <w:rPr>
-          <w:rFonts w:hint="eastAsia"/>
+          <w:rFonts w:hint="eastAsia" w:eastAsia="黑体"/>
         </w:rPr>
         <w:t xml:space="preserve">），</w:t>
       </w:r>
@@ -1111,15 +1256,21 @@
         </m:sSub>
       </m:oMath>
       <w:r>
+        <w:rPr>
+          <w:rFonts w:eastAsia="黑体"/>
+        </w:rPr>
         <w:t xml:space="preserve"> </w:t>
       </w:r>
       <w:r>
         <w:rPr>
-          <w:rFonts w:hint="eastAsia"/>
+          <w:rFonts w:hint="eastAsia" w:eastAsia="黑体"/>
         </w:rPr>
         <w:t xml:space="preserve">调节</w:t>
       </w:r>
       <w:r>
+        <w:rPr>
+          <w:rFonts w:eastAsia="黑体"/>
+        </w:rPr>
         <w:t xml:space="preserve"> </w:t>
       </w:r>
       <m:oMath>
@@ -1137,15 +1288,21 @@
         </m:sSub>
       </m:oMath>
       <w:r>
+        <w:rPr>
+          <w:rFonts w:eastAsia="黑体"/>
+        </w:rPr>
         <w:t xml:space="preserve"> </w:t>
       </w:r>
       <w:r>
         <w:rPr>
-          <w:rFonts w:hint="eastAsia"/>
+          <w:rFonts w:hint="eastAsia" w:eastAsia="黑体"/>
         </w:rPr>
         <w:t xml:space="preserve">导通程度以维持采样电压等于</w:t>
       </w:r>
       <w:r>
+        <w:rPr>
+          <w:rFonts w:eastAsia="黑体"/>
+        </w:rPr>
         <w:t xml:space="preserve"> </w:t>
       </w:r>
       <m:oMath>
@@ -1170,16 +1327,19 @@
       </m:oMath>
       <w:r>
         <w:rPr>
-          <w:rFonts w:hint="eastAsia"/>
+          <w:rFonts w:hint="eastAsia" w:eastAsia="黑体"/>
         </w:rPr>
         <w:t xml:space="preserve">，从而无级、无闪烁地平滑调节</w:t>
       </w:r>
       <w:r>
+        <w:rPr>
+          <w:rFonts w:eastAsia="黑体"/>
+        </w:rPr>
         <w:t xml:space="preserve"> LED </w:t>
       </w:r>
       <w:r>
         <w:rPr>
-          <w:rFonts w:hint="eastAsia"/>
+          <w:rFonts w:hint="eastAsia" w:eastAsia="黑体"/>
         </w:rPr>
         <w:t xml:space="preserve">亮度（无开关切换故无频闪），适合照明与背光或对光品质要求高的场合。</w:t>
       </w:r>
@@ -1192,7 +1352,7 @@
       </w:pPr>
       <w:r>
         <w:rPr>
-          <w:rFonts w:hint="eastAsia"/>
+          <w:rFonts w:hint="eastAsia" w:eastAsia="黑体"/>
         </w:rPr>
         <w:t xml:space="preserve">工作原理</w:t>
       </w:r>
@@ -1203,25 +1363,31 @@
       </w:pPr>
       <w:r>
         <w:rPr>
-          <w:rFonts w:hint="eastAsia"/>
+          <w:rFonts w:hint="eastAsia" w:eastAsia="黑体"/>
         </w:rPr>
         <w:t xml:space="preserve">调光电压（模拟电平）经运放或</w:t>
       </w:r>
       <w:r>
+        <w:rPr>
+          <w:rFonts w:eastAsia="黑体"/>
+        </w:rPr>
         <w:t xml:space="preserve"> IC </w:t>
       </w:r>
       <w:r>
         <w:rPr>
-          <w:rFonts w:hint="eastAsia"/>
+          <w:rFonts w:hint="eastAsia" w:eastAsia="黑体"/>
         </w:rPr>
         <w:t xml:space="preserve">内部电路转换为对应的基准电流，恒流环据此连续调节流过</w:t>
       </w:r>
       <w:r>
+        <w:rPr>
+          <w:rFonts w:eastAsia="黑体"/>
+        </w:rPr>
         <w:t xml:space="preserve"> LED </w:t>
       </w:r>
       <w:r>
         <w:rPr>
-          <w:rFonts w:hint="eastAsia"/>
+          <w:rFonts w:hint="eastAsia" w:eastAsia="黑体"/>
         </w:rPr>
         <w:t xml:space="preserve">的电流大小，亮度随电流近似线性变化，且全程无开关切换故无频闪。</w:t>
       </w:r>
@@ -1234,7 +1400,7 @@
       </w:pPr>
       <w:r>
         <w:rPr>
-          <w:rFonts w:hint="eastAsia"/>
+          <w:rFonts w:hint="eastAsia" w:eastAsia="黑体"/>
         </w:rPr>
         <w:t xml:space="preserve">关键计算公式</w:t>
       </w:r>
@@ -1248,7 +1414,7 @@
       </w:pPr>
       <w:r>
         <w:rPr>
-          <w:rFonts w:hint="eastAsia"/>
+          <w:rFonts w:hint="eastAsia" w:eastAsia="黑体"/>
         </w:rPr>
         <w:t xml:space="preserve">输出电流（运放恒流源，采样反馈）：</w:t>
       </w:r>
@@ -1350,7 +1516,7 @@
       </w:pPr>
       <w:r>
         <w:rPr>
-          <w:rFonts w:hint="eastAsia"/>
+          <w:rFonts w:hint="eastAsia" w:eastAsia="黑体"/>
         </w:rPr>
         <w:t xml:space="preserve">线性恒流源调整管耗散：</w:t>
       </w:r>
@@ -1473,7 +1639,7 @@
       </w:pPr>
       <w:r>
         <w:rPr>
-          <w:rFonts w:hint="eastAsia"/>
+          <w:rFonts w:hint="eastAsia" w:eastAsia="黑体"/>
         </w:rPr>
         <w:t xml:space="preserve">调光比：</w:t>
       </w:r>
@@ -1558,7 +1724,7 @@
       </w:pPr>
       <w:r>
         <w:rPr>
-          <w:rFonts w:hint="eastAsia"/>
+          <w:rFonts w:hint="eastAsia" w:eastAsia="黑体"/>
         </w:rPr>
         <w:t xml:space="preserve">采样电压：</w:t>
       </w:r>
@@ -1685,7 +1851,7 @@
             </w:pPr>
             <w:r>
               <w:rPr>
-                <w:rFonts w:hint="eastAsia"/>
+                <w:rFonts w:hint="eastAsia" w:eastAsia="黑体"/>
               </w:rPr>
               <w:t xml:space="preserve">符号</w:t>
             </w:r>
@@ -1699,7 +1865,7 @@
             </w:pPr>
             <w:r>
               <w:rPr>
-                <w:rFonts w:hint="eastAsia"/>
+                <w:rFonts w:hint="eastAsia" w:eastAsia="黑体"/>
               </w:rPr>
               <w:t xml:space="preserve">含义</w:t>
             </w:r>
@@ -1713,7 +1879,7 @@
             </w:pPr>
             <w:r>
               <w:rPr>
-                <w:rFonts w:hint="eastAsia"/>
+                <w:rFonts w:hint="eastAsia" w:eastAsia="黑体"/>
               </w:rPr>
               <w:t xml:space="preserve">单位</w:t>
             </w:r>
@@ -1748,6 +1914,9 @@
               </m:sSub>
             </m:oMath>
             <w:r>
+              <w:rPr>
+                <w:rFonts w:eastAsia="黑体"/>
+              </w:rPr>
               <w:t xml:space="preserve">​</w:t>
             </w:r>
           </w:p>
@@ -1760,7 +1929,7 @@
             </w:pPr>
             <w:r>
               <w:rPr>
-                <w:rFonts w:hint="eastAsia"/>
+                <w:rFonts w:hint="eastAsia" w:eastAsia="黑体"/>
               </w:rPr>
               <w:t xml:space="preserve">调光控制电压</w:t>
             </w:r>
@@ -1773,6 +1942,9 @@
               <w:pStyle w:val="Compact"/>
             </w:pPr>
             <w:r>
+              <w:rPr>
+                <w:rFonts w:eastAsia="黑体"/>
+              </w:rPr>
               <w:t xml:space="preserve">V</w:t>
             </w:r>
           </w:p>
@@ -1812,6 +1984,9 @@
               </m:sSub>
             </m:oMath>
             <w:r>
+              <w:rPr>
+                <w:rFonts w:eastAsia="黑体"/>
+              </w:rPr>
               <w:t xml:space="preserve">​</w:t>
             </w:r>
           </w:p>
@@ -1824,7 +1999,7 @@
             </w:pPr>
             <w:r>
               <w:rPr>
-                <w:rFonts w:hint="eastAsia"/>
+                <w:rFonts w:hint="eastAsia" w:eastAsia="黑体"/>
               </w:rPr>
               <w:t xml:space="preserve">采样电阻</w:t>
             </w:r>
@@ -1837,6 +2012,9 @@
               <w:pStyle w:val="Compact"/>
             </w:pPr>
             <w:r>
+              <w:rPr>
+                <w:rFonts w:eastAsia="黑体"/>
+              </w:rPr>
               <w:t xml:space="preserve">Ω</w:t>
             </w:r>
           </w:p>
@@ -1870,6 +2048,9 @@
               </m:sSub>
             </m:oMath>
             <w:r>
+              <w:rPr>
+                <w:rFonts w:eastAsia="黑体"/>
+              </w:rPr>
               <w:t xml:space="preserve">​</w:t>
             </w:r>
           </w:p>
@@ -1881,11 +2062,14 @@
               <w:pStyle w:val="Compact"/>
             </w:pPr>
             <w:r>
+              <w:rPr>
+                <w:rFonts w:eastAsia="黑体"/>
+              </w:rPr>
               <w:t xml:space="preserve">LED </w:t>
             </w:r>
             <w:r>
               <w:rPr>
-                <w:rFonts w:hint="eastAsia"/>
+                <w:rFonts w:hint="eastAsia" w:eastAsia="黑体"/>
               </w:rPr>
               <w:t xml:space="preserve">电流</w:t>
             </w:r>
@@ -1898,6 +2082,9 @@
               <w:pStyle w:val="Compact"/>
             </w:pPr>
             <w:r>
+              <w:rPr>
+                <w:rFonts w:eastAsia="黑体"/>
+              </w:rPr>
               <w:t xml:space="preserve">A</w:t>
             </w:r>
           </w:p>
@@ -1925,6 +2112,9 @@
               </m:sSub>
             </m:oMath>
             <w:r>
+              <w:rPr>
+                <w:rFonts w:eastAsia="黑体"/>
+              </w:rPr>
               <w:t xml:space="preserve">​</w:t>
             </w:r>
           </w:p>
@@ -1936,11 +2126,14 @@
               <w:pStyle w:val="Compact"/>
             </w:pPr>
             <w:r>
+              <w:rPr>
+                <w:rFonts w:eastAsia="黑体"/>
+              </w:rPr>
               <w:t xml:space="preserve">LED </w:t>
             </w:r>
             <w:r>
               <w:rPr>
-                <w:rFonts w:hint="eastAsia"/>
+                <w:rFonts w:hint="eastAsia" w:eastAsia="黑体"/>
               </w:rPr>
               <w:t xml:space="preserve">总正向压降</w:t>
             </w:r>
@@ -1953,6 +2146,9 @@
               <w:pStyle w:val="Compact"/>
             </w:pPr>
             <w:r>
+              <w:rPr>
+                <w:rFonts w:eastAsia="黑体"/>
+              </w:rPr>
               <w:t xml:space="preserve">V</w:t>
             </w:r>
           </w:p>
@@ -1983,6 +2179,9 @@
               </m:sSub>
             </m:oMath>
             <w:r>
+              <w:rPr>
+                <w:rFonts w:eastAsia="黑体"/>
+              </w:rPr>
               <w:t xml:space="preserve">​</w:t>
             </w:r>
           </w:p>
@@ -1995,7 +2194,7 @@
             </w:pPr>
             <w:r>
               <w:rPr>
-                <w:rFonts w:hint="eastAsia"/>
+                <w:rFonts w:hint="eastAsia" w:eastAsia="黑体"/>
               </w:rPr>
               <w:t xml:space="preserve">输入电压</w:t>
             </w:r>
@@ -2008,6 +2207,9 @@
               <w:pStyle w:val="Compact"/>
             </w:pPr>
             <w:r>
+              <w:rPr>
+                <w:rFonts w:eastAsia="黑体"/>
+              </w:rPr>
               <w:t xml:space="preserve">V</w:t>
             </w:r>
           </w:p>
@@ -2044,6 +2246,9 @@
               </m:sSub>
             </m:oMath>
             <w:r>
+              <w:rPr>
+                <w:rFonts w:eastAsia="黑体"/>
+              </w:rPr>
               <w:t xml:space="preserve">​</w:t>
             </w:r>
           </w:p>
@@ -2056,7 +2261,7 @@
             </w:pPr>
             <w:r>
               <w:rPr>
-                <w:rFonts w:hint="eastAsia"/>
+                <w:rFonts w:hint="eastAsia" w:eastAsia="黑体"/>
               </w:rPr>
               <w:t xml:space="preserve">调整管耗散</w:t>
             </w:r>
@@ -2069,6 +2274,9 @@
               <w:pStyle w:val="Compact"/>
             </w:pPr>
             <w:r>
+              <w:rPr>
+                <w:rFonts w:eastAsia="黑体"/>
+              </w:rPr>
               <w:t xml:space="preserve">W</w:t>
             </w:r>
           </w:p>
@@ -2126,6 +2334,9 @@
               </m:sSub>
             </m:oMath>
             <w:r>
+              <w:rPr>
+                <w:rFonts w:eastAsia="黑体"/>
+              </w:rPr>
               <w:t xml:space="preserve">​</w:t>
             </w:r>
           </w:p>
@@ -2138,7 +2349,7 @@
             </w:pPr>
             <w:r>
               <w:rPr>
-                <w:rFonts w:hint="eastAsia"/>
+                <w:rFonts w:hint="eastAsia" w:eastAsia="黑体"/>
               </w:rPr>
               <w:t xml:space="preserve">最大/最小调光电流</w:t>
             </w:r>
@@ -2151,6 +2362,9 @@
               <w:pStyle w:val="Compact"/>
             </w:pPr>
             <w:r>
+              <w:rPr>
+                <w:rFonts w:eastAsia="黑体"/>
+              </w:rPr>
               <w:t xml:space="preserve">A</w:t>
             </w:r>
           </w:p>
@@ -2165,7 +2379,7 @@
       </w:pPr>
       <w:r>
         <w:rPr>
-          <w:rFonts w:hint="eastAsia"/>
+          <w:rFonts w:hint="eastAsia" w:eastAsia="黑体"/>
         </w:rPr>
         <w:t xml:space="preserve">元件调整影响</w:t>
       </w:r>
@@ -2180,7 +2394,7 @@
       </w:pPr>
       <w:r>
         <w:rPr>
-          <w:rFonts w:hint="eastAsia"/>
+          <w:rFonts w:hint="eastAsia" w:eastAsia="黑体"/>
           <w:b/>
           <w:bCs/>
         </w:rPr>
@@ -2188,6 +2402,7 @@
       </w:r>
       <w:r>
         <w:rPr>
+          <w:rFonts w:eastAsia="黑体"/>
           <w:b/>
           <w:bCs/>
         </w:rPr>
@@ -2215,6 +2430,7 @@
       </m:oMath>
       <w:r>
         <w:rPr>
+          <w:rFonts w:eastAsia="黑体"/>
           <w:b/>
           <w:bCs/>
         </w:rPr>
@@ -2222,30 +2438,39 @@
       </w:r>
       <w:r>
         <w:rPr>
-          <w:rFonts w:hint="eastAsia"/>
+          <w:rFonts w:hint="eastAsia" w:eastAsia="黑体"/>
           <w:b/>
           <w:bCs/>
         </w:rPr>
         <w:t xml:space="preserve">升高</w:t>
       </w:r>
       <w:r>
+        <w:rPr>
+          <w:rFonts w:eastAsia="黑体"/>
+        </w:rPr>
         <w:t xml:space="preserve"> </w:t>
       </w:r>
       <w:r>
+        <w:rPr>
+          <w:rFonts w:eastAsia="黑体"/>
+        </w:rPr>
         <w:t xml:space="preserve">→ </w:t>
       </w:r>
       <w:r>
         <w:rPr>
-          <w:rFonts w:hint="eastAsia"/>
+          <w:rFonts w:hint="eastAsia" w:eastAsia="黑体"/>
         </w:rPr>
         <w:t xml:space="preserve">输出电流增大、LED</w:t>
       </w:r>
       <w:r>
+        <w:rPr>
+          <w:rFonts w:eastAsia="黑体"/>
+        </w:rPr>
         <w:t xml:space="preserve"> </w:t>
       </w:r>
       <w:r>
         <w:rPr>
-          <w:rFonts w:hint="eastAsia"/>
+          <w:rFonts w:hint="eastAsia" w:eastAsia="黑体"/>
         </w:rPr>
         <w:t xml:space="preserve">变亮。</w:t>
       </w:r>
@@ -2260,7 +2485,7 @@
       </w:pPr>
       <w:r>
         <w:rPr>
-          <w:rFonts w:hint="eastAsia"/>
+          <w:rFonts w:hint="eastAsia" w:eastAsia="黑体"/>
           <w:b/>
           <w:bCs/>
         </w:rPr>
@@ -2268,6 +2493,7 @@
       </w:r>
       <w:r>
         <w:rPr>
+          <w:rFonts w:eastAsia="黑体"/>
           <w:b/>
           <w:bCs/>
         </w:rPr>
@@ -2301,6 +2527,7 @@
       </m:oMath>
       <w:r>
         <w:rPr>
+          <w:rFonts w:eastAsia="黑体"/>
           <w:b/>
           <w:bCs/>
         </w:rPr>
@@ -2308,21 +2535,27 @@
       </w:r>
       <w:r>
         <w:rPr>
-          <w:rFonts w:hint="eastAsia"/>
+          <w:rFonts w:hint="eastAsia" w:eastAsia="黑体"/>
           <w:b/>
           <w:bCs/>
         </w:rPr>
         <w:t xml:space="preserve">增大</w:t>
       </w:r>
       <w:r>
+        <w:rPr>
+          <w:rFonts w:eastAsia="黑体"/>
+        </w:rPr>
         <w:t xml:space="preserve"> </w:t>
       </w:r>
       <w:r>
+        <w:rPr>
+          <w:rFonts w:eastAsia="黑体"/>
+        </w:rPr>
         <w:t xml:space="preserve">→ </w:t>
       </w:r>
       <w:r>
         <w:rPr>
-          <w:rFonts w:hint="eastAsia"/>
+          <w:rFonts w:hint="eastAsia" w:eastAsia="黑体"/>
         </w:rPr>
         <w:t xml:space="preserve">同调光电压下输出电流减小，电流设定更精细。</w:t>
       </w:r>
@@ -2337,21 +2570,27 @@
       </w:pPr>
       <w:r>
         <w:rPr>
-          <w:rFonts w:hint="eastAsia"/>
+          <w:rFonts w:hint="eastAsia" w:eastAsia="黑体"/>
           <w:b/>
           <w:bCs/>
         </w:rPr>
         <w:t xml:space="preserve">输入电压升高（线性型）</w:t>
       </w:r>
       <w:r>
+        <w:rPr>
+          <w:rFonts w:eastAsia="黑体"/>
+        </w:rPr>
         <w:t xml:space="preserve"> </w:t>
       </w:r>
       <w:r>
+        <w:rPr>
+          <w:rFonts w:eastAsia="黑体"/>
+        </w:rPr>
         <w:t xml:space="preserve">→ </w:t>
       </w:r>
       <w:r>
         <w:rPr>
-          <w:rFonts w:hint="eastAsia"/>
+          <w:rFonts w:hint="eastAsia" w:eastAsia="黑体"/>
         </w:rPr>
         <w:t xml:space="preserve">调整管压降与发热增大，效率下降。</w:t>
       </w:r>
@@ -2366,21 +2605,27 @@
       </w:pPr>
       <w:r>
         <w:rPr>
-          <w:rFonts w:hint="eastAsia"/>
+          <w:rFonts w:hint="eastAsia" w:eastAsia="黑体"/>
           <w:b/>
           <w:bCs/>
         </w:rPr>
         <w:t xml:space="preserve">调光电流过低时</w:t>
       </w:r>
       <w:r>
+        <w:rPr>
+          <w:rFonts w:eastAsia="黑体"/>
+        </w:rPr>
         <w:t xml:space="preserve"> </w:t>
       </w:r>
       <w:r>
+        <w:rPr>
+          <w:rFonts w:eastAsia="黑体"/>
+        </w:rPr>
         <w:t xml:space="preserve">→ LED </w:t>
       </w:r>
       <w:r>
         <w:rPr>
-          <w:rFonts w:hint="eastAsia"/>
+          <w:rFonts w:hint="eastAsia" w:eastAsia="黑体"/>
         </w:rPr>
         <w:t xml:space="preserve">发光效率、色度可能偏移，需设下限保护。</w:t>
       </w:r>
@@ -2393,7 +2638,7 @@
       </w:pPr>
       <w:r>
         <w:rPr>
-          <w:rFonts w:hint="eastAsia"/>
+          <w:rFonts w:hint="eastAsia" w:eastAsia="黑体"/>
         </w:rPr>
         <w:t xml:space="preserve">典型参数示例</w:t>
       </w:r>
@@ -2408,11 +2653,14 @@
       </w:pPr>
       <w:r>
         <w:rPr>
-          <w:rFonts w:hint="eastAsia"/>
+          <w:rFonts w:hint="eastAsia" w:eastAsia="黑体"/>
         </w:rPr>
         <w:t xml:space="preserve">取</w:t>
       </w:r>
       <w:r>
+        <w:rPr>
+          <w:rFonts w:eastAsia="黑体"/>
+        </w:rPr>
         <w:t xml:space="preserve"> </w:t>
       </w:r>
       <m:oMath>
@@ -2455,6 +2703,9 @@
         </m:r>
       </m:oMath>
       <w:r>
+        <w:rPr>
+          <w:rFonts w:eastAsia="黑体"/>
+        </w:rPr>
         <w:t xml:space="preserve">、</w:t>
       </w:r>
       <m:oMath>
@@ -2503,7 +2754,7 @@
       </m:oMath>
       <w:r>
         <w:rPr>
-          <w:rFonts w:hint="eastAsia"/>
+          <w:rFonts w:hint="eastAsia" w:eastAsia="黑体"/>
         </w:rPr>
         <w:t xml:space="preserve">：</w:t>
       </w:r>
@@ -2565,6 +2816,9 @@
         </m:r>
       </m:oMath>
       <w:r>
+        <w:rPr>
+          <w:rFonts w:eastAsia="黑体"/>
+        </w:rPr>
         <w:t xml:space="preserve">。</w:t>
       </w:r>
     </w:p>
@@ -2578,11 +2832,14 @@
       </w:pPr>
       <w:r>
         <w:rPr>
-          <w:rFonts w:hint="eastAsia"/>
+          <w:rFonts w:hint="eastAsia" w:eastAsia="黑体"/>
         </w:rPr>
         <w:t xml:space="preserve">调光范围</w:t>
       </w:r>
       <w:r>
+        <w:rPr>
+          <w:rFonts w:eastAsia="黑体"/>
+        </w:rPr>
         <w:t xml:space="preserve"> </w:t>
       </w:r>
       <m:oMath>
@@ -2625,6 +2882,9 @@
         </m:r>
       </m:oMath>
       <w:r>
+        <w:rPr>
+          <w:rFonts w:eastAsia="黑体"/>
+        </w:rPr>
         <w:t xml:space="preserve">、</w:t>
       </w:r>
       <m:oMath>
@@ -2668,11 +2928,14 @@
       </m:oMath>
       <w:r>
         <w:rPr>
-          <w:rFonts w:hint="eastAsia"/>
+          <w:rFonts w:hint="eastAsia" w:eastAsia="黑体"/>
         </w:rPr>
         <w:t xml:space="preserve">：调光比</w:t>
       </w:r>
       <w:r>
+        <w:rPr>
+          <w:rFonts w:eastAsia="黑体"/>
+        </w:rPr>
         <w:t xml:space="preserve"> </w:t>
       </w:r>
       <m:oMath>
@@ -2714,6 +2977,9 @@
         </m:r>
       </m:oMath>
       <w:r>
+        <w:rPr>
+          <w:rFonts w:eastAsia="黑体"/>
+        </w:rPr>
         <w:t xml:space="preserve">。</w:t>
       </w:r>
     </w:p>
@@ -2725,7 +2991,7 @@
       </w:pPr>
       <w:r>
         <w:rPr>
-          <w:rFonts w:hint="eastAsia"/>
+          <w:rFonts w:hint="eastAsia" w:eastAsia="黑体"/>
         </w:rPr>
         <w:t xml:space="preserve">常见器件型号</w:t>
       </w:r>
@@ -2740,16 +3006,19 @@
       </w:pPr>
       <w:r>
         <w:rPr>
-          <w:rFonts w:hint="eastAsia"/>
+          <w:rFonts w:hint="eastAsia" w:eastAsia="黑体"/>
         </w:rPr>
         <w:t xml:space="preserve">带模拟调光脚的驱动</w:t>
       </w:r>
       <w:r>
+        <w:rPr>
+          <w:rFonts w:eastAsia="黑体"/>
+        </w:rPr>
         <w:t xml:space="preserve"> </w:t>
       </w:r>
       <w:r>
         <w:rPr>
-          <w:rFonts w:hint="eastAsia"/>
+          <w:rFonts w:hint="eastAsia" w:eastAsia="黑体"/>
         </w:rPr>
         <w:t xml:space="preserve">IC：LM3404（IADJ）、AL8860、TLC5940（点校正）。</w:t>
       </w:r>
@@ -2764,16 +3033,19 @@
       </w:pPr>
       <w:r>
         <w:rPr>
-          <w:rFonts w:hint="eastAsia"/>
+          <w:rFonts w:hint="eastAsia" w:eastAsia="黑体"/>
         </w:rPr>
         <w:t xml:space="preserve">运放：LM358、TL072、OP07</w:t>
       </w:r>
       <w:r>
+        <w:rPr>
+          <w:rFonts w:eastAsia="黑体"/>
+        </w:rPr>
         <w:t xml:space="preserve"> </w:t>
       </w:r>
       <w:r>
         <w:rPr>
-          <w:rFonts w:hint="eastAsia"/>
+          <w:rFonts w:hint="eastAsia" w:eastAsia="黑体"/>
         </w:rPr>
         <w:t xml:space="preserve">搭建压控恒流源。</w:t>
       </w:r>
@@ -2788,34 +3060,43 @@
       </w:pPr>
       <w:r>
         <w:rPr>
-          <w:rFonts w:hint="eastAsia"/>
+          <w:rFonts w:hint="eastAsia" w:eastAsia="黑体"/>
         </w:rPr>
         <w:t xml:space="preserve">调整管：NPN/PNP</w:t>
       </w:r>
       <w:r>
+        <w:rPr>
+          <w:rFonts w:eastAsia="黑体"/>
+        </w:rPr>
         <w:t xml:space="preserve"> </w:t>
       </w:r>
       <w:r>
         <w:rPr>
-          <w:rFonts w:hint="eastAsia"/>
+          <w:rFonts w:hint="eastAsia" w:eastAsia="黑体"/>
         </w:rPr>
         <w:t xml:space="preserve">晶体管（如</w:t>
       </w:r>
       <w:r>
+        <w:rPr>
+          <w:rFonts w:eastAsia="黑体"/>
+        </w:rPr>
         <w:t xml:space="preserve"> </w:t>
       </w:r>
       <w:r>
         <w:rPr>
-          <w:rFonts w:hint="eastAsia"/>
+          <w:rFonts w:hint="eastAsia" w:eastAsia="黑体"/>
         </w:rPr>
         <w:t xml:space="preserve">2N3904、TIP41）、NMOS</w:t>
       </w:r>
       <w:r>
+        <w:rPr>
+          <w:rFonts w:eastAsia="黑体"/>
+        </w:rPr>
         <w:t xml:space="preserve"> </w:t>
       </w:r>
       <w:r>
         <w:rPr>
-          <w:rFonts w:hint="eastAsia"/>
+          <w:rFonts w:hint="eastAsia" w:eastAsia="黑体"/>
         </w:rPr>
         <w:t xml:space="preserve">管。</w:t>
       </w:r>
@@ -2828,7 +3109,7 @@
       </w:pPr>
       <w:r>
         <w:rPr>
-          <w:rFonts w:hint="eastAsia"/>
+          <w:rFonts w:hint="eastAsia" w:eastAsia="黑体"/>
         </w:rPr>
         <w:t xml:space="preserve">注意事项</w:t>
       </w:r>
@@ -2843,7 +3124,7 @@
       </w:pPr>
       <w:r>
         <w:rPr>
-          <w:rFonts w:hint="eastAsia"/>
+          <w:rFonts w:hint="eastAsia" w:eastAsia="黑体"/>
         </w:rPr>
         <w:t xml:space="preserve">线性模拟调光在低电流时效率低、发热大，适合小功率或对光品质要求高的场合。</w:t>
       </w:r>
@@ -2857,11 +3138,14 @@
         </w:numPr>
       </w:pPr>
       <w:r>
+        <w:rPr>
+          <w:rFonts w:eastAsia="黑体"/>
+        </w:rPr>
         <w:t xml:space="preserve">LED </w:t>
       </w:r>
       <w:r>
         <w:rPr>
-          <w:rFonts w:hint="eastAsia"/>
+          <w:rFonts w:hint="eastAsia" w:eastAsia="黑体"/>
         </w:rPr>
         <w:t xml:space="preserve">在极低电流下色度与光输出非线性，需限制调光下限。</w:t>
       </w:r>
@@ -2876,7 +3160,7 @@
       </w:pPr>
       <w:r>
         <w:rPr>
-          <w:rFonts w:hint="eastAsia"/>
+          <w:rFonts w:hint="eastAsia" w:eastAsia="黑体"/>
         </w:rPr>
         <w:t xml:space="preserve">模拟调光无频闪，适合摄影、视频照明；但需抑制运放噪声与环路振荡。</w:t>
       </w:r>
@@ -2891,16 +3175,19 @@
       </w:pPr>
       <w:r>
         <w:rPr>
-          <w:rFonts w:hint="eastAsia"/>
+          <w:rFonts w:hint="eastAsia" w:eastAsia="黑体"/>
         </w:rPr>
         <w:t xml:space="preserve">大电流时优先混合调光（模拟粗调</w:t>
       </w:r>
       <w:r>
+        <w:rPr>
+          <w:rFonts w:eastAsia="黑体"/>
+        </w:rPr>
         <w:t xml:space="preserve"> + PWM </w:t>
       </w:r>
       <w:r>
         <w:rPr>
-          <w:rFonts w:hint="eastAsia"/>
+          <w:rFonts w:hint="eastAsia" w:eastAsia="黑体"/>
         </w:rPr>
         <w:t xml:space="preserve">细调）以兼顾精度与效率。</w:t>
       </w:r>
@@ -2913,7 +3200,7 @@
       </w:pPr>
       <w:r>
         <w:rPr>
-          <w:rFonts w:hint="eastAsia"/>
+          <w:rFonts w:hint="eastAsia" w:eastAsia="黑体"/>
         </w:rPr>
         <w:t xml:space="preserve">参考资料</w:t>
       </w:r>
@@ -2927,6 +3214,9 @@
         </w:numPr>
       </w:pPr>
       <w:r>
+        <w:rPr>
+          <w:rFonts w:eastAsia="黑体"/>
+        </w:rPr>
         <w:t xml:space="preserve">Wikipedia: Dimmer / LED circuit。</w:t>
       </w:r>
     </w:p>
@@ -2940,16 +3230,19 @@
       </w:pPr>
       <w:r>
         <w:rPr>
-          <w:rFonts w:hint="eastAsia"/>
+          <w:rFonts w:hint="eastAsia" w:eastAsia="黑体"/>
         </w:rPr>
         <w:t xml:space="preserve">LM3404（IADJ</w:t>
       </w:r>
       <w:r>
+        <w:rPr>
+          <w:rFonts w:eastAsia="黑体"/>
+        </w:rPr>
         <w:t xml:space="preserve"> </w:t>
       </w:r>
       <w:r>
         <w:rPr>
-          <w:rFonts w:hint="eastAsia"/>
+          <w:rFonts w:hint="eastAsia" w:eastAsia="黑体"/>
         </w:rPr>
         <w:t xml:space="preserve">模拟调光）数据手册。</w:t>
       </w:r>
@@ -2963,20 +3256,26 @@
         </w:numPr>
       </w:pPr>
       <w:r>
+        <w:rPr>
+          <w:rFonts w:eastAsia="黑体"/>
+        </w:rPr>
         <w:t xml:space="preserve">TI </w:t>
       </w:r>
       <w:r>
         <w:rPr>
-          <w:rFonts w:hint="eastAsia"/>
+          <w:rFonts w:hint="eastAsia" w:eastAsia="黑体"/>
         </w:rPr>
         <w:t xml:space="preserve">应用笔记（LED</w:t>
       </w:r>
       <w:r>
+        <w:rPr>
+          <w:rFonts w:eastAsia="黑体"/>
+        </w:rPr>
         <w:t xml:space="preserve"> </w:t>
       </w:r>
       <w:r>
         <w:rPr>
-          <w:rFonts w:hint="eastAsia"/>
+          <w:rFonts w:hint="eastAsia" w:eastAsia="黑体"/>
         </w:rPr>
         <w:t xml:space="preserve">模拟调光）。</w:t>
       </w:r>
@@ -2990,11 +3289,11 @@
       </w:pPr>
       <w:r>
         <w:rPr>
-          <w:rFonts w:ascii="Times New Roman" w:hAnsi="Times New Roman"/>
+          <w:rFonts w:ascii="Times New Roman" w:hAnsi="Times New Roman" w:eastAsia="黑体"/>
           <w:color w:val="555555"/>
           <w:sz w:val="21"/>
         </w:rPr>
-        <w:t>材料收集者：杜文杰</w:t>
+        <w:t>材料收集者：杜文杰，WX手机：19519196569，QQ:3478827729</w:t>
       </w:r>
     </w:p>
     <w:sectPr>
@@ -3014,7 +3313,7 @@
 </file>
 
 <file path=word/footer1.xml><?xml version="1.0" encoding="utf-8"?>
-<w:ftr xmlns:m="http://schemas.openxmlformats.org/officeDocument/2006/math" xmlns:mc="http://schemas.openxmlformats.org/markup-compatibility/2006" xmlns:mo="http://schemas.microsoft.com/office/mac/office/2008/main" xmlns:mv="urn:schemas-microsoft-com:mac:vml" xmlns:o="urn:schemas-microsoft-com:office:office" xmlns:r="http://schemas.openxmlformats.org/officeDocument/2006/relationships" xmlns:v="urn:schemas-microsoft-com:vml" xmlns:w10="urn:schemas-microsoft-com:office:word" xmlns:w14="http://schemas.microsoft.com/office/word/2010/wordml" xmlns:w="http://schemas.openxmlformats.org/wordprocessingml/2006/main" xmlns:wne="http://schemas.microsoft.com/office/word/2006/wordml" xmlns:wp14="http://schemas.microsoft.com/office/word/2010/wordprocessingDrawing" xmlns:wp="http://schemas.openxmlformats.org/drawingml/2006/wordprocessingDrawing" xmlns:wpc="http://schemas.microsoft.com/office/word/2010/wordprocessingCanvas" xmlns:wpg="http://schemas.microsoft.com/office/word/2010/wordprocessingGroup" xmlns:wpi="http://schemas.microsoft.com/office/word/2010/wordprocessingInk" xmlns:wps="http://schemas.microsoft.com/office/word/2010/wordprocessingShape" mc:Ignorable="w14 wp14">
+<w:ftr xmlns:mc="http://schemas.openxmlformats.org/markup-compatibility/2006" xmlns:w="http://schemas.openxmlformats.org/wordprocessingml/2006/main" xmlns:m="http://schemas.openxmlformats.org/officeDocument/2006/math" xmlns:mo="http://schemas.microsoft.com/office/mac/office/2008/main" xmlns:mv="urn:schemas-microsoft-com:mac:vml" xmlns:o="urn:schemas-microsoft-com:office:office" xmlns:r="http://schemas.openxmlformats.org/officeDocument/2006/relationships" xmlns:v="urn:schemas-microsoft-com:vml" xmlns:w10="urn:schemas-microsoft-com:office:word" xmlns:w14="http://schemas.microsoft.com/office/word/2010/wordml" xmlns:wne="http://schemas.microsoft.com/office/word/2006/wordml" xmlns:wp14="http://schemas.microsoft.com/office/word/2010/wordprocessingDrawing" xmlns:wp="http://schemas.openxmlformats.org/drawingml/2006/wordprocessingDrawing" xmlns:wpc="http://schemas.microsoft.com/office/word/2010/wordprocessingCanvas" xmlns:wpg="http://schemas.microsoft.com/office/word/2010/wordprocessingGroup" xmlns:wpi="http://schemas.microsoft.com/office/word/2010/wordprocessingInk" xmlns:wps="http://schemas.microsoft.com/office/word/2010/wordprocessingShape" mc:Ignorable="w14 wp14">
   <w:p>
     <w:pPr>
       <w:pStyle w:val="Footer"/>
@@ -3022,12 +3321,14 @@
     </w:pPr>
     <w:r>
       <w:rPr>
+        <w:rFonts w:eastAsia="黑体"/>
         <w:sz w:val="18"/>
       </w:rPr>
       <w:t xml:space="preserve">第 </w:t>
     </w:r>
     <w:r>
       <w:rPr>
+        <w:rFonts w:eastAsia="黑体"/>
         <w:sz w:val="18"/>
       </w:rPr>
       <w:fldChar w:fldCharType="begin"/>
@@ -3036,6 +3337,7 @@
     </w:r>
     <w:r>
       <w:rPr>
+        <w:rFonts w:eastAsia="黑体"/>
         <w:sz w:val="18"/>
       </w:rPr>
       <w:t xml:space="preserve"> 页</w:t>
@@ -3049,6 +3351,9 @@
   <w:footnote w:type="continuationSeparator" w:id="0">
     <w:p>
       <w:r>
+        <w:rPr>
+          <w:rFonts w:eastAsia="黑体"/>
+        </w:rPr>
         <w:continuationSeparator/>
       </w:r>
     </w:p>
@@ -3056,6 +3361,9 @@
   <w:footnote w:type="separator" w:id="-1">
     <w:p>
       <w:r>
+        <w:rPr>
+          <w:rFonts w:eastAsia="黑体"/>
+        </w:rPr>
         <w:separator/>
       </w:r>
     </w:p>
@@ -3064,7 +3372,7 @@
 </file>
 
 <file path=word/header1.xml><?xml version="1.0" encoding="utf-8"?>
-<w:hdr xmlns:m="http://schemas.openxmlformats.org/officeDocument/2006/math" xmlns:mc="http://schemas.openxmlformats.org/markup-compatibility/2006" xmlns:mo="http://schemas.microsoft.com/office/mac/office/2008/main" xmlns:mv="urn:schemas-microsoft-com:mac:vml" xmlns:o="urn:schemas-microsoft-com:office:office" xmlns:r="http://schemas.openxmlformats.org/officeDocument/2006/relationships" xmlns:v="urn:schemas-microsoft-com:vml" xmlns:w10="urn:schemas-microsoft-com:office:word" xmlns:w14="http://schemas.microsoft.com/office/word/2010/wordml" xmlns:w="http://schemas.openxmlformats.org/wordprocessingml/2006/main" xmlns:wne="http://schemas.microsoft.com/office/word/2006/wordml" xmlns:wp14="http://schemas.microsoft.com/office/word/2010/wordprocessingDrawing" xmlns:wp="http://schemas.openxmlformats.org/drawingml/2006/wordprocessingDrawing" xmlns:wpc="http://schemas.microsoft.com/office/word/2010/wordprocessingCanvas" xmlns:wpg="http://schemas.microsoft.com/office/word/2010/wordprocessingGroup" xmlns:wpi="http://schemas.microsoft.com/office/word/2010/wordprocessingInk" xmlns:wps="http://schemas.microsoft.com/office/word/2010/wordprocessingShape" mc:Ignorable="w14 wp14">
+<w:hdr xmlns:mc="http://schemas.openxmlformats.org/markup-compatibility/2006" xmlns:w="http://schemas.openxmlformats.org/wordprocessingml/2006/main" xmlns:m="http://schemas.openxmlformats.org/officeDocument/2006/math" xmlns:mo="http://schemas.microsoft.com/office/mac/office/2008/main" xmlns:mv="urn:schemas-microsoft-com:mac:vml" xmlns:o="urn:schemas-microsoft-com:office:office" xmlns:r="http://schemas.openxmlformats.org/officeDocument/2006/relationships" xmlns:v="urn:schemas-microsoft-com:vml" xmlns:w10="urn:schemas-microsoft-com:office:word" xmlns:w14="http://schemas.microsoft.com/office/word/2010/wordml" xmlns:wne="http://schemas.microsoft.com/office/word/2006/wordml" xmlns:wp14="http://schemas.microsoft.com/office/word/2010/wordprocessingDrawing" xmlns:wp="http://schemas.openxmlformats.org/drawingml/2006/wordprocessingDrawing" xmlns:wpc="http://schemas.microsoft.com/office/word/2010/wordprocessingCanvas" xmlns:wpg="http://schemas.microsoft.com/office/word/2010/wordprocessingGroup" xmlns:wpi="http://schemas.microsoft.com/office/word/2010/wordprocessingInk" xmlns:wps="http://schemas.microsoft.com/office/word/2010/wordprocessingShape" mc:Ignorable="w14 wp14">
   <w:p>
     <w:pPr>
       <w:pStyle w:val="Header"/>
@@ -3072,7 +3380,7 @@
     </w:pPr>
     <w:r>
       <w:rPr>
-        <w:rFonts w:ascii="Times New Roman" w:hAnsi="Times New Roman"/>
+        <w:rFonts w:ascii="Times New Roman" w:hAnsi="Times New Roman" w:eastAsia="黑体"/>
         <w:sz w:val="18"/>
         <w:rFonts w:eastAsia="黑体"/>
         <w:rFonts w:eastAsia="黑体"/>
@@ -3084,7 +3392,7 @@
 </file>
 
 <file path=word/numbering.xml><?xml version="1.0" encoding="utf-8"?>
-<w:numbering xmlns:m="http://schemas.openxmlformats.org/officeDocument/2006/math" xmlns:mc="http://schemas.openxmlformats.org/markup-compatibility/2006" xmlns:mo="http://schemas.microsoft.com/office/mac/office/2008/main" xmlns:mv="urn:schemas-microsoft-com:mac:vml" xmlns:o="urn:schemas-microsoft-com:office:office" xmlns:r="http://schemas.openxmlformats.org/officeDocument/2006/relationships" xmlns:v="urn:schemas-microsoft-com:vml" xmlns:w="http://schemas.openxmlformats.org/wordprocessingml/2006/main" xmlns:w10="urn:schemas-microsoft-com:office:word" xmlns:w14="http://schemas.microsoft.com/office/word/2010/wordml" xmlns:wne="http://schemas.microsoft.com/office/word/2006/wordml" xmlns:wp="http://schemas.openxmlformats.org/drawingml/2006/wordprocessingDrawing" xmlns:wp14="http://schemas.microsoft.com/office/word/2010/wordprocessingDrawing" xmlns:wpc="http://schemas.microsoft.com/office/word/2010/wordprocessingCanvas" xmlns:wpg="http://schemas.microsoft.com/office/word/2010/wordprocessingGroup" xmlns:wpi="http://schemas.microsoft.com/office/word/2010/wordprocessingInk" xmlns:wps="http://schemas.microsoft.com/office/word/2010/wordprocessingShape" mc:Ignorable="w14 wp14">
+<w:numbering xmlns:mc="http://schemas.openxmlformats.org/markup-compatibility/2006" xmlns:w="http://schemas.openxmlformats.org/wordprocessingml/2006/main" xmlns:m="http://schemas.openxmlformats.org/officeDocument/2006/math" xmlns:mo="http://schemas.microsoft.com/office/mac/office/2008/main" xmlns:mv="urn:schemas-microsoft-com:mac:vml" xmlns:o="urn:schemas-microsoft-com:office:office" xmlns:r="http://schemas.openxmlformats.org/officeDocument/2006/relationships" xmlns:v="urn:schemas-microsoft-com:vml" xmlns:w10="urn:schemas-microsoft-com:office:word" xmlns:w14="http://schemas.microsoft.com/office/word/2010/wordml" xmlns:wne="http://schemas.microsoft.com/office/word/2006/wordml" xmlns:wp="http://schemas.openxmlformats.org/drawingml/2006/wordprocessingDrawing" xmlns:wp14="http://schemas.microsoft.com/office/word/2010/wordprocessingDrawing" xmlns:wpc="http://schemas.microsoft.com/office/word/2010/wordprocessingCanvas" xmlns:wpg="http://schemas.microsoft.com/office/word/2010/wordprocessingGroup" xmlns:wpi="http://schemas.microsoft.com/office/word/2010/wordprocessingInk" xmlns:wps="http://schemas.microsoft.com/office/word/2010/wordprocessingShape" mc:Ignorable="w14 wp14">
   <w:abstractNum w:abstractNumId="0">
     <w:nsid w:val="FFFFFF7C"/>
     <w:multiLevelType w:val="singleLevel"/>
@@ -3171,7 +3479,7 @@
         <w:ind w:hanging="360" w:left="1440"/>
       </w:pPr>
       <w:rPr>
-        <w:rFonts w:ascii="Symbol" w:hAnsi="Symbol" w:hint="default"/>
+        <w:rFonts w:ascii="Symbol" w:hAnsi="Symbol" w:hint="default" w:eastAsia="黑体"/>
       </w:rPr>
     </w:lvl>
   </w:abstractNum>
@@ -3192,7 +3500,7 @@
         <w:ind w:hanging="360" w:left="1080"/>
       </w:pPr>
       <w:rPr>
-        <w:rFonts w:ascii="Symbol" w:hAnsi="Symbol" w:hint="default"/>
+        <w:rFonts w:ascii="Symbol" w:hAnsi="Symbol" w:hint="default" w:eastAsia="黑体"/>
       </w:rPr>
     </w:lvl>
   </w:abstractNum>
@@ -3213,7 +3521,7 @@
         <w:ind w:hanging="360" w:left="720"/>
       </w:pPr>
       <w:rPr>
-        <w:rFonts w:ascii="Symbol" w:hAnsi="Symbol" w:hint="default"/>
+        <w:rFonts w:ascii="Symbol" w:hAnsi="Symbol" w:hint="default" w:eastAsia="黑体"/>
       </w:rPr>
     </w:lvl>
   </w:abstractNum>
@@ -3252,7 +3560,7 @@
         <w:ind w:hanging="360" w:left="360"/>
       </w:pPr>
       <w:rPr>
-        <w:rFonts w:ascii="Symbol" w:hAnsi="Symbol" w:hint="default"/>
+        <w:rFonts w:ascii="Symbol" w:hAnsi="Symbol" w:hint="default" w:eastAsia="黑体"/>
       </w:rPr>
     </w:lvl>
   </w:abstractNum>
@@ -3343,7 +3651,7 @@
         <w:ind w:left="720" w:hanging="360"/>
       </w:pPr>
       <w:rPr>
-        <w:rFonts w:ascii="Symbol" w:hAnsi="Symbol" w:cs="Symbol" w:hint="default"/>
+        <w:rFonts w:ascii="Symbol" w:hAnsi="Symbol" w:cs="Symbol" w:hint="default" w:eastAsia="黑体"/>
       </w:rPr>
     </w:lvl>
     <w:lvl w:ilvl="1">
@@ -3354,7 +3662,7 @@
         <w:ind w:left="1440" w:hanging="360"/>
       </w:pPr>
       <w:rPr>
-        <w:rFonts w:ascii="Courier New" w:hAnsi="Courier New" w:cs="Courier New" w:hint="default"/>
+        <w:rFonts w:ascii="Courier New" w:hAnsi="Courier New" w:cs="Courier New" w:hint="default" w:eastAsia="黑体"/>
       </w:rPr>
     </w:lvl>
     <w:lvl w:ilvl="2">
@@ -3365,7 +3673,7 @@
         <w:ind w:left="2160" w:hanging="360"/>
       </w:pPr>
       <w:rPr>
-        <w:rFonts w:ascii="Wingdings" w:hAnsi="Wingdings" w:cs="Wingdings" w:hint="default"/>
+        <w:rFonts w:ascii="Wingdings" w:hAnsi="Wingdings" w:cs="Wingdings" w:hint="default" w:eastAsia="黑体"/>
       </w:rPr>
     </w:lvl>
     <w:lvl w:ilvl="3">
@@ -3376,7 +3684,7 @@
         <w:ind w:left="2880" w:hanging="360"/>
       </w:pPr>
       <w:rPr>
-        <w:rFonts w:ascii="Symbol" w:hAnsi="Symbol" w:cs="Symbol" w:hint="default"/>
+        <w:rFonts w:ascii="Symbol" w:hAnsi="Symbol" w:cs="Symbol" w:hint="default" w:eastAsia="黑体"/>
       </w:rPr>
     </w:lvl>
     <w:lvl w:ilvl="4">
@@ -3387,7 +3695,7 @@
         <w:ind w:left="3600" w:hanging="360"/>
       </w:pPr>
       <w:rPr>
-        <w:rFonts w:ascii="Courier New" w:hAnsi="Courier New" w:cs="Courier New" w:hint="default"/>
+        <w:rFonts w:ascii="Courier New" w:hAnsi="Courier New" w:cs="Courier New" w:hint="default" w:eastAsia="黑体"/>
       </w:rPr>
     </w:lvl>
     <w:lvl w:ilvl="5">
@@ -3398,7 +3706,7 @@
         <w:ind w:left="4320" w:hanging="360"/>
       </w:pPr>
       <w:rPr>
-        <w:rFonts w:ascii="Wingdings" w:hAnsi="Wingdings" w:cs="Wingdings" w:hint="default"/>
+        <w:rFonts w:ascii="Wingdings" w:hAnsi="Wingdings" w:cs="Wingdings" w:hint="default" w:eastAsia="黑体"/>
       </w:rPr>
     </w:lvl>
     <w:lvl w:ilvl="6">
@@ -3409,7 +3717,7 @@
         <w:ind w:left="5040" w:hanging="360"/>
       </w:pPr>
       <w:rPr>
-        <w:rFonts w:ascii="Symbol" w:hAnsi="Symbol" w:cs="Symbol" w:hint="default"/>
+        <w:rFonts w:ascii="Symbol" w:hAnsi="Symbol" w:cs="Symbol" w:hint="default" w:eastAsia="黑体"/>
       </w:rPr>
     </w:lvl>
     <w:lvl w:ilvl="7">
@@ -3420,7 +3728,7 @@
         <w:ind w:left="5760" w:hanging="360"/>
       </w:pPr>
       <w:rPr>
-        <w:rFonts w:ascii="Courier New" w:hAnsi="Courier New" w:cs="Courier New" w:hint="default"/>
+        <w:rFonts w:ascii="Courier New" w:hAnsi="Courier New" w:cs="Courier New" w:hint="default" w:eastAsia="黑体"/>
       </w:rPr>
     </w:lvl>
     <w:lvl w:ilvl="8">
@@ -3431,7 +3739,7 @@
         <w:ind w:left="6480" w:hanging="360"/>
       </w:pPr>
       <w:rPr>
-        <w:rFonts w:ascii="Wingdings" w:hAnsi="Wingdings" w:cs="Wingdings" w:hint="default"/>
+        <w:rFonts w:ascii="Wingdings" w:hAnsi="Wingdings" w:cs="Wingdings" w:hint="default" w:eastAsia="黑体"/>
       </w:rPr>
     </w:lvl>
   </w:abstractNum>
@@ -3487,11 +3795,11 @@
 </file>
 
 <file path=word/styles.xml><?xml version="1.0" encoding="utf-8"?>
-<w:styles xmlns:mc="http://schemas.openxmlformats.org/markup-compatibility/2006" xmlns:r="http://schemas.openxmlformats.org/officeDocument/2006/relationships" xmlns:w="http://schemas.openxmlformats.org/wordprocessingml/2006/main" xmlns:w14="http://schemas.microsoft.com/office/word/2010/wordml" mc:Ignorable="w14">
+<w:styles xmlns:mc="http://schemas.openxmlformats.org/markup-compatibility/2006" xmlns:w="http://schemas.openxmlformats.org/wordprocessingml/2006/main" xmlns:r="http://schemas.openxmlformats.org/officeDocument/2006/relationships" xmlns:w14="http://schemas.microsoft.com/office/word/2010/wordml" mc:Ignorable="w14">
   <w:docDefaults>
     <w:rPrDefault>
       <w:rPr>
-        <w:rFonts w:asciiTheme="minorHAnsi" w:cstheme="minorBidi" w:eastAsiaTheme="minorEastAsia" w:hAnsiTheme="minorHAnsi"/>
+        <w:rFonts w:asciiTheme="minorHAnsi" w:cstheme="minorBidi" w:hAnsiTheme="minorHAnsi" w:eastAsia="黑体"/>
         <w:sz w:val="22"/>
         <w:szCs w:val="22"/>
         <w:lang w:bidi="ar-SA" w:eastAsia="en-US" w:val="en-US"/>
@@ -3713,7 +4021,7 @@
       <w:outlineLvl w:val="0"/>
     </w:pPr>
     <w:rPr>
-      <w:rFonts w:ascii="Times New Roman" w:asciiTheme="majorHAnsi" w:cstheme="majorBidi" w:eastAsia="黑体" w:eastAsiaTheme="majorEastAsia" w:hAnsi="Times New Roman" w:hAnsiTheme="majorHAnsi"/>
+      <w:rFonts w:ascii="Times New Roman" w:asciiTheme="majorHAnsi" w:cstheme="majorBidi" w:eastAsia="黑体" w:hAnsi="Times New Roman" w:hAnsiTheme="majorHAnsi"/>
       <w:b/>
       <w:bCs/>
       <w:color w:val="1F3864"/>
@@ -3737,7 +4045,7 @@
       <w:outlineLvl w:val="1"/>
     </w:pPr>
     <w:rPr>
-      <w:rFonts w:ascii="Times New Roman" w:asciiTheme="majorHAnsi" w:cstheme="majorBidi" w:eastAsia="黑体" w:eastAsiaTheme="majorEastAsia" w:hAnsi="Times New Roman" w:hAnsiTheme="majorHAnsi"/>
+      <w:rFonts w:ascii="Times New Roman" w:asciiTheme="majorHAnsi" w:cstheme="majorBidi" w:eastAsia="黑体" w:hAnsi="Times New Roman" w:hAnsiTheme="majorHAnsi"/>
       <w:b/>
       <w:bCs/>
       <w:color w:val="2E4E7E"/>
@@ -3761,7 +4069,7 @@
       <w:outlineLvl w:val="2"/>
     </w:pPr>
     <w:rPr>
-      <w:rFonts w:ascii="Times New Roman" w:asciiTheme="majorHAnsi" w:cstheme="majorBidi" w:eastAsia="黑体" w:eastAsiaTheme="majorEastAsia" w:hAnsi="Times New Roman" w:hAnsiTheme="majorHAnsi"/>
+      <w:rFonts w:ascii="Times New Roman" w:asciiTheme="majorHAnsi" w:cstheme="majorBidi" w:eastAsia="黑体" w:hAnsi="Times New Roman" w:hAnsiTheme="majorHAnsi"/>
       <w:b/>
       <w:bCs/>
       <w:color w:val="2E4E7E"/>
@@ -3785,7 +4093,7 @@
       <w:outlineLvl w:val="3"/>
     </w:pPr>
     <w:rPr>
-      <w:rFonts w:ascii="Times New Roman" w:asciiTheme="majorHAnsi" w:cstheme="majorBidi" w:eastAsia="黑体" w:eastAsiaTheme="majorEastAsia" w:hAnsi="Times New Roman" w:hAnsiTheme="majorHAnsi"/>
+      <w:rFonts w:ascii="Times New Roman" w:asciiTheme="majorHAnsi" w:cstheme="majorBidi" w:eastAsia="黑体" w:hAnsi="Times New Roman" w:hAnsiTheme="majorHAnsi"/>
       <w:b/>
       <w:bCs/>
       <w:i/>
@@ -3811,7 +4119,7 @@
       <w:outlineLvl w:val="4"/>
     </w:pPr>
     <w:rPr>
-      <w:rFonts w:ascii="Times New Roman" w:asciiTheme="majorHAnsi" w:cstheme="majorBidi" w:eastAsia="黑体" w:eastAsiaTheme="majorEastAsia" w:hAnsi="Times New Roman" w:hAnsiTheme="majorHAnsi"/>
+      <w:rFonts w:ascii="Times New Roman" w:asciiTheme="majorHAnsi" w:cstheme="majorBidi" w:eastAsia="黑体" w:hAnsi="Times New Roman" w:hAnsiTheme="majorHAnsi"/>
       <w:b/>
       <w:color w:val="333333"/>
       <w:sz w:val="22"/>
@@ -3834,7 +4142,7 @@
       <w:outlineLvl w:val="5"/>
     </w:pPr>
     <w:rPr>
-      <w:rFonts w:asciiTheme="majorHAnsi" w:cstheme="majorBidi" w:eastAsiaTheme="majorEastAsia" w:hAnsiTheme="majorHAnsi"/>
+      <w:rFonts w:asciiTheme="majorHAnsi" w:cstheme="majorBidi" w:hAnsiTheme="majorHAnsi" w:eastAsia="黑体"/>
       <w:i/>
       <w:iCs/>
       <w:color w:themeColor="accent1" w:themeShade="7F" w:val="243F60"/>
@@ -3857,7 +4165,7 @@
       <w:outlineLvl w:val="6"/>
     </w:pPr>
     <w:rPr>
-      <w:rFonts w:asciiTheme="majorHAnsi" w:cstheme="majorBidi" w:eastAsiaTheme="majorEastAsia" w:hAnsiTheme="majorHAnsi"/>
+      <w:rFonts w:asciiTheme="majorHAnsi" w:cstheme="majorBidi" w:hAnsiTheme="majorHAnsi" w:eastAsia="黑体"/>
       <w:i/>
       <w:iCs/>
       <w:color w:themeColor="text1" w:themeTint="BF" w:val="404040"/>
@@ -3880,7 +4188,7 @@
       <w:outlineLvl w:val="7"/>
     </w:pPr>
     <w:rPr>
-      <w:rFonts w:asciiTheme="majorHAnsi" w:cstheme="majorBidi" w:eastAsiaTheme="majorEastAsia" w:hAnsiTheme="majorHAnsi"/>
+      <w:rFonts w:asciiTheme="majorHAnsi" w:cstheme="majorBidi" w:hAnsiTheme="majorHAnsi" w:eastAsia="黑体"/>
       <w:color w:themeColor="accent1" w:val="4F81BD"/>
       <w:sz w:val="20"/>
       <w:szCs w:val="20"/>
@@ -3903,7 +4211,7 @@
       <w:outlineLvl w:val="8"/>
     </w:pPr>
     <w:rPr>
-      <w:rFonts w:asciiTheme="majorHAnsi" w:cstheme="majorBidi" w:eastAsiaTheme="majorEastAsia" w:hAnsiTheme="majorHAnsi"/>
+      <w:rFonts w:asciiTheme="majorHAnsi" w:cstheme="majorBidi" w:hAnsiTheme="majorHAnsi" w:eastAsia="黑体"/>
       <w:i/>
       <w:iCs/>
       <w:color w:themeColor="text1" w:themeTint="BF" w:val="404040"/>
@@ -3954,7 +4262,7 @@
     <w:uiPriority w:val="9"/>
     <w:rsid w:val="00FC693F"/>
     <w:rPr>
-      <w:rFonts w:asciiTheme="majorHAnsi" w:cstheme="majorBidi" w:eastAsiaTheme="majorEastAsia" w:hAnsiTheme="majorHAnsi"/>
+      <w:rFonts w:asciiTheme="majorHAnsi" w:cstheme="majorBidi" w:hAnsiTheme="majorHAnsi" w:eastAsia="黑体"/>
       <w:b/>
       <w:bCs/>
       <w:color w:themeColor="accent1" w:themeShade="BF" w:val="365F91"/>
@@ -3969,7 +4277,7 @@
     <w:uiPriority w:val="9"/>
     <w:rsid w:val="00FC693F"/>
     <w:rPr>
-      <w:rFonts w:asciiTheme="majorHAnsi" w:cstheme="majorBidi" w:eastAsiaTheme="majorEastAsia" w:hAnsiTheme="majorHAnsi"/>
+      <w:rFonts w:asciiTheme="majorHAnsi" w:cstheme="majorBidi" w:hAnsiTheme="majorHAnsi" w:eastAsia="黑体"/>
       <w:b/>
       <w:bCs/>
       <w:color w:themeColor="accent1" w:val="4F81BD"/>
@@ -3984,7 +4292,7 @@
     <w:uiPriority w:val="9"/>
     <w:rsid w:val="00FC693F"/>
     <w:rPr>
-      <w:rFonts w:asciiTheme="majorHAnsi" w:cstheme="majorBidi" w:eastAsiaTheme="majorEastAsia" w:hAnsiTheme="majorHAnsi"/>
+      <w:rFonts w:asciiTheme="majorHAnsi" w:cstheme="majorBidi" w:hAnsiTheme="majorHAnsi" w:eastAsia="黑体"/>
       <w:b/>
       <w:bCs/>
       <w:color w:themeColor="accent1" w:val="4F81BD"/>
@@ -4007,7 +4315,7 @@
       <w:contextualSpacing/>
     </w:pPr>
     <w:rPr>
-      <w:rFonts w:ascii="Times New Roman" w:asciiTheme="majorHAnsi" w:cstheme="majorBidi" w:eastAsia="黑体" w:eastAsiaTheme="majorEastAsia" w:hAnsi="Times New Roman" w:hAnsiTheme="majorHAnsi"/>
+      <w:rFonts w:ascii="Times New Roman" w:asciiTheme="majorHAnsi" w:cstheme="majorBidi" w:eastAsia="黑体" w:hAnsi="Times New Roman" w:hAnsiTheme="majorHAnsi"/>
       <w:b/>
       <w:color w:val="1F3864"/>
       <w:spacing w:val="5"/>
@@ -4023,7 +4331,7 @@
     <w:uiPriority w:val="10"/>
     <w:rsid w:val="00FC693F"/>
     <w:rPr>
-      <w:rFonts w:asciiTheme="majorHAnsi" w:cstheme="majorBidi" w:eastAsiaTheme="majorEastAsia" w:hAnsiTheme="majorHAnsi"/>
+      <w:rFonts w:asciiTheme="majorHAnsi" w:cstheme="majorBidi" w:hAnsiTheme="majorHAnsi" w:eastAsia="黑体"/>
       <w:color w:themeColor="text2" w:themeShade="BF" w:val="17365D"/>
       <w:spacing w:val="5"/>
       <w:kern w:val="28"/>
@@ -4045,7 +4353,7 @@
       </w:numPr>
     </w:pPr>
     <w:rPr>
-      <w:rFonts w:asciiTheme="majorHAnsi" w:cstheme="majorBidi" w:eastAsiaTheme="majorEastAsia" w:hAnsiTheme="majorHAnsi"/>
+      <w:rFonts w:asciiTheme="majorHAnsi" w:cstheme="majorBidi" w:hAnsiTheme="majorHAnsi" w:eastAsia="黑体"/>
       <w:i/>
       <w:iCs/>
       <w:color w:themeColor="accent1" w:val="4F81BD"/>
@@ -4061,7 +4369,7 @@
     <w:uiPriority w:val="11"/>
     <w:rsid w:val="00FC693F"/>
     <w:rPr>
-      <w:rFonts w:asciiTheme="majorHAnsi" w:cstheme="majorBidi" w:eastAsiaTheme="majorEastAsia" w:hAnsiTheme="majorHAnsi"/>
+      <w:rFonts w:asciiTheme="majorHAnsi" w:cstheme="majorBidi" w:hAnsiTheme="majorHAnsi" w:eastAsia="黑体"/>
       <w:i/>
       <w:iCs/>
       <w:color w:themeColor="accent1" w:val="4F81BD"/>
@@ -4128,6 +4436,7 @@
       <w:spacing w:after="120"/>
     </w:pPr>
     <w:rPr>
+      <w:rFonts w:eastAsia="黑体"/>
       <w:sz w:val="16"/>
       <w:szCs w:val="16"/>
     </w:rPr>
@@ -4139,6 +4448,7 @@
     <w:uiPriority w:val="99"/>
     <w:rsid w:val="00AA1D8D"/>
     <w:rPr>
+      <w:rFonts w:eastAsia="黑体"/>
       <w:sz w:val="16"/>
       <w:szCs w:val="16"/>
     </w:rPr>
@@ -4308,7 +4618,7 @@
       </w:tabs>
     </w:pPr>
     <w:rPr>
-      <w:rFonts w:ascii="Courier" w:hAnsi="Courier"/>
+      <w:rFonts w:ascii="Courier" w:hAnsi="Courier" w:eastAsia="黑体"/>
       <w:sz w:val="20"/>
       <w:szCs w:val="20"/>
     </w:rPr>
@@ -4320,7 +4630,7 @@
     <w:uiPriority w:val="99"/>
     <w:rsid w:val="0029639D"/>
     <w:rPr>
-      <w:rFonts w:ascii="Courier" w:hAnsi="Courier"/>
+      <w:rFonts w:ascii="Courier" w:hAnsi="Courier" w:eastAsia="黑体"/>
       <w:sz w:val="20"/>
       <w:szCs w:val="20"/>
     </w:rPr>
@@ -4356,6 +4666,7 @@
     <w:uiPriority w:val="29"/>
     <w:rsid w:val="00FC693F"/>
     <w:rPr>
+      <w:rFonts w:eastAsia="黑体"/>
       <w:i/>
       <w:iCs/>
       <w:color w:themeColor="text1" w:val="000000"/>
@@ -4369,7 +4680,7 @@
     <w:semiHidden/>
     <w:rsid w:val="00FC693F"/>
     <w:rPr>
-      <w:rFonts w:asciiTheme="majorHAnsi" w:cstheme="majorBidi" w:eastAsiaTheme="majorEastAsia" w:hAnsiTheme="majorHAnsi"/>
+      <w:rFonts w:asciiTheme="majorHAnsi" w:cstheme="majorBidi" w:hAnsiTheme="majorHAnsi" w:eastAsia="黑体"/>
       <w:b/>
       <w:bCs/>
       <w:i/>
@@ -4385,7 +4696,7 @@
     <w:semiHidden/>
     <w:rsid w:val="00FC693F"/>
     <w:rPr>
-      <w:rFonts w:asciiTheme="majorHAnsi" w:cstheme="majorBidi" w:eastAsiaTheme="majorEastAsia" w:hAnsiTheme="majorHAnsi"/>
+      <w:rFonts w:asciiTheme="majorHAnsi" w:cstheme="majorBidi" w:hAnsiTheme="majorHAnsi" w:eastAsia="黑体"/>
       <w:color w:themeColor="accent1" w:themeShade="7F" w:val="243F60"/>
     </w:rPr>
   </w:style>
@@ -4397,7 +4708,7 @@
     <w:semiHidden/>
     <w:rsid w:val="00FC693F"/>
     <w:rPr>
-      <w:rFonts w:asciiTheme="majorHAnsi" w:cstheme="majorBidi" w:eastAsiaTheme="majorEastAsia" w:hAnsiTheme="majorHAnsi"/>
+      <w:rFonts w:asciiTheme="majorHAnsi" w:cstheme="majorBidi" w:hAnsiTheme="majorHAnsi" w:eastAsia="黑体"/>
       <w:i/>
       <w:iCs/>
       <w:color w:themeColor="accent1" w:themeShade="7F" w:val="243F60"/>
@@ -4411,7 +4722,7 @@
     <w:semiHidden/>
     <w:rsid w:val="00FC693F"/>
     <w:rPr>
-      <w:rFonts w:asciiTheme="majorHAnsi" w:cstheme="majorBidi" w:eastAsiaTheme="majorEastAsia" w:hAnsiTheme="majorHAnsi"/>
+      <w:rFonts w:asciiTheme="majorHAnsi" w:cstheme="majorBidi" w:hAnsiTheme="majorHAnsi" w:eastAsia="黑体"/>
       <w:i/>
       <w:iCs/>
       <w:color w:themeColor="text1" w:themeTint="BF" w:val="404040"/>
@@ -4425,7 +4736,7 @@
     <w:semiHidden/>
     <w:rsid w:val="00FC693F"/>
     <w:rPr>
-      <w:rFonts w:asciiTheme="majorHAnsi" w:cstheme="majorBidi" w:eastAsiaTheme="majorEastAsia" w:hAnsiTheme="majorHAnsi"/>
+      <w:rFonts w:asciiTheme="majorHAnsi" w:cstheme="majorBidi" w:hAnsiTheme="majorHAnsi" w:eastAsia="黑体"/>
       <w:color w:themeColor="accent1" w:val="4F81BD"/>
       <w:sz w:val="20"/>
       <w:szCs w:val="20"/>
@@ -4439,7 +4750,7 @@
     <w:semiHidden/>
     <w:rsid w:val="00FC693F"/>
     <w:rPr>
-      <w:rFonts w:asciiTheme="majorHAnsi" w:cstheme="majorBidi" w:eastAsiaTheme="majorEastAsia" w:hAnsiTheme="majorHAnsi"/>
+      <w:rFonts w:asciiTheme="majorHAnsi" w:cstheme="majorBidi" w:hAnsiTheme="majorHAnsi" w:eastAsia="黑体"/>
       <w:i/>
       <w:iCs/>
       <w:color w:themeColor="text1" w:themeTint="BF" w:val="404040"/>
@@ -4460,6 +4771,7 @@
       <w:spacing w:line="240" w:lineRule="auto"/>
     </w:pPr>
     <w:rPr>
+      <w:rFonts w:eastAsia="黑体"/>
       <w:b/>
       <w:bCs/>
       <w:color w:themeColor="accent1" w:val="4F81BD"/>
@@ -4474,6 +4786,7 @@
     <w:qFormat/>
     <w:rsid w:val="00FC693F"/>
     <w:rPr>
+      <w:rFonts w:eastAsia="黑体"/>
       <w:b/>
       <w:bCs/>
     </w:rPr>
@@ -4485,6 +4798,7 @@
     <w:qFormat/>
     <w:rsid w:val="00FC693F"/>
     <w:rPr>
+      <w:rFonts w:eastAsia="黑体"/>
       <w:i/>
       <w:iCs/>
     </w:rPr>
@@ -4505,6 +4819,7 @@
       <w:ind w:left="936" w:right="936"/>
     </w:pPr>
     <w:rPr>
+      <w:rFonts w:eastAsia="黑体"/>
       <w:b/>
       <w:bCs/>
       <w:i/>
@@ -4519,6 +4834,7 @@
     <w:uiPriority w:val="30"/>
     <w:rsid w:val="00FC693F"/>
     <w:rPr>
+      <w:rFonts w:eastAsia="黑体"/>
       <w:b/>
       <w:bCs/>
       <w:i/>
@@ -4533,6 +4849,7 @@
     <w:qFormat/>
     <w:rsid w:val="00FC693F"/>
     <w:rPr>
+      <w:rFonts w:eastAsia="黑体"/>
       <w:i/>
       <w:iCs/>
       <w:color w:themeColor="text1" w:themeTint="7F" w:val="808080"/>
@@ -4545,6 +4862,7 @@
     <w:qFormat/>
     <w:rsid w:val="00FC693F"/>
     <w:rPr>
+      <w:rFonts w:eastAsia="黑体"/>
       <w:b/>
       <w:bCs/>
       <w:i/>
@@ -4559,6 +4877,7 @@
     <w:qFormat/>
     <w:rsid w:val="00FC693F"/>
     <w:rPr>
+      <w:rFonts w:eastAsia="黑体"/>
       <w:smallCaps/>
       <w:color w:themeColor="accent2" w:val="C0504D"/>
       <w:u w:val="single"/>
@@ -4571,6 +4890,7 @@
     <w:qFormat/>
     <w:rsid w:val="00FC693F"/>
     <w:rPr>
+      <w:rFonts w:eastAsia="黑体"/>
       <w:b/>
       <w:bCs/>
       <w:smallCaps/>
@@ -4586,6 +4906,7 @@
     <w:qFormat/>
     <w:rsid w:val="00FC693F"/>
     <w:rPr>
+      <w:rFonts w:eastAsia="黑体"/>
       <w:b/>
       <w:bCs/>
       <w:smallCaps/>
@@ -4640,6 +4961,7 @@
       <w:spacing w:after="0" w:line="240" w:lineRule="auto"/>
     </w:pPr>
     <w:rPr>
+      <w:rFonts w:eastAsia="黑体"/>
       <w:color w:themeColor="text1" w:themeShade="BF" w:val="000000"/>
     </w:rPr>
     <w:tblPr>
@@ -4662,6 +4984,7 @@
         <w:spacing w:after="0" w:before="0" w:line="240" w:lineRule="auto"/>
       </w:pPr>
       <w:rPr>
+        <w:rFonts w:eastAsia="黑体"/>
         <w:b/>
         <w:bCs/>
       </w:rPr>
@@ -4682,6 +5005,7 @@
         <w:spacing w:after="0" w:before="0" w:line="240" w:lineRule="auto"/>
       </w:pPr>
       <w:rPr>
+        <w:rFonts w:eastAsia="黑体"/>
         <w:b/>
         <w:bCs/>
       </w:rPr>
@@ -4699,12 +5023,14 @@
     </w:tblStylePr>
     <w:tblStylePr w:type="firstCol">
       <w:rPr>
+        <w:rFonts w:eastAsia="黑体"/>
         <w:b/>
         <w:bCs/>
       </w:rPr>
     </w:tblStylePr>
     <w:tblStylePr w:type="lastCol">
       <w:rPr>
+        <w:rFonts w:eastAsia="黑体"/>
         <w:b/>
         <w:bCs/>
       </w:rPr>
@@ -4743,6 +5069,7 @@
       <w:spacing w:after="0" w:line="240" w:lineRule="auto"/>
     </w:pPr>
     <w:rPr>
+      <w:rFonts w:eastAsia="黑体"/>
       <w:color w:themeColor="accent1" w:themeShade="BF" w:val="365F91"/>
     </w:rPr>
     <w:tblPr>
@@ -4765,6 +5092,7 @@
         <w:spacing w:after="0" w:before="0" w:line="240" w:lineRule="auto"/>
       </w:pPr>
       <w:rPr>
+        <w:rFonts w:eastAsia="黑体"/>
         <w:b/>
         <w:bCs/>
       </w:rPr>
@@ -4785,6 +5113,7 @@
         <w:spacing w:after="0" w:before="0" w:line="240" w:lineRule="auto"/>
       </w:pPr>
       <w:rPr>
+        <w:rFonts w:eastAsia="黑体"/>
         <w:b/>
         <w:bCs/>
       </w:rPr>
@@ -4802,12 +5131,14 @@
     </w:tblStylePr>
     <w:tblStylePr w:type="firstCol">
       <w:rPr>
+        <w:rFonts w:eastAsia="黑体"/>
         <w:b/>
         <w:bCs/>
       </w:rPr>
     </w:tblStylePr>
     <w:tblStylePr w:type="lastCol">
       <w:rPr>
+        <w:rFonts w:eastAsia="黑体"/>
         <w:b/>
         <w:bCs/>
       </w:rPr>
@@ -4846,6 +5177,7 @@
       <w:spacing w:after="0" w:line="240" w:lineRule="auto"/>
     </w:pPr>
     <w:rPr>
+      <w:rFonts w:eastAsia="黑体"/>
       <w:color w:themeColor="accent2" w:themeShade="BF" w:val="943634"/>
     </w:rPr>
     <w:tblPr>
@@ -4868,6 +5200,7 @@
         <w:spacing w:after="0" w:before="0" w:line="240" w:lineRule="auto"/>
       </w:pPr>
       <w:rPr>
+        <w:rFonts w:eastAsia="黑体"/>
         <w:b/>
         <w:bCs/>
       </w:rPr>
@@ -4888,6 +5221,7 @@
         <w:spacing w:after="0" w:before="0" w:line="240" w:lineRule="auto"/>
       </w:pPr>
       <w:rPr>
+        <w:rFonts w:eastAsia="黑体"/>
         <w:b/>
         <w:bCs/>
       </w:rPr>
@@ -4905,12 +5239,14 @@
     </w:tblStylePr>
     <w:tblStylePr w:type="firstCol">
       <w:rPr>
+        <w:rFonts w:eastAsia="黑体"/>
         <w:b/>
         <w:bCs/>
       </w:rPr>
     </w:tblStylePr>
     <w:tblStylePr w:type="lastCol">
       <w:rPr>
+        <w:rFonts w:eastAsia="黑体"/>
         <w:b/>
         <w:bCs/>
       </w:rPr>
@@ -4949,6 +5285,7 @@
       <w:spacing w:after="0" w:line="240" w:lineRule="auto"/>
     </w:pPr>
     <w:rPr>
+      <w:rFonts w:eastAsia="黑体"/>
       <w:color w:themeColor="accent3" w:themeShade="BF" w:val="76923C"/>
     </w:rPr>
     <w:tblPr>
@@ -4971,6 +5308,7 @@
         <w:spacing w:after="0" w:before="0" w:line="240" w:lineRule="auto"/>
       </w:pPr>
       <w:rPr>
+        <w:rFonts w:eastAsia="黑体"/>
         <w:b/>
         <w:bCs/>
       </w:rPr>
@@ -4991,6 +5329,7 @@
         <w:spacing w:after="0" w:before="0" w:line="240" w:lineRule="auto"/>
       </w:pPr>
       <w:rPr>
+        <w:rFonts w:eastAsia="黑体"/>
         <w:b/>
         <w:bCs/>
       </w:rPr>
@@ -5008,12 +5347,14 @@
     </w:tblStylePr>
     <w:tblStylePr w:type="firstCol">
       <w:rPr>
+        <w:rFonts w:eastAsia="黑体"/>
         <w:b/>
         <w:bCs/>
       </w:rPr>
     </w:tblStylePr>
     <w:tblStylePr w:type="lastCol">
       <w:rPr>
+        <w:rFonts w:eastAsia="黑体"/>
         <w:b/>
         <w:bCs/>
       </w:rPr>
@@ -5052,6 +5393,7 @@
       <w:spacing w:after="0" w:line="240" w:lineRule="auto"/>
     </w:pPr>
     <w:rPr>
+      <w:rFonts w:eastAsia="黑体"/>
       <w:color w:themeColor="accent4" w:themeShade="BF" w:val="5F497A"/>
     </w:rPr>
     <w:tblPr>
@@ -5074,6 +5416,7 @@
         <w:spacing w:after="0" w:before="0" w:line="240" w:lineRule="auto"/>
       </w:pPr>
       <w:rPr>
+        <w:rFonts w:eastAsia="黑体"/>
         <w:b/>
         <w:bCs/>
       </w:rPr>
@@ -5094,6 +5437,7 @@
         <w:spacing w:after="0" w:before="0" w:line="240" w:lineRule="auto"/>
       </w:pPr>
       <w:rPr>
+        <w:rFonts w:eastAsia="黑体"/>
         <w:b/>
         <w:bCs/>
       </w:rPr>
@@ -5111,12 +5455,14 @@
     </w:tblStylePr>
     <w:tblStylePr w:type="firstCol">
       <w:rPr>
+        <w:rFonts w:eastAsia="黑体"/>
         <w:b/>
         <w:bCs/>
       </w:rPr>
     </w:tblStylePr>
     <w:tblStylePr w:type="lastCol">
       <w:rPr>
+        <w:rFonts w:eastAsia="黑体"/>
         <w:b/>
         <w:bCs/>
       </w:rPr>
@@ -5155,6 +5501,7 @@
       <w:spacing w:after="0" w:line="240" w:lineRule="auto"/>
     </w:pPr>
     <w:rPr>
+      <w:rFonts w:eastAsia="黑体"/>
       <w:color w:themeColor="accent5" w:themeShade="BF" w:val="31849B"/>
     </w:rPr>
     <w:tblPr>
@@ -5177,6 +5524,7 @@
         <w:spacing w:after="0" w:before="0" w:line="240" w:lineRule="auto"/>
       </w:pPr>
       <w:rPr>
+        <w:rFonts w:eastAsia="黑体"/>
         <w:b/>
         <w:bCs/>
       </w:rPr>
@@ -5197,6 +5545,7 @@
         <w:spacing w:after="0" w:before="0" w:line="240" w:lineRule="auto"/>
       </w:pPr>
       <w:rPr>
+        <w:rFonts w:eastAsia="黑体"/>
         <w:b/>
         <w:bCs/>
       </w:rPr>
@@ -5214,12 +5563,14 @@
     </w:tblStylePr>
     <w:tblStylePr w:type="firstCol">
       <w:rPr>
+        <w:rFonts w:eastAsia="黑体"/>
         <w:b/>
         <w:bCs/>
       </w:rPr>
     </w:tblStylePr>
     <w:tblStylePr w:type="lastCol">
       <w:rPr>
+        <w:rFonts w:eastAsia="黑体"/>
         <w:b/>
         <w:bCs/>
       </w:rPr>
@@ -5258,6 +5609,7 @@
       <w:spacing w:after="0" w:line="240" w:lineRule="auto"/>
     </w:pPr>
     <w:rPr>
+      <w:rFonts w:eastAsia="黑体"/>
       <w:color w:themeColor="accent6" w:themeShade="BF" w:val="E36C0A"/>
     </w:rPr>
     <w:tblPr>
@@ -5280,6 +5632,7 @@
         <w:spacing w:after="0" w:before="0" w:line="240" w:lineRule="auto"/>
       </w:pPr>
       <w:rPr>
+        <w:rFonts w:eastAsia="黑体"/>
         <w:b/>
         <w:bCs/>
       </w:rPr>
@@ -5300,6 +5653,7 @@
         <w:spacing w:after="0" w:before="0" w:line="240" w:lineRule="auto"/>
       </w:pPr>
       <w:rPr>
+        <w:rFonts w:eastAsia="黑体"/>
         <w:b/>
         <w:bCs/>
       </w:rPr>
@@ -5317,12 +5671,14 @@
     </w:tblStylePr>
     <w:tblStylePr w:type="firstCol">
       <w:rPr>
+        <w:rFonts w:eastAsia="黑体"/>
         <w:b/>
         <w:bCs/>
       </w:rPr>
     </w:tblStylePr>
     <w:tblStylePr w:type="lastCol">
       <w:rPr>
+        <w:rFonts w:eastAsia="黑体"/>
         <w:b/>
         <w:bCs/>
       </w:rPr>
@@ -5382,6 +5738,7 @@
         <w:spacing w:after="0" w:before="0" w:line="240" w:lineRule="auto"/>
       </w:pPr>
       <w:rPr>
+        <w:rFonts w:eastAsia="黑体"/>
         <w:b/>
         <w:bCs/>
         <w:color w:themeColor="background1" w:val="FFFFFF"/>
@@ -5396,6 +5753,7 @@
         <w:spacing w:after="0" w:before="0" w:line="240" w:lineRule="auto"/>
       </w:pPr>
       <w:rPr>
+        <w:rFonts w:eastAsia="黑体"/>
         <w:b/>
         <w:bCs/>
       </w:rPr>
@@ -5411,12 +5769,14 @@
     </w:tblStylePr>
     <w:tblStylePr w:type="firstCol">
       <w:rPr>
+        <w:rFonts w:eastAsia="黑体"/>
         <w:b/>
         <w:bCs/>
       </w:rPr>
     </w:tblStylePr>
     <w:tblStylePr w:type="lastCol">
       <w:rPr>
+        <w:rFonts w:eastAsia="黑体"/>
         <w:b/>
         <w:bCs/>
       </w:rPr>
@@ -5474,6 +5834,7 @@
         <w:spacing w:after="0" w:before="0" w:line="240" w:lineRule="auto"/>
       </w:pPr>
       <w:rPr>
+        <w:rFonts w:eastAsia="黑体"/>
         <w:b/>
         <w:bCs/>
         <w:color w:themeColor="background1" w:val="FFFFFF"/>
@@ -5488,6 +5849,7 @@
         <w:spacing w:after="0" w:before="0" w:line="240" w:lineRule="auto"/>
       </w:pPr>
       <w:rPr>
+        <w:rFonts w:eastAsia="黑体"/>
         <w:b/>
         <w:bCs/>
       </w:rPr>
@@ -5503,12 +5865,14 @@
     </w:tblStylePr>
     <w:tblStylePr w:type="firstCol">
       <w:rPr>
+        <w:rFonts w:eastAsia="黑体"/>
         <w:b/>
         <w:bCs/>
       </w:rPr>
     </w:tblStylePr>
     <w:tblStylePr w:type="lastCol">
       <w:rPr>
+        <w:rFonts w:eastAsia="黑体"/>
         <w:b/>
         <w:bCs/>
       </w:rPr>
@@ -5566,6 +5930,7 @@
         <w:spacing w:after="0" w:before="0" w:line="240" w:lineRule="auto"/>
       </w:pPr>
       <w:rPr>
+        <w:rFonts w:eastAsia="黑体"/>
         <w:b/>
         <w:bCs/>
         <w:color w:themeColor="background1" w:val="FFFFFF"/>
@@ -5580,6 +5945,7 @@
         <w:spacing w:after="0" w:before="0" w:line="240" w:lineRule="auto"/>
       </w:pPr>
       <w:rPr>
+        <w:rFonts w:eastAsia="黑体"/>
         <w:b/>
         <w:bCs/>
       </w:rPr>
@@ -5595,12 +5961,14 @@
     </w:tblStylePr>
     <w:tblStylePr w:type="firstCol">
       <w:rPr>
+        <w:rFonts w:eastAsia="黑体"/>
         <w:b/>
         <w:bCs/>
       </w:rPr>
     </w:tblStylePr>
     <w:tblStylePr w:type="lastCol">
       <w:rPr>
+        <w:rFonts w:eastAsia="黑体"/>
         <w:b/>
         <w:bCs/>
       </w:rPr>
@@ -5658,6 +6026,7 @@
         <w:spacing w:after="0" w:before="0" w:line="240" w:lineRule="auto"/>
       </w:pPr>
       <w:rPr>
+        <w:rFonts w:eastAsia="黑体"/>
         <w:b/>
         <w:bCs/>
         <w:color w:themeColor="background1" w:val="FFFFFF"/>
@@ -5672,6 +6041,7 @@
         <w:spacing w:after="0" w:before="0" w:line="240" w:lineRule="auto"/>
       </w:pPr>
       <w:rPr>
+        <w:rFonts w:eastAsia="黑体"/>
         <w:b/>
         <w:bCs/>
       </w:rPr>
@@ -5687,12 +6057,14 @@
     </w:tblStylePr>
     <w:tblStylePr w:type="firstCol">
       <w:rPr>
+        <w:rFonts w:eastAsia="黑体"/>
         <w:b/>
         <w:bCs/>
       </w:rPr>
     </w:tblStylePr>
     <w:tblStylePr w:type="lastCol">
       <w:rPr>
+        <w:rFonts w:eastAsia="黑体"/>
         <w:b/>
         <w:bCs/>
       </w:rPr>
@@ -5750,6 +6122,7 @@
         <w:spacing w:after="0" w:before="0" w:line="240" w:lineRule="auto"/>
       </w:pPr>
       <w:rPr>
+        <w:rFonts w:eastAsia="黑体"/>
         <w:b/>
         <w:bCs/>
         <w:color w:themeColor="background1" w:val="FFFFFF"/>
@@ -5764,6 +6137,7 @@
         <w:spacing w:after="0" w:before="0" w:line="240" w:lineRule="auto"/>
       </w:pPr>
       <w:rPr>
+        <w:rFonts w:eastAsia="黑体"/>
         <w:b/>
         <w:bCs/>
       </w:rPr>
@@ -5779,12 +6153,14 @@
     </w:tblStylePr>
     <w:tblStylePr w:type="firstCol">
       <w:rPr>
+        <w:rFonts w:eastAsia="黑体"/>
         <w:b/>
         <w:bCs/>
       </w:rPr>
     </w:tblStylePr>
     <w:tblStylePr w:type="lastCol">
       <w:rPr>
+        <w:rFonts w:eastAsia="黑体"/>
         <w:b/>
         <w:bCs/>
       </w:rPr>
@@ -5842,6 +6218,7 @@
         <w:spacing w:after="0" w:before="0" w:line="240" w:lineRule="auto"/>
       </w:pPr>
       <w:rPr>
+        <w:rFonts w:eastAsia="黑体"/>
         <w:b/>
         <w:bCs/>
         <w:color w:themeColor="background1" w:val="FFFFFF"/>
@@ -5856,6 +6233,7 @@
         <w:spacing w:after="0" w:before="0" w:line="240" w:lineRule="auto"/>
       </w:pPr>
       <w:rPr>
+        <w:rFonts w:eastAsia="黑体"/>
         <w:b/>
         <w:bCs/>
       </w:rPr>
@@ -5871,12 +6249,14 @@
     </w:tblStylePr>
     <w:tblStylePr w:type="firstCol">
       <w:rPr>
+        <w:rFonts w:eastAsia="黑体"/>
         <w:b/>
         <w:bCs/>
       </w:rPr>
     </w:tblStylePr>
     <w:tblStylePr w:type="lastCol">
       <w:rPr>
+        <w:rFonts w:eastAsia="黑体"/>
         <w:b/>
         <w:bCs/>
       </w:rPr>
@@ -5934,6 +6314,7 @@
         <w:spacing w:after="0" w:before="0" w:line="240" w:lineRule="auto"/>
       </w:pPr>
       <w:rPr>
+        <w:rFonts w:eastAsia="黑体"/>
         <w:b/>
         <w:bCs/>
         <w:color w:themeColor="background1" w:val="FFFFFF"/>
@@ -5948,6 +6329,7 @@
         <w:spacing w:after="0" w:before="0" w:line="240" w:lineRule="auto"/>
       </w:pPr>
       <w:rPr>
+        <w:rFonts w:eastAsia="黑体"/>
         <w:b/>
         <w:bCs/>
       </w:rPr>
@@ -5963,12 +6345,14 @@
     </w:tblStylePr>
     <w:tblStylePr w:type="firstCol">
       <w:rPr>
+        <w:rFonts w:eastAsia="黑体"/>
         <w:b/>
         <w:bCs/>
       </w:rPr>
     </w:tblStylePr>
     <w:tblStylePr w:type="lastCol">
       <w:rPr>
+        <w:rFonts w:eastAsia="黑体"/>
         <w:b/>
         <w:bCs/>
       </w:rPr>
@@ -6028,7 +6412,7 @@
         <w:spacing w:after="0" w:before="0" w:line="240" w:lineRule="auto"/>
       </w:pPr>
       <w:rPr>
-        <w:rFonts w:asciiTheme="majorHAnsi" w:cstheme="majorBidi" w:eastAsiaTheme="majorEastAsia" w:hAnsiTheme="majorHAnsi"/>
+        <w:rFonts w:asciiTheme="majorHAnsi" w:cstheme="majorBidi" w:hAnsiTheme="majorHAnsi" w:eastAsia="黑体"/>
         <w:b/>
         <w:bCs/>
       </w:rPr>
@@ -6049,7 +6433,7 @@
         <w:spacing w:after="0" w:before="0" w:line="240" w:lineRule="auto"/>
       </w:pPr>
       <w:rPr>
-        <w:rFonts w:asciiTheme="majorHAnsi" w:cstheme="majorBidi" w:eastAsiaTheme="majorEastAsia" w:hAnsiTheme="majorHAnsi"/>
+        <w:rFonts w:asciiTheme="majorHAnsi" w:cstheme="majorBidi" w:hAnsiTheme="majorHAnsi" w:eastAsia="黑体"/>
         <w:b/>
         <w:bCs/>
       </w:rPr>
@@ -6067,14 +6451,14 @@
     </w:tblStylePr>
     <w:tblStylePr w:type="firstCol">
       <w:rPr>
-        <w:rFonts w:asciiTheme="majorHAnsi" w:cstheme="majorBidi" w:eastAsiaTheme="majorEastAsia" w:hAnsiTheme="majorHAnsi"/>
+        <w:rFonts w:asciiTheme="majorHAnsi" w:cstheme="majorBidi" w:hAnsiTheme="majorHAnsi" w:eastAsia="黑体"/>
         <w:b/>
         <w:bCs/>
       </w:rPr>
     </w:tblStylePr>
     <w:tblStylePr w:type="lastCol">
       <w:rPr>
-        <w:rFonts w:asciiTheme="majorHAnsi" w:cstheme="majorBidi" w:eastAsiaTheme="majorEastAsia" w:hAnsiTheme="majorHAnsi"/>
+        <w:rFonts w:asciiTheme="majorHAnsi" w:cstheme="majorBidi" w:hAnsiTheme="majorHAnsi" w:eastAsia="黑体"/>
         <w:b/>
         <w:bCs/>
       </w:rPr>
@@ -6158,7 +6542,7 @@
         <w:spacing w:after="0" w:before="0" w:line="240" w:lineRule="auto"/>
       </w:pPr>
       <w:rPr>
-        <w:rFonts w:asciiTheme="majorHAnsi" w:cstheme="majorBidi" w:eastAsiaTheme="majorEastAsia" w:hAnsiTheme="majorHAnsi"/>
+        <w:rFonts w:asciiTheme="majorHAnsi" w:cstheme="majorBidi" w:hAnsiTheme="majorHAnsi" w:eastAsia="黑体"/>
         <w:b/>
         <w:bCs/>
       </w:rPr>
@@ -6179,7 +6563,7 @@
         <w:spacing w:after="0" w:before="0" w:line="240" w:lineRule="auto"/>
       </w:pPr>
       <w:rPr>
-        <w:rFonts w:asciiTheme="majorHAnsi" w:cstheme="majorBidi" w:eastAsiaTheme="majorEastAsia" w:hAnsiTheme="majorHAnsi"/>
+        <w:rFonts w:asciiTheme="majorHAnsi" w:cstheme="majorBidi" w:hAnsiTheme="majorHAnsi" w:eastAsia="黑体"/>
         <w:b/>
         <w:bCs/>
       </w:rPr>
@@ -6197,14 +6581,14 @@
     </w:tblStylePr>
     <w:tblStylePr w:type="firstCol">
       <w:rPr>
-        <w:rFonts w:asciiTheme="majorHAnsi" w:cstheme="majorBidi" w:eastAsiaTheme="majorEastAsia" w:hAnsiTheme="majorHAnsi"/>
+        <w:rFonts w:asciiTheme="majorHAnsi" w:cstheme="majorBidi" w:hAnsiTheme="majorHAnsi" w:eastAsia="黑体"/>
         <w:b/>
         <w:bCs/>
       </w:rPr>
     </w:tblStylePr>
     <w:tblStylePr w:type="lastCol">
       <w:rPr>
-        <w:rFonts w:asciiTheme="majorHAnsi" w:cstheme="majorBidi" w:eastAsiaTheme="majorEastAsia" w:hAnsiTheme="majorHAnsi"/>
+        <w:rFonts w:asciiTheme="majorHAnsi" w:cstheme="majorBidi" w:hAnsiTheme="majorHAnsi" w:eastAsia="黑体"/>
         <w:b/>
         <w:bCs/>
       </w:rPr>
@@ -6288,7 +6672,7 @@
         <w:spacing w:after="0" w:before="0" w:line="240" w:lineRule="auto"/>
       </w:pPr>
       <w:rPr>
-        <w:rFonts w:asciiTheme="majorHAnsi" w:cstheme="majorBidi" w:eastAsiaTheme="majorEastAsia" w:hAnsiTheme="majorHAnsi"/>
+        <w:rFonts w:asciiTheme="majorHAnsi" w:cstheme="majorBidi" w:hAnsiTheme="majorHAnsi" w:eastAsia="黑体"/>
         <w:b/>
         <w:bCs/>
       </w:rPr>
@@ -6309,7 +6693,7 @@
         <w:spacing w:after="0" w:before="0" w:line="240" w:lineRule="auto"/>
       </w:pPr>
       <w:rPr>
-        <w:rFonts w:asciiTheme="majorHAnsi" w:cstheme="majorBidi" w:eastAsiaTheme="majorEastAsia" w:hAnsiTheme="majorHAnsi"/>
+        <w:rFonts w:asciiTheme="majorHAnsi" w:cstheme="majorBidi" w:hAnsiTheme="majorHAnsi" w:eastAsia="黑体"/>
         <w:b/>
         <w:bCs/>
       </w:rPr>
@@ -6327,14 +6711,14 @@
     </w:tblStylePr>
     <w:tblStylePr w:type="firstCol">
       <w:rPr>
-        <w:rFonts w:asciiTheme="majorHAnsi" w:cstheme="majorBidi" w:eastAsiaTheme="majorEastAsia" w:hAnsiTheme="majorHAnsi"/>
+        <w:rFonts w:asciiTheme="majorHAnsi" w:cstheme="majorBidi" w:hAnsiTheme="majorHAnsi" w:eastAsia="黑体"/>
         <w:b/>
         <w:bCs/>
       </w:rPr>
     </w:tblStylePr>
     <w:tblStylePr w:type="lastCol">
       <w:rPr>
-        <w:rFonts w:asciiTheme="majorHAnsi" w:cstheme="majorBidi" w:eastAsiaTheme="majorEastAsia" w:hAnsiTheme="majorHAnsi"/>
+        <w:rFonts w:asciiTheme="majorHAnsi" w:cstheme="majorBidi" w:hAnsiTheme="majorHAnsi" w:eastAsia="黑体"/>
         <w:b/>
         <w:bCs/>
       </w:rPr>
@@ -6418,7 +6802,7 @@
         <w:spacing w:after="0" w:before="0" w:line="240" w:lineRule="auto"/>
       </w:pPr>
       <w:rPr>
-        <w:rFonts w:asciiTheme="majorHAnsi" w:cstheme="majorBidi" w:eastAsiaTheme="majorEastAsia" w:hAnsiTheme="majorHAnsi"/>
+        <w:rFonts w:asciiTheme="majorHAnsi" w:cstheme="majorBidi" w:hAnsiTheme="majorHAnsi" w:eastAsia="黑体"/>
         <w:b/>
         <w:bCs/>
       </w:rPr>
@@ -6439,7 +6823,7 @@
         <w:spacing w:after="0" w:before="0" w:line="240" w:lineRule="auto"/>
       </w:pPr>
       <w:rPr>
-        <w:rFonts w:asciiTheme="majorHAnsi" w:cstheme="majorBidi" w:eastAsiaTheme="majorEastAsia" w:hAnsiTheme="majorHAnsi"/>
+        <w:rFonts w:asciiTheme="majorHAnsi" w:cstheme="majorBidi" w:hAnsiTheme="majorHAnsi" w:eastAsia="黑体"/>
         <w:b/>
         <w:bCs/>
       </w:rPr>
@@ -6457,14 +6841,14 @@
     </w:tblStylePr>
     <w:tblStylePr w:type="firstCol">
       <w:rPr>
-        <w:rFonts w:asciiTheme="majorHAnsi" w:cstheme="majorBidi" w:eastAsiaTheme="majorEastAsia" w:hAnsiTheme="majorHAnsi"/>
+        <w:rFonts w:asciiTheme="majorHAnsi" w:cstheme="majorBidi" w:hAnsiTheme="majorHAnsi" w:eastAsia="黑体"/>
         <w:b/>
         <w:bCs/>
       </w:rPr>
     </w:tblStylePr>
     <w:tblStylePr w:type="lastCol">
       <w:rPr>
-        <w:rFonts w:asciiTheme="majorHAnsi" w:cstheme="majorBidi" w:eastAsiaTheme="majorEastAsia" w:hAnsiTheme="majorHAnsi"/>
+        <w:rFonts w:asciiTheme="majorHAnsi" w:cstheme="majorBidi" w:hAnsiTheme="majorHAnsi" w:eastAsia="黑体"/>
         <w:b/>
         <w:bCs/>
       </w:rPr>
@@ -6548,7 +6932,7 @@
         <w:spacing w:after="0" w:before="0" w:line="240" w:lineRule="auto"/>
       </w:pPr>
       <w:rPr>
-        <w:rFonts w:asciiTheme="majorHAnsi" w:cstheme="majorBidi" w:eastAsiaTheme="majorEastAsia" w:hAnsiTheme="majorHAnsi"/>
+        <w:rFonts w:asciiTheme="majorHAnsi" w:cstheme="majorBidi" w:hAnsiTheme="majorHAnsi" w:eastAsia="黑体"/>
         <w:b/>
         <w:bCs/>
       </w:rPr>
@@ -6569,7 +6953,7 @@
         <w:spacing w:after="0" w:before="0" w:line="240" w:lineRule="auto"/>
       </w:pPr>
       <w:rPr>
-        <w:rFonts w:asciiTheme="majorHAnsi" w:cstheme="majorBidi" w:eastAsiaTheme="majorEastAsia" w:hAnsiTheme="majorHAnsi"/>
+        <w:rFonts w:asciiTheme="majorHAnsi" w:cstheme="majorBidi" w:hAnsiTheme="majorHAnsi" w:eastAsia="黑体"/>
         <w:b/>
         <w:bCs/>
       </w:rPr>
@@ -6587,14 +6971,14 @@
     </w:tblStylePr>
     <w:tblStylePr w:type="firstCol">
       <w:rPr>
-        <w:rFonts w:asciiTheme="majorHAnsi" w:cstheme="majorBidi" w:eastAsiaTheme="majorEastAsia" w:hAnsiTheme="majorHAnsi"/>
+        <w:rFonts w:asciiTheme="majorHAnsi" w:cstheme="majorBidi" w:hAnsiTheme="majorHAnsi" w:eastAsia="黑体"/>
         <w:b/>
         <w:bCs/>
       </w:rPr>
     </w:tblStylePr>
     <w:tblStylePr w:type="lastCol">
       <w:rPr>
-        <w:rFonts w:asciiTheme="majorHAnsi" w:cstheme="majorBidi" w:eastAsiaTheme="majorEastAsia" w:hAnsiTheme="majorHAnsi"/>
+        <w:rFonts w:asciiTheme="majorHAnsi" w:cstheme="majorBidi" w:hAnsiTheme="majorHAnsi" w:eastAsia="黑体"/>
         <w:b/>
         <w:bCs/>
       </w:rPr>
@@ -6678,7 +7062,7 @@
         <w:spacing w:after="0" w:before="0" w:line="240" w:lineRule="auto"/>
       </w:pPr>
       <w:rPr>
-        <w:rFonts w:asciiTheme="majorHAnsi" w:cstheme="majorBidi" w:eastAsiaTheme="majorEastAsia" w:hAnsiTheme="majorHAnsi"/>
+        <w:rFonts w:asciiTheme="majorHAnsi" w:cstheme="majorBidi" w:hAnsiTheme="majorHAnsi" w:eastAsia="黑体"/>
         <w:b/>
         <w:bCs/>
       </w:rPr>
@@ -6699,7 +7083,7 @@
         <w:spacing w:after="0" w:before="0" w:line="240" w:lineRule="auto"/>
       </w:pPr>
       <w:rPr>
-        <w:rFonts w:asciiTheme="majorHAnsi" w:cstheme="majorBidi" w:eastAsiaTheme="majorEastAsia" w:hAnsiTheme="majorHAnsi"/>
+        <w:rFonts w:asciiTheme="majorHAnsi" w:cstheme="majorBidi" w:hAnsiTheme="majorHAnsi" w:eastAsia="黑体"/>
         <w:b/>
         <w:bCs/>
       </w:rPr>
@@ -6717,14 +7101,14 @@
     </w:tblStylePr>
     <w:tblStylePr w:type="firstCol">
       <w:rPr>
-        <w:rFonts w:asciiTheme="majorHAnsi" w:cstheme="majorBidi" w:eastAsiaTheme="majorEastAsia" w:hAnsiTheme="majorHAnsi"/>
+        <w:rFonts w:asciiTheme="majorHAnsi" w:cstheme="majorBidi" w:hAnsiTheme="majorHAnsi" w:eastAsia="黑体"/>
         <w:b/>
         <w:bCs/>
       </w:rPr>
     </w:tblStylePr>
     <w:tblStylePr w:type="lastCol">
       <w:rPr>
-        <w:rFonts w:asciiTheme="majorHAnsi" w:cstheme="majorBidi" w:eastAsiaTheme="majorEastAsia" w:hAnsiTheme="majorHAnsi"/>
+        <w:rFonts w:asciiTheme="majorHAnsi" w:cstheme="majorBidi" w:hAnsiTheme="majorHAnsi" w:eastAsia="黑体"/>
         <w:b/>
         <w:bCs/>
       </w:rPr>
@@ -6808,7 +7192,7 @@
         <w:spacing w:after="0" w:before="0" w:line="240" w:lineRule="auto"/>
       </w:pPr>
       <w:rPr>
-        <w:rFonts w:asciiTheme="majorHAnsi" w:cstheme="majorBidi" w:eastAsiaTheme="majorEastAsia" w:hAnsiTheme="majorHAnsi"/>
+        <w:rFonts w:asciiTheme="majorHAnsi" w:cstheme="majorBidi" w:hAnsiTheme="majorHAnsi" w:eastAsia="黑体"/>
         <w:b/>
         <w:bCs/>
       </w:rPr>
@@ -6829,7 +7213,7 @@
         <w:spacing w:after="0" w:before="0" w:line="240" w:lineRule="auto"/>
       </w:pPr>
       <w:rPr>
-        <w:rFonts w:asciiTheme="majorHAnsi" w:cstheme="majorBidi" w:eastAsiaTheme="majorEastAsia" w:hAnsiTheme="majorHAnsi"/>
+        <w:rFonts w:asciiTheme="majorHAnsi" w:cstheme="majorBidi" w:hAnsiTheme="majorHAnsi" w:eastAsia="黑体"/>
         <w:b/>
         <w:bCs/>
       </w:rPr>
@@ -6847,14 +7231,14 @@
     </w:tblStylePr>
     <w:tblStylePr w:type="firstCol">
       <w:rPr>
-        <w:rFonts w:asciiTheme="majorHAnsi" w:cstheme="majorBidi" w:eastAsiaTheme="majorEastAsia" w:hAnsiTheme="majorHAnsi"/>
+        <w:rFonts w:asciiTheme="majorHAnsi" w:cstheme="majorBidi" w:hAnsiTheme="majorHAnsi" w:eastAsia="黑体"/>
         <w:b/>
         <w:bCs/>
       </w:rPr>
     </w:tblStylePr>
     <w:tblStylePr w:type="lastCol">
       <w:rPr>
-        <w:rFonts w:asciiTheme="majorHAnsi" w:cstheme="majorBidi" w:eastAsiaTheme="majorEastAsia" w:hAnsiTheme="majorHAnsi"/>
+        <w:rFonts w:asciiTheme="majorHAnsi" w:cstheme="majorBidi" w:hAnsiTheme="majorHAnsi" w:eastAsia="黑体"/>
         <w:b/>
         <w:bCs/>
       </w:rPr>
@@ -6937,6 +7321,7 @@
         <w:spacing w:after="0" w:before="0" w:line="240" w:lineRule="auto"/>
       </w:pPr>
       <w:rPr>
+        <w:rFonts w:eastAsia="黑体"/>
         <w:b/>
         <w:bCs/>
         <w:color w:themeColor="background1" w:val="FFFFFF"/>
@@ -6959,6 +7344,7 @@
         <w:spacing w:after="0" w:before="0" w:line="240" w:lineRule="auto"/>
       </w:pPr>
       <w:rPr>
+        <w:rFonts w:eastAsia="黑体"/>
         <w:b/>
         <w:bCs/>
       </w:rPr>
@@ -6976,12 +7362,14 @@
     </w:tblStylePr>
     <w:tblStylePr w:type="firstCol">
       <w:rPr>
+        <w:rFonts w:eastAsia="黑体"/>
         <w:b/>
         <w:bCs/>
       </w:rPr>
     </w:tblStylePr>
     <w:tblStylePr w:type="lastCol">
       <w:rPr>
+        <w:rFonts w:eastAsia="黑体"/>
         <w:b/>
         <w:bCs/>
       </w:rPr>
@@ -7043,6 +7431,7 @@
         <w:spacing w:after="0" w:before="0" w:line="240" w:lineRule="auto"/>
       </w:pPr>
       <w:rPr>
+        <w:rFonts w:eastAsia="黑体"/>
         <w:b/>
         <w:bCs/>
         <w:color w:themeColor="background1" w:val="FFFFFF"/>
@@ -7065,6 +7454,7 @@
         <w:spacing w:after="0" w:before="0" w:line="240" w:lineRule="auto"/>
       </w:pPr>
       <w:rPr>
+        <w:rFonts w:eastAsia="黑体"/>
         <w:b/>
         <w:bCs/>
       </w:rPr>
@@ -7082,12 +7472,14 @@
     </w:tblStylePr>
     <w:tblStylePr w:type="firstCol">
       <w:rPr>
+        <w:rFonts w:eastAsia="黑体"/>
         <w:b/>
         <w:bCs/>
       </w:rPr>
     </w:tblStylePr>
     <w:tblStylePr w:type="lastCol">
       <w:rPr>
+        <w:rFonts w:eastAsia="黑体"/>
         <w:b/>
         <w:bCs/>
       </w:rPr>
@@ -7149,6 +7541,7 @@
         <w:spacing w:after="0" w:before="0" w:line="240" w:lineRule="auto"/>
       </w:pPr>
       <w:rPr>
+        <w:rFonts w:eastAsia="黑体"/>
         <w:b/>
         <w:bCs/>
         <w:color w:themeColor="background1" w:val="FFFFFF"/>
@@ -7171,6 +7564,7 @@
         <w:spacing w:after="0" w:before="0" w:line="240" w:lineRule="auto"/>
       </w:pPr>
       <w:rPr>
+        <w:rFonts w:eastAsia="黑体"/>
         <w:b/>
         <w:bCs/>
       </w:rPr>
@@ -7188,12 +7582,14 @@
     </w:tblStylePr>
     <w:tblStylePr w:type="firstCol">
       <w:rPr>
+        <w:rFonts w:eastAsia="黑体"/>
         <w:b/>
         <w:bCs/>
       </w:rPr>
     </w:tblStylePr>
     <w:tblStylePr w:type="lastCol">
       <w:rPr>
+        <w:rFonts w:eastAsia="黑体"/>
         <w:b/>
         <w:bCs/>
       </w:rPr>
@@ -7255,6 +7651,7 @@
         <w:spacing w:after="0" w:before="0" w:line="240" w:lineRule="auto"/>
       </w:pPr>
       <w:rPr>
+        <w:rFonts w:eastAsia="黑体"/>
         <w:b/>
         <w:bCs/>
         <w:color w:themeColor="background1" w:val="FFFFFF"/>
@@ -7277,6 +7674,7 @@
         <w:spacing w:after="0" w:before="0" w:line="240" w:lineRule="auto"/>
       </w:pPr>
       <w:rPr>
+        <w:rFonts w:eastAsia="黑体"/>
         <w:b/>
         <w:bCs/>
       </w:rPr>
@@ -7294,12 +7692,14 @@
     </w:tblStylePr>
     <w:tblStylePr w:type="firstCol">
       <w:rPr>
+        <w:rFonts w:eastAsia="黑体"/>
         <w:b/>
         <w:bCs/>
       </w:rPr>
     </w:tblStylePr>
     <w:tblStylePr w:type="lastCol">
       <w:rPr>
+        <w:rFonts w:eastAsia="黑体"/>
         <w:b/>
         <w:bCs/>
       </w:rPr>
@@ -7361,6 +7761,7 @@
         <w:spacing w:after="0" w:before="0" w:line="240" w:lineRule="auto"/>
       </w:pPr>
       <w:rPr>
+        <w:rFonts w:eastAsia="黑体"/>
         <w:b/>
         <w:bCs/>
         <w:color w:themeColor="background1" w:val="FFFFFF"/>
@@ -7383,6 +7784,7 @@
         <w:spacing w:after="0" w:before="0" w:line="240" w:lineRule="auto"/>
       </w:pPr>
       <w:rPr>
+        <w:rFonts w:eastAsia="黑体"/>
         <w:b/>
         <w:bCs/>
       </w:rPr>
@@ -7400,12 +7802,14 @@
     </w:tblStylePr>
     <w:tblStylePr w:type="firstCol">
       <w:rPr>
+        <w:rFonts w:eastAsia="黑体"/>
         <w:b/>
         <w:bCs/>
       </w:rPr>
     </w:tblStylePr>
     <w:tblStylePr w:type="lastCol">
       <w:rPr>
+        <w:rFonts w:eastAsia="黑体"/>
         <w:b/>
         <w:bCs/>
       </w:rPr>
@@ -7467,6 +7871,7 @@
         <w:spacing w:after="0" w:before="0" w:line="240" w:lineRule="auto"/>
       </w:pPr>
       <w:rPr>
+        <w:rFonts w:eastAsia="黑体"/>
         <w:b/>
         <w:bCs/>
         <w:color w:themeColor="background1" w:val="FFFFFF"/>
@@ -7489,6 +7894,7 @@
         <w:spacing w:after="0" w:before="0" w:line="240" w:lineRule="auto"/>
       </w:pPr>
       <w:rPr>
+        <w:rFonts w:eastAsia="黑体"/>
         <w:b/>
         <w:bCs/>
       </w:rPr>
@@ -7506,12 +7912,14 @@
     </w:tblStylePr>
     <w:tblStylePr w:type="firstCol">
       <w:rPr>
+        <w:rFonts w:eastAsia="黑体"/>
         <w:b/>
         <w:bCs/>
       </w:rPr>
     </w:tblStylePr>
     <w:tblStylePr w:type="lastCol">
       <w:rPr>
+        <w:rFonts w:eastAsia="黑体"/>
         <w:b/>
         <w:bCs/>
       </w:rPr>
@@ -7573,6 +7981,7 @@
         <w:spacing w:after="0" w:before="0" w:line="240" w:lineRule="auto"/>
       </w:pPr>
       <w:rPr>
+        <w:rFonts w:eastAsia="黑体"/>
         <w:b/>
         <w:bCs/>
         <w:color w:themeColor="background1" w:val="FFFFFF"/>
@@ -7595,6 +8004,7 @@
         <w:spacing w:after="0" w:before="0" w:line="240" w:lineRule="auto"/>
       </w:pPr>
       <w:rPr>
+        <w:rFonts w:eastAsia="黑体"/>
         <w:b/>
         <w:bCs/>
       </w:rPr>
@@ -7612,12 +8022,14 @@
     </w:tblStylePr>
     <w:tblStylePr w:type="firstCol">
       <w:rPr>
+        <w:rFonts w:eastAsia="黑体"/>
         <w:b/>
         <w:bCs/>
       </w:rPr>
     </w:tblStylePr>
     <w:tblStylePr w:type="lastCol">
       <w:rPr>
+        <w:rFonts w:eastAsia="黑体"/>
         <w:b/>
         <w:bCs/>
       </w:rPr>
@@ -7676,6 +8088,7 @@
         <w:spacing w:after="0" w:before="0" w:line="240" w:lineRule="auto"/>
       </w:pPr>
       <w:rPr>
+        <w:rFonts w:eastAsia="黑体"/>
         <w:b/>
         <w:bCs/>
         <w:color w:themeColor="background1" w:val="FFFFFF"/>
@@ -7698,6 +8111,7 @@
         <w:spacing w:after="0" w:before="0" w:line="240" w:lineRule="auto"/>
       </w:pPr>
       <w:rPr>
+        <w:rFonts w:eastAsia="黑体"/>
         <w:color w:val="auto"/>
       </w:rPr>
       <w:tblPr/>
@@ -7715,6 +8129,7 @@
     </w:tblStylePr>
     <w:tblStylePr w:type="firstCol">
       <w:rPr>
+        <w:rFonts w:eastAsia="黑体"/>
         <w:b/>
         <w:bCs/>
         <w:color w:themeColor="background1" w:val="FFFFFF"/>
@@ -7734,6 +8149,7 @@
     </w:tblStylePr>
     <w:tblStylePr w:type="lastCol">
       <w:rPr>
+        <w:rFonts w:eastAsia="黑体"/>
         <w:b/>
         <w:bCs/>
         <w:color w:themeColor="background1" w:val="FFFFFF"/>
@@ -7782,6 +8198,7 @@
     </w:tblStylePr>
     <w:tblStylePr w:type="nwCell">
       <w:rPr>
+        <w:rFonts w:eastAsia="黑体"/>
         <w:color w:themeColor="background1" w:val="FFFFFF"/>
       </w:rPr>
       <w:tblPr/>
@@ -7825,6 +8242,7 @@
         <w:spacing w:after="0" w:before="0" w:line="240" w:lineRule="auto"/>
       </w:pPr>
       <w:rPr>
+        <w:rFonts w:eastAsia="黑体"/>
         <w:b/>
         <w:bCs/>
         <w:color w:themeColor="background1" w:val="FFFFFF"/>
@@ -7847,6 +8265,7 @@
         <w:spacing w:after="0" w:before="0" w:line="240" w:lineRule="auto"/>
       </w:pPr>
       <w:rPr>
+        <w:rFonts w:eastAsia="黑体"/>
         <w:color w:val="auto"/>
       </w:rPr>
       <w:tblPr/>
@@ -7864,6 +8283,7 @@
     </w:tblStylePr>
     <w:tblStylePr w:type="firstCol">
       <w:rPr>
+        <w:rFonts w:eastAsia="黑体"/>
         <w:b/>
         <w:bCs/>
         <w:color w:themeColor="background1" w:val="FFFFFF"/>
@@ -7883,6 +8303,7 @@
     </w:tblStylePr>
     <w:tblStylePr w:type="lastCol">
       <w:rPr>
+        <w:rFonts w:eastAsia="黑体"/>
         <w:b/>
         <w:bCs/>
         <w:color w:themeColor="background1" w:val="FFFFFF"/>
@@ -7931,6 +8352,7 @@
     </w:tblStylePr>
     <w:tblStylePr w:type="nwCell">
       <w:rPr>
+        <w:rFonts w:eastAsia="黑体"/>
         <w:color w:themeColor="background1" w:val="FFFFFF"/>
       </w:rPr>
       <w:tblPr/>
@@ -7974,6 +8396,7 @@
         <w:spacing w:after="0" w:before="0" w:line="240" w:lineRule="auto"/>
       </w:pPr>
       <w:rPr>
+        <w:rFonts w:eastAsia="黑体"/>
         <w:b/>
         <w:bCs/>
         <w:color w:themeColor="background1" w:val="FFFFFF"/>
@@ -7996,6 +8419,7 @@
         <w:spacing w:after="0" w:before="0" w:line="240" w:lineRule="auto"/>
       </w:pPr>
       <w:rPr>
+        <w:rFonts w:eastAsia="黑体"/>
         <w:color w:val="auto"/>
       </w:rPr>
       <w:tblPr/>
@@ -8013,6 +8437,7 @@
     </w:tblStylePr>
     <w:tblStylePr w:type="firstCol">
       <w:rPr>
+        <w:rFonts w:eastAsia="黑体"/>
         <w:b/>
         <w:bCs/>
         <w:color w:themeColor="background1" w:val="FFFFFF"/>
@@ -8032,6 +8457,7 @@
     </w:tblStylePr>
     <w:tblStylePr w:type="lastCol">
       <w:rPr>
+        <w:rFonts w:eastAsia="黑体"/>
         <w:b/>
         <w:bCs/>
         <w:color w:themeColor="background1" w:val="FFFFFF"/>
@@ -8080,6 +8506,7 @@
     </w:tblStylePr>
     <w:tblStylePr w:type="nwCell">
       <w:rPr>
+        <w:rFonts w:eastAsia="黑体"/>
         <w:color w:themeColor="background1" w:val="FFFFFF"/>
       </w:rPr>
       <w:tblPr/>
@@ -8123,6 +8550,7 @@
         <w:spacing w:after="0" w:before="0" w:line="240" w:lineRule="auto"/>
       </w:pPr>
       <w:rPr>
+        <w:rFonts w:eastAsia="黑体"/>
         <w:b/>
         <w:bCs/>
         <w:color w:themeColor="background1" w:val="FFFFFF"/>
@@ -8145,6 +8573,7 @@
         <w:spacing w:after="0" w:before="0" w:line="240" w:lineRule="auto"/>
       </w:pPr>
       <w:rPr>
+        <w:rFonts w:eastAsia="黑体"/>
         <w:color w:val="auto"/>
       </w:rPr>
       <w:tblPr/>
@@ -8162,6 +8591,7 @@
     </w:tblStylePr>
     <w:tblStylePr w:type="firstCol">
       <w:rPr>
+        <w:rFonts w:eastAsia="黑体"/>
         <w:b/>
         <w:bCs/>
         <w:color w:themeColor="background1" w:val="FFFFFF"/>
@@ -8181,6 +8611,7 @@
     </w:tblStylePr>
     <w:tblStylePr w:type="lastCol">
       <w:rPr>
+        <w:rFonts w:eastAsia="黑体"/>
         <w:b/>
         <w:bCs/>
         <w:color w:themeColor="background1" w:val="FFFFFF"/>
@@ -8229,6 +8660,7 @@
     </w:tblStylePr>
     <w:tblStylePr w:type="nwCell">
       <w:rPr>
+        <w:rFonts w:eastAsia="黑体"/>
         <w:color w:themeColor="background1" w:val="FFFFFF"/>
       </w:rPr>
       <w:tblPr/>
@@ -8272,6 +8704,7 @@
         <w:spacing w:after="0" w:before="0" w:line="240" w:lineRule="auto"/>
       </w:pPr>
       <w:rPr>
+        <w:rFonts w:eastAsia="黑体"/>
         <w:b/>
         <w:bCs/>
         <w:color w:themeColor="background1" w:val="FFFFFF"/>
@@ -8294,6 +8727,7 @@
         <w:spacing w:after="0" w:before="0" w:line="240" w:lineRule="auto"/>
       </w:pPr>
       <w:rPr>
+        <w:rFonts w:eastAsia="黑体"/>
         <w:color w:val="auto"/>
       </w:rPr>
       <w:tblPr/>
@@ -8311,6 +8745,7 @@
     </w:tblStylePr>
     <w:tblStylePr w:type="firstCol">
       <w:rPr>
+        <w:rFonts w:eastAsia="黑体"/>
         <w:b/>
         <w:bCs/>
         <w:color w:themeColor="background1" w:val="FFFFFF"/>
@@ -8330,6 +8765,7 @@
     </w:tblStylePr>
     <w:tblStylePr w:type="lastCol">
       <w:rPr>
+        <w:rFonts w:eastAsia="黑体"/>
         <w:b/>
         <w:bCs/>
         <w:color w:themeColor="background1" w:val="FFFFFF"/>
@@ -8378,6 +8814,7 @@
     </w:tblStylePr>
     <w:tblStylePr w:type="nwCell">
       <w:rPr>
+        <w:rFonts w:eastAsia="黑体"/>
         <w:color w:themeColor="background1" w:val="FFFFFF"/>
       </w:rPr>
       <w:tblPr/>
@@ -8421,6 +8858,7 @@
         <w:spacing w:after="0" w:before="0" w:line="240" w:lineRule="auto"/>
       </w:pPr>
       <w:rPr>
+        <w:rFonts w:eastAsia="黑体"/>
         <w:b/>
         <w:bCs/>
         <w:color w:themeColor="background1" w:val="FFFFFF"/>
@@ -8443,6 +8881,7 @@
         <w:spacing w:after="0" w:before="0" w:line="240" w:lineRule="auto"/>
       </w:pPr>
       <w:rPr>
+        <w:rFonts w:eastAsia="黑体"/>
         <w:color w:val="auto"/>
       </w:rPr>
       <w:tblPr/>
@@ -8460,6 +8899,7 @@
     </w:tblStylePr>
     <w:tblStylePr w:type="firstCol">
       <w:rPr>
+        <w:rFonts w:eastAsia="黑体"/>
         <w:b/>
         <w:bCs/>
         <w:color w:themeColor="background1" w:val="FFFFFF"/>
@@ -8479,6 +8919,7 @@
     </w:tblStylePr>
     <w:tblStylePr w:type="lastCol">
       <w:rPr>
+        <w:rFonts w:eastAsia="黑体"/>
         <w:b/>
         <w:bCs/>
         <w:color w:themeColor="background1" w:val="FFFFFF"/>
@@ -8527,6 +8968,7 @@
     </w:tblStylePr>
     <w:tblStylePr w:type="nwCell">
       <w:rPr>
+        <w:rFonts w:eastAsia="黑体"/>
         <w:color w:themeColor="background1" w:val="FFFFFF"/>
       </w:rPr>
       <w:tblPr/>
@@ -8570,6 +9012,7 @@
         <w:spacing w:after="0" w:before="0" w:line="240" w:lineRule="auto"/>
       </w:pPr>
       <w:rPr>
+        <w:rFonts w:eastAsia="黑体"/>
         <w:b/>
         <w:bCs/>
         <w:color w:themeColor="background1" w:val="FFFFFF"/>
@@ -8592,6 +9035,7 @@
         <w:spacing w:after="0" w:before="0" w:line="240" w:lineRule="auto"/>
       </w:pPr>
       <w:rPr>
+        <w:rFonts w:eastAsia="黑体"/>
         <w:color w:val="auto"/>
       </w:rPr>
       <w:tblPr/>
@@ -8609,6 +9053,7 @@
     </w:tblStylePr>
     <w:tblStylePr w:type="firstCol">
       <w:rPr>
+        <w:rFonts w:eastAsia="黑体"/>
         <w:b/>
         <w:bCs/>
         <w:color w:themeColor="background1" w:val="FFFFFF"/>
@@ -8628,6 +9073,7 @@
     </w:tblStylePr>
     <w:tblStylePr w:type="lastCol">
       <w:rPr>
+        <w:rFonts w:eastAsia="黑体"/>
         <w:b/>
         <w:bCs/>
         <w:color w:themeColor="background1" w:val="FFFFFF"/>
@@ -8676,6 +9122,7 @@
     </w:tblStylePr>
     <w:tblStylePr w:type="nwCell">
       <w:rPr>
+        <w:rFonts w:eastAsia="黑体"/>
         <w:color w:themeColor="background1" w:val="FFFFFF"/>
       </w:rPr>
       <w:tblPr/>
@@ -8700,6 +9147,7 @@
       <w:spacing w:after="0" w:line="240" w:lineRule="auto"/>
     </w:pPr>
     <w:rPr>
+      <w:rFonts w:eastAsia="黑体"/>
       <w:color w:themeColor="text1" w:val="000000"/>
     </w:rPr>
     <w:tblPr>
@@ -8719,7 +9167,7 @@
     </w:tblPr>
     <w:tblStylePr w:type="firstRow">
       <w:rPr>
-        <w:rFonts w:asciiTheme="majorHAnsi" w:cstheme="majorBidi" w:eastAsiaTheme="majorEastAsia" w:hAnsiTheme="majorHAnsi"/>
+        <w:rFonts w:asciiTheme="majorHAnsi" w:cstheme="majorBidi" w:hAnsiTheme="majorHAnsi" w:eastAsia="黑体"/>
       </w:rPr>
       <w:tblPr/>
       <w:tcPr>
@@ -8731,6 +9179,7 @@
     </w:tblStylePr>
     <w:tblStylePr w:type="lastRow">
       <w:rPr>
+        <w:rFonts w:eastAsia="黑体"/>
         <w:b/>
         <w:bCs/>
         <w:color w:themeColor="text2" w:val="1F497D"/>
@@ -8745,12 +9194,14 @@
     </w:tblStylePr>
     <w:tblStylePr w:type="firstCol">
       <w:rPr>
+        <w:rFonts w:eastAsia="黑体"/>
         <w:b/>
         <w:bCs/>
       </w:rPr>
     </w:tblStylePr>
     <w:tblStylePr w:type="lastCol">
       <w:rPr>
+        <w:rFonts w:eastAsia="黑体"/>
         <w:b/>
         <w:bCs/>
       </w:rPr>
@@ -8784,6 +9235,7 @@
       <w:spacing w:after="0" w:line="240" w:lineRule="auto"/>
     </w:pPr>
     <w:rPr>
+      <w:rFonts w:eastAsia="黑体"/>
       <w:color w:themeColor="text1" w:val="000000"/>
     </w:rPr>
     <w:tblPr>
@@ -8803,7 +9255,7 @@
     </w:tblPr>
     <w:tblStylePr w:type="firstRow">
       <w:rPr>
-        <w:rFonts w:asciiTheme="majorHAnsi" w:cstheme="majorBidi" w:eastAsiaTheme="majorEastAsia" w:hAnsiTheme="majorHAnsi"/>
+        <w:rFonts w:asciiTheme="majorHAnsi" w:cstheme="majorBidi" w:hAnsiTheme="majorHAnsi" w:eastAsia="黑体"/>
       </w:rPr>
       <w:tblPr/>
       <w:tcPr>
@@ -8815,6 +9267,7 @@
     </w:tblStylePr>
     <w:tblStylePr w:type="lastRow">
       <w:rPr>
+        <w:rFonts w:eastAsia="黑体"/>
         <w:b/>
         <w:bCs/>
         <w:color w:themeColor="text2" w:val="1F497D"/>
@@ -8829,12 +9282,14 @@
     </w:tblStylePr>
     <w:tblStylePr w:type="firstCol">
       <w:rPr>
+        <w:rFonts w:eastAsia="黑体"/>
         <w:b/>
         <w:bCs/>
       </w:rPr>
     </w:tblStylePr>
     <w:tblStylePr w:type="lastCol">
       <w:rPr>
+        <w:rFonts w:eastAsia="黑体"/>
         <w:b/>
         <w:bCs/>
       </w:rPr>
@@ -8868,6 +9323,7 @@
       <w:spacing w:after="0" w:line="240" w:lineRule="auto"/>
     </w:pPr>
     <w:rPr>
+      <w:rFonts w:eastAsia="黑体"/>
       <w:color w:themeColor="text1" w:val="000000"/>
     </w:rPr>
     <w:tblPr>
@@ -8887,7 +9343,7 @@
     </w:tblPr>
     <w:tblStylePr w:type="firstRow">
       <w:rPr>
-        <w:rFonts w:asciiTheme="majorHAnsi" w:cstheme="majorBidi" w:eastAsiaTheme="majorEastAsia" w:hAnsiTheme="majorHAnsi"/>
+        <w:rFonts w:asciiTheme="majorHAnsi" w:cstheme="majorBidi" w:hAnsiTheme="majorHAnsi" w:eastAsia="黑体"/>
       </w:rPr>
       <w:tblPr/>
       <w:tcPr>
@@ -8899,6 +9355,7 @@
     </w:tblStylePr>
     <w:tblStylePr w:type="lastRow">
       <w:rPr>
+        <w:rFonts w:eastAsia="黑体"/>
         <w:b/>
         <w:bCs/>
         <w:color w:themeColor="text2" w:val="1F497D"/>
@@ -8913,12 +9370,14 @@
     </w:tblStylePr>
     <w:tblStylePr w:type="firstCol">
       <w:rPr>
+        <w:rFonts w:eastAsia="黑体"/>
         <w:b/>
         <w:bCs/>
       </w:rPr>
     </w:tblStylePr>
     <w:tblStylePr w:type="lastCol">
       <w:rPr>
+        <w:rFonts w:eastAsia="黑体"/>
         <w:b/>
         <w:bCs/>
       </w:rPr>
@@ -8952,6 +9411,7 @@
       <w:spacing w:after="0" w:line="240" w:lineRule="auto"/>
     </w:pPr>
     <w:rPr>
+      <w:rFonts w:eastAsia="黑体"/>
       <w:color w:themeColor="text1" w:val="000000"/>
     </w:rPr>
     <w:tblPr>
@@ -8971,7 +9431,7 @@
     </w:tblPr>
     <w:tblStylePr w:type="firstRow">
       <w:rPr>
-        <w:rFonts w:asciiTheme="majorHAnsi" w:cstheme="majorBidi" w:eastAsiaTheme="majorEastAsia" w:hAnsiTheme="majorHAnsi"/>
+        <w:rFonts w:asciiTheme="majorHAnsi" w:cstheme="majorBidi" w:hAnsiTheme="majorHAnsi" w:eastAsia="黑体"/>
       </w:rPr>
       <w:tblPr/>
       <w:tcPr>
@@ -8983,6 +9443,7 @@
     </w:tblStylePr>
     <w:tblStylePr w:type="lastRow">
       <w:rPr>
+        <w:rFonts w:eastAsia="黑体"/>
         <w:b/>
         <w:bCs/>
         <w:color w:themeColor="text2" w:val="1F497D"/>
@@ -8997,12 +9458,14 @@
     </w:tblStylePr>
     <w:tblStylePr w:type="firstCol">
       <w:rPr>
+        <w:rFonts w:eastAsia="黑体"/>
         <w:b/>
         <w:bCs/>
       </w:rPr>
     </w:tblStylePr>
     <w:tblStylePr w:type="lastCol">
       <w:rPr>
+        <w:rFonts w:eastAsia="黑体"/>
         <w:b/>
         <w:bCs/>
       </w:rPr>
@@ -9036,6 +9499,7 @@
       <w:spacing w:after="0" w:line="240" w:lineRule="auto"/>
     </w:pPr>
     <w:rPr>
+      <w:rFonts w:eastAsia="黑体"/>
       <w:color w:themeColor="text1" w:val="000000"/>
     </w:rPr>
     <w:tblPr>
@@ -9055,7 +9519,7 @@
     </w:tblPr>
     <w:tblStylePr w:type="firstRow">
       <w:rPr>
-        <w:rFonts w:asciiTheme="majorHAnsi" w:cstheme="majorBidi" w:eastAsiaTheme="majorEastAsia" w:hAnsiTheme="majorHAnsi"/>
+        <w:rFonts w:asciiTheme="majorHAnsi" w:cstheme="majorBidi" w:hAnsiTheme="majorHAnsi" w:eastAsia="黑体"/>
       </w:rPr>
       <w:tblPr/>
       <w:tcPr>
@@ -9067,6 +9531,7 @@
     </w:tblStylePr>
     <w:tblStylePr w:type="lastRow">
       <w:rPr>
+        <w:rFonts w:eastAsia="黑体"/>
         <w:b/>
         <w:bCs/>
         <w:color w:themeColor="text2" w:val="1F497D"/>
@@ -9081,12 +9546,14 @@
     </w:tblStylePr>
     <w:tblStylePr w:type="firstCol">
       <w:rPr>
+        <w:rFonts w:eastAsia="黑体"/>
         <w:b/>
         <w:bCs/>
       </w:rPr>
     </w:tblStylePr>
     <w:tblStylePr w:type="lastCol">
       <w:rPr>
+        <w:rFonts w:eastAsia="黑体"/>
         <w:b/>
         <w:bCs/>
       </w:rPr>
@@ -9120,6 +9587,7 @@
       <w:spacing w:after="0" w:line="240" w:lineRule="auto"/>
     </w:pPr>
     <w:rPr>
+      <w:rFonts w:eastAsia="黑体"/>
       <w:color w:themeColor="text1" w:val="000000"/>
     </w:rPr>
     <w:tblPr>
@@ -9139,7 +9607,7 @@
     </w:tblPr>
     <w:tblStylePr w:type="firstRow">
       <w:rPr>
-        <w:rFonts w:asciiTheme="majorHAnsi" w:cstheme="majorBidi" w:eastAsiaTheme="majorEastAsia" w:hAnsiTheme="majorHAnsi"/>
+        <w:rFonts w:asciiTheme="majorHAnsi" w:cstheme="majorBidi" w:hAnsiTheme="majorHAnsi" w:eastAsia="黑体"/>
       </w:rPr>
       <w:tblPr/>
       <w:tcPr>
@@ -9151,6 +9619,7 @@
     </w:tblStylePr>
     <w:tblStylePr w:type="lastRow">
       <w:rPr>
+        <w:rFonts w:eastAsia="黑体"/>
         <w:b/>
         <w:bCs/>
         <w:color w:themeColor="text2" w:val="1F497D"/>
@@ -9165,12 +9634,14 @@
     </w:tblStylePr>
     <w:tblStylePr w:type="firstCol">
       <w:rPr>
+        <w:rFonts w:eastAsia="黑体"/>
         <w:b/>
         <w:bCs/>
       </w:rPr>
     </w:tblStylePr>
     <w:tblStylePr w:type="lastCol">
       <w:rPr>
+        <w:rFonts w:eastAsia="黑体"/>
         <w:b/>
         <w:bCs/>
       </w:rPr>
@@ -9204,6 +9675,7 @@
       <w:spacing w:after="0" w:line="240" w:lineRule="auto"/>
     </w:pPr>
     <w:rPr>
+      <w:rFonts w:eastAsia="黑体"/>
       <w:color w:themeColor="text1" w:val="000000"/>
     </w:rPr>
     <w:tblPr>
@@ -9223,7 +9695,7 @@
     </w:tblPr>
     <w:tblStylePr w:type="firstRow">
       <w:rPr>
-        <w:rFonts w:asciiTheme="majorHAnsi" w:cstheme="majorBidi" w:eastAsiaTheme="majorEastAsia" w:hAnsiTheme="majorHAnsi"/>
+        <w:rFonts w:asciiTheme="majorHAnsi" w:cstheme="majorBidi" w:hAnsiTheme="majorHAnsi" w:eastAsia="黑体"/>
       </w:rPr>
       <w:tblPr/>
       <w:tcPr>
@@ -9235,6 +9707,7 @@
     </w:tblStylePr>
     <w:tblStylePr w:type="lastRow">
       <w:rPr>
+        <w:rFonts w:eastAsia="黑体"/>
         <w:b/>
         <w:bCs/>
         <w:color w:themeColor="text2" w:val="1F497D"/>
@@ -9249,12 +9722,14 @@
     </w:tblStylePr>
     <w:tblStylePr w:type="firstCol">
       <w:rPr>
+        <w:rFonts w:eastAsia="黑体"/>
         <w:b/>
         <w:bCs/>
       </w:rPr>
     </w:tblStylePr>
     <w:tblStylePr w:type="lastCol">
       <w:rPr>
+        <w:rFonts w:eastAsia="黑体"/>
         <w:b/>
         <w:bCs/>
       </w:rPr>
@@ -9288,7 +9763,7 @@
       <w:spacing w:after="0" w:line="240" w:lineRule="auto"/>
     </w:pPr>
     <w:rPr>
-      <w:rFonts w:asciiTheme="majorHAnsi" w:cstheme="majorBidi" w:eastAsiaTheme="majorEastAsia" w:hAnsiTheme="majorHAnsi"/>
+      <w:rFonts w:asciiTheme="majorHAnsi" w:cstheme="majorBidi" w:hAnsiTheme="majorHAnsi" w:eastAsia="黑体"/>
       <w:color w:themeColor="text1" w:val="000000"/>
     </w:rPr>
     <w:tblPr>
@@ -9310,6 +9785,7 @@
     </w:tblPr>
     <w:tblStylePr w:type="firstRow">
       <w:rPr>
+        <w:rFonts w:eastAsia="黑体"/>
         <w:sz w:val="24"/>
         <w:szCs w:val="24"/>
       </w:rPr>
@@ -9416,7 +9892,7 @@
       <w:spacing w:after="0" w:line="240" w:lineRule="auto"/>
     </w:pPr>
     <w:rPr>
-      <w:rFonts w:asciiTheme="majorHAnsi" w:cstheme="majorBidi" w:eastAsiaTheme="majorEastAsia" w:hAnsiTheme="majorHAnsi"/>
+      <w:rFonts w:asciiTheme="majorHAnsi" w:cstheme="majorBidi" w:hAnsiTheme="majorHAnsi" w:eastAsia="黑体"/>
       <w:color w:themeColor="text1" w:val="000000"/>
     </w:rPr>
     <w:tblPr>
@@ -9438,6 +9914,7 @@
     </w:tblPr>
     <w:tblStylePr w:type="firstRow">
       <w:rPr>
+        <w:rFonts w:eastAsia="黑体"/>
         <w:sz w:val="24"/>
         <w:szCs w:val="24"/>
       </w:rPr>
@@ -9544,7 +10021,7 @@
       <w:spacing w:after="0" w:line="240" w:lineRule="auto"/>
     </w:pPr>
     <w:rPr>
-      <w:rFonts w:asciiTheme="majorHAnsi" w:cstheme="majorBidi" w:eastAsiaTheme="majorEastAsia" w:hAnsiTheme="majorHAnsi"/>
+      <w:rFonts w:asciiTheme="majorHAnsi" w:cstheme="majorBidi" w:hAnsiTheme="majorHAnsi" w:eastAsia="黑体"/>
       <w:color w:themeColor="text1" w:val="000000"/>
     </w:rPr>
     <w:tblPr>
@@ -9566,6 +10043,7 @@
     </w:tblPr>
     <w:tblStylePr w:type="firstRow">
       <w:rPr>
+        <w:rFonts w:eastAsia="黑体"/>
         <w:sz w:val="24"/>
         <w:szCs w:val="24"/>
       </w:rPr>
@@ -9672,7 +10150,7 @@
       <w:spacing w:after="0" w:line="240" w:lineRule="auto"/>
     </w:pPr>
     <w:rPr>
-      <w:rFonts w:asciiTheme="majorHAnsi" w:cstheme="majorBidi" w:eastAsiaTheme="majorEastAsia" w:hAnsiTheme="majorHAnsi"/>
+      <w:rFonts w:asciiTheme="majorHAnsi" w:cstheme="majorBidi" w:hAnsiTheme="majorHAnsi" w:eastAsia="黑体"/>
       <w:color w:themeColor="text1" w:val="000000"/>
     </w:rPr>
     <w:tblPr>
@@ -9694,6 +10172,7 @@
     </w:tblPr>
     <w:tblStylePr w:type="firstRow">
       <w:rPr>
+        <w:rFonts w:eastAsia="黑体"/>
         <w:sz w:val="24"/>
         <w:szCs w:val="24"/>
       </w:rPr>
@@ -9800,7 +10279,7 @@
       <w:spacing w:after="0" w:line="240" w:lineRule="auto"/>
     </w:pPr>
     <w:rPr>
-      <w:rFonts w:asciiTheme="majorHAnsi" w:cstheme="majorBidi" w:eastAsiaTheme="majorEastAsia" w:hAnsiTheme="majorHAnsi"/>
+      <w:rFonts w:asciiTheme="majorHAnsi" w:cstheme="majorBidi" w:hAnsiTheme="majorHAnsi" w:eastAsia="黑体"/>
       <w:color w:themeColor="text1" w:val="000000"/>
     </w:rPr>
     <w:tblPr>
@@ -9822,6 +10301,7 @@
     </w:tblPr>
     <w:tblStylePr w:type="firstRow">
       <w:rPr>
+        <w:rFonts w:eastAsia="黑体"/>
         <w:sz w:val="24"/>
         <w:szCs w:val="24"/>
       </w:rPr>
@@ -9928,7 +10408,7 @@
       <w:spacing w:after="0" w:line="240" w:lineRule="auto"/>
     </w:pPr>
     <w:rPr>
-      <w:rFonts w:asciiTheme="majorHAnsi" w:cstheme="majorBidi" w:eastAsiaTheme="majorEastAsia" w:hAnsiTheme="majorHAnsi"/>
+      <w:rFonts w:asciiTheme="majorHAnsi" w:cstheme="majorBidi" w:hAnsiTheme="majorHAnsi" w:eastAsia="黑体"/>
       <w:color w:themeColor="text1" w:val="000000"/>
     </w:rPr>
     <w:tblPr>
@@ -9950,6 +10430,7 @@
     </w:tblPr>
     <w:tblStylePr w:type="firstRow">
       <w:rPr>
+        <w:rFonts w:eastAsia="黑体"/>
         <w:sz w:val="24"/>
         <w:szCs w:val="24"/>
       </w:rPr>
@@ -10056,7 +10537,7 @@
       <w:spacing w:after="0" w:line="240" w:lineRule="auto"/>
     </w:pPr>
     <w:rPr>
-      <w:rFonts w:asciiTheme="majorHAnsi" w:cstheme="majorBidi" w:eastAsiaTheme="majorEastAsia" w:hAnsiTheme="majorHAnsi"/>
+      <w:rFonts w:asciiTheme="majorHAnsi" w:cstheme="majorBidi" w:hAnsiTheme="majorHAnsi" w:eastAsia="黑体"/>
       <w:color w:themeColor="text1" w:val="000000"/>
     </w:rPr>
     <w:tblPr>
@@ -10078,6 +10559,7 @@
     </w:tblPr>
     <w:tblStylePr w:type="firstRow">
       <w:rPr>
+        <w:rFonts w:eastAsia="黑体"/>
         <w:sz w:val="24"/>
         <w:szCs w:val="24"/>
       </w:rPr>
@@ -10207,12 +10689,14 @@
     </w:tcPr>
     <w:tblStylePr w:type="firstRow">
       <w:rPr>
+        <w:rFonts w:eastAsia="黑体"/>
         <w:b/>
         <w:bCs/>
       </w:rPr>
     </w:tblStylePr>
     <w:tblStylePr w:type="lastRow">
       <w:rPr>
+        <w:rFonts w:eastAsia="黑体"/>
         <w:b/>
         <w:bCs/>
       </w:rPr>
@@ -10225,12 +10709,14 @@
     </w:tblStylePr>
     <w:tblStylePr w:type="firstCol">
       <w:rPr>
+        <w:rFonts w:eastAsia="黑体"/>
         <w:b/>
         <w:bCs/>
       </w:rPr>
     </w:tblStylePr>
     <w:tblStylePr w:type="lastCol">
       <w:rPr>
+        <w:rFonts w:eastAsia="黑体"/>
         <w:b/>
         <w:bCs/>
       </w:rPr>
@@ -10280,12 +10766,14 @@
     </w:tcPr>
     <w:tblStylePr w:type="firstRow">
       <w:rPr>
+        <w:rFonts w:eastAsia="黑体"/>
         <w:b/>
         <w:bCs/>
       </w:rPr>
     </w:tblStylePr>
     <w:tblStylePr w:type="lastRow">
       <w:rPr>
+        <w:rFonts w:eastAsia="黑体"/>
         <w:b/>
         <w:bCs/>
       </w:rPr>
@@ -10298,12 +10786,14 @@
     </w:tblStylePr>
     <w:tblStylePr w:type="firstCol">
       <w:rPr>
+        <w:rFonts w:eastAsia="黑体"/>
         <w:b/>
         <w:bCs/>
       </w:rPr>
     </w:tblStylePr>
     <w:tblStylePr w:type="lastCol">
       <w:rPr>
+        <w:rFonts w:eastAsia="黑体"/>
         <w:b/>
         <w:bCs/>
       </w:rPr>
@@ -10353,12 +10843,14 @@
     </w:tcPr>
     <w:tblStylePr w:type="firstRow">
       <w:rPr>
+        <w:rFonts w:eastAsia="黑体"/>
         <w:b/>
         <w:bCs/>
       </w:rPr>
     </w:tblStylePr>
     <w:tblStylePr w:type="lastRow">
       <w:rPr>
+        <w:rFonts w:eastAsia="黑体"/>
         <w:b/>
         <w:bCs/>
       </w:rPr>
@@ -10371,12 +10863,14 @@
     </w:tblStylePr>
     <w:tblStylePr w:type="firstCol">
       <w:rPr>
+        <w:rFonts w:eastAsia="黑体"/>
         <w:b/>
         <w:bCs/>
       </w:rPr>
     </w:tblStylePr>
     <w:tblStylePr w:type="lastCol">
       <w:rPr>
+        <w:rFonts w:eastAsia="黑体"/>
         <w:b/>
         <w:bCs/>
       </w:rPr>
@@ -10426,12 +10920,14 @@
     </w:tcPr>
     <w:tblStylePr w:type="firstRow">
       <w:rPr>
+        <w:rFonts w:eastAsia="黑体"/>
         <w:b/>
         <w:bCs/>
       </w:rPr>
     </w:tblStylePr>
     <w:tblStylePr w:type="lastRow">
       <w:rPr>
+        <w:rFonts w:eastAsia="黑体"/>
         <w:b/>
         <w:bCs/>
       </w:rPr>
@@ -10444,12 +10940,14 @@
     </w:tblStylePr>
     <w:tblStylePr w:type="firstCol">
       <w:rPr>
+        <w:rFonts w:eastAsia="黑体"/>
         <w:b/>
         <w:bCs/>
       </w:rPr>
     </w:tblStylePr>
     <w:tblStylePr w:type="lastCol">
       <w:rPr>
+        <w:rFonts w:eastAsia="黑体"/>
         <w:b/>
         <w:bCs/>
       </w:rPr>
@@ -10499,12 +10997,14 @@
     </w:tcPr>
     <w:tblStylePr w:type="firstRow">
       <w:rPr>
+        <w:rFonts w:eastAsia="黑体"/>
         <w:b/>
         <w:bCs/>
       </w:rPr>
     </w:tblStylePr>
     <w:tblStylePr w:type="lastRow">
       <w:rPr>
+        <w:rFonts w:eastAsia="黑体"/>
         <w:b/>
         <w:bCs/>
       </w:rPr>
@@ -10517,12 +11017,14 @@
     </w:tblStylePr>
     <w:tblStylePr w:type="firstCol">
       <w:rPr>
+        <w:rFonts w:eastAsia="黑体"/>
         <w:b/>
         <w:bCs/>
       </w:rPr>
     </w:tblStylePr>
     <w:tblStylePr w:type="lastCol">
       <w:rPr>
+        <w:rFonts w:eastAsia="黑体"/>
         <w:b/>
         <w:bCs/>
       </w:rPr>
@@ -10572,12 +11074,14 @@
     </w:tcPr>
     <w:tblStylePr w:type="firstRow">
       <w:rPr>
+        <w:rFonts w:eastAsia="黑体"/>
         <w:b/>
         <w:bCs/>
       </w:rPr>
     </w:tblStylePr>
     <w:tblStylePr w:type="lastRow">
       <w:rPr>
+        <w:rFonts w:eastAsia="黑体"/>
         <w:b/>
         <w:bCs/>
       </w:rPr>
@@ -10590,12 +11094,14 @@
     </w:tblStylePr>
     <w:tblStylePr w:type="firstCol">
       <w:rPr>
+        <w:rFonts w:eastAsia="黑体"/>
         <w:b/>
         <w:bCs/>
       </w:rPr>
     </w:tblStylePr>
     <w:tblStylePr w:type="lastCol">
       <w:rPr>
+        <w:rFonts w:eastAsia="黑体"/>
         <w:b/>
         <w:bCs/>
       </w:rPr>
@@ -10645,12 +11151,14 @@
     </w:tcPr>
     <w:tblStylePr w:type="firstRow">
       <w:rPr>
+        <w:rFonts w:eastAsia="黑体"/>
         <w:b/>
         <w:bCs/>
       </w:rPr>
     </w:tblStylePr>
     <w:tblStylePr w:type="lastRow">
       <w:rPr>
+        <w:rFonts w:eastAsia="黑体"/>
         <w:b/>
         <w:bCs/>
       </w:rPr>
@@ -10663,12 +11171,14 @@
     </w:tblStylePr>
     <w:tblStylePr w:type="firstCol">
       <w:rPr>
+        <w:rFonts w:eastAsia="黑体"/>
         <w:b/>
         <w:bCs/>
       </w:rPr>
     </w:tblStylePr>
     <w:tblStylePr w:type="lastCol">
       <w:rPr>
+        <w:rFonts w:eastAsia="黑体"/>
         <w:b/>
         <w:bCs/>
       </w:rPr>
@@ -10695,7 +11205,7 @@
       <w:spacing w:after="0" w:line="240" w:lineRule="auto"/>
     </w:pPr>
     <w:rPr>
-      <w:rFonts w:asciiTheme="majorHAnsi" w:cstheme="majorBidi" w:eastAsiaTheme="majorEastAsia" w:hAnsiTheme="majorHAnsi"/>
+      <w:rFonts w:asciiTheme="majorHAnsi" w:cstheme="majorBidi" w:hAnsiTheme="majorHAnsi" w:eastAsia="黑体"/>
       <w:color w:themeColor="text1" w:val="000000"/>
     </w:rPr>
     <w:tblPr>
@@ -10722,6 +11232,7 @@
     </w:tcPr>
     <w:tblStylePr w:type="firstRow">
       <w:rPr>
+        <w:rFonts w:eastAsia="黑体"/>
         <w:b/>
         <w:bCs/>
         <w:color w:themeColor="text1" w:val="000000"/>
@@ -10733,6 +11244,7 @@
     </w:tblStylePr>
     <w:tblStylePr w:type="lastRow">
       <w:rPr>
+        <w:rFonts w:eastAsia="黑体"/>
         <w:b/>
         <w:bCs/>
         <w:color w:themeColor="text1" w:val="000000"/>
@@ -10752,6 +11264,7 @@
     </w:tblStylePr>
     <w:tblStylePr w:type="firstCol">
       <w:rPr>
+        <w:rFonts w:eastAsia="黑体"/>
         <w:b/>
         <w:bCs/>
         <w:color w:themeColor="text1" w:val="000000"/>
@@ -10771,6 +11284,7 @@
     </w:tblStylePr>
     <w:tblStylePr w:type="lastCol">
       <w:rPr>
+        <w:rFonts w:eastAsia="黑体"/>
         <w:b w:val="0"/>
         <w:bCs w:val="0"/>
         <w:color w:themeColor="text1" w:val="000000"/>
@@ -10820,7 +11334,7 @@
       <w:spacing w:after="0" w:line="240" w:lineRule="auto"/>
     </w:pPr>
     <w:rPr>
-      <w:rFonts w:asciiTheme="majorHAnsi" w:cstheme="majorBidi" w:eastAsiaTheme="majorEastAsia" w:hAnsiTheme="majorHAnsi"/>
+      <w:rFonts w:asciiTheme="majorHAnsi" w:cstheme="majorBidi" w:hAnsiTheme="majorHAnsi" w:eastAsia="黑体"/>
       <w:color w:themeColor="text1" w:val="000000"/>
     </w:rPr>
     <w:tblPr>
@@ -10847,6 +11361,7 @@
     </w:tcPr>
     <w:tblStylePr w:type="firstRow">
       <w:rPr>
+        <w:rFonts w:eastAsia="黑体"/>
         <w:b/>
         <w:bCs/>
         <w:color w:themeColor="text1" w:val="000000"/>
@@ -10858,6 +11373,7 @@
     </w:tblStylePr>
     <w:tblStylePr w:type="lastRow">
       <w:rPr>
+        <w:rFonts w:eastAsia="黑体"/>
         <w:b/>
         <w:bCs/>
         <w:color w:themeColor="text1" w:val="000000"/>
@@ -10877,6 +11393,7 @@
     </w:tblStylePr>
     <w:tblStylePr w:type="firstCol">
       <w:rPr>
+        <w:rFonts w:eastAsia="黑体"/>
         <w:b/>
         <w:bCs/>
         <w:color w:themeColor="text1" w:val="000000"/>
@@ -10896,6 +11413,7 @@
     </w:tblStylePr>
     <w:tblStylePr w:type="lastCol">
       <w:rPr>
+        <w:rFonts w:eastAsia="黑体"/>
         <w:b w:val="0"/>
         <w:bCs w:val="0"/>
         <w:color w:themeColor="text1" w:val="000000"/>
@@ -10945,7 +11463,7 @@
       <w:spacing w:after="0" w:line="240" w:lineRule="auto"/>
     </w:pPr>
     <w:rPr>
-      <w:rFonts w:asciiTheme="majorHAnsi" w:cstheme="majorBidi" w:eastAsiaTheme="majorEastAsia" w:hAnsiTheme="majorHAnsi"/>
+      <w:rFonts w:asciiTheme="majorHAnsi" w:cstheme="majorBidi" w:hAnsiTheme="majorHAnsi" w:eastAsia="黑体"/>
       <w:color w:themeColor="text1" w:val="000000"/>
     </w:rPr>
     <w:tblPr>
@@ -10972,6 +11490,7 @@
     </w:tcPr>
     <w:tblStylePr w:type="firstRow">
       <w:rPr>
+        <w:rFonts w:eastAsia="黑体"/>
         <w:b/>
         <w:bCs/>
         <w:color w:themeColor="text1" w:val="000000"/>
@@ -10983,6 +11502,7 @@
     </w:tblStylePr>
     <w:tblStylePr w:type="lastRow">
       <w:rPr>
+        <w:rFonts w:eastAsia="黑体"/>
         <w:b/>
         <w:bCs/>
         <w:color w:themeColor="text1" w:val="000000"/>
@@ -11002,6 +11522,7 @@
     </w:tblStylePr>
     <w:tblStylePr w:type="firstCol">
       <w:rPr>
+        <w:rFonts w:eastAsia="黑体"/>
         <w:b/>
         <w:bCs/>
         <w:color w:themeColor="text1" w:val="000000"/>
@@ -11021,6 +11542,7 @@
     </w:tblStylePr>
     <w:tblStylePr w:type="lastCol">
       <w:rPr>
+        <w:rFonts w:eastAsia="黑体"/>
         <w:b w:val="0"/>
         <w:bCs w:val="0"/>
         <w:color w:themeColor="text1" w:val="000000"/>
@@ -11070,7 +11592,7 @@
       <w:spacing w:after="0" w:line="240" w:lineRule="auto"/>
     </w:pPr>
     <w:rPr>
-      <w:rFonts w:asciiTheme="majorHAnsi" w:cstheme="majorBidi" w:eastAsiaTheme="majorEastAsia" w:hAnsiTheme="majorHAnsi"/>
+      <w:rFonts w:asciiTheme="majorHAnsi" w:cstheme="majorBidi" w:hAnsiTheme="majorHAnsi" w:eastAsia="黑体"/>
       <w:color w:themeColor="text1" w:val="000000"/>
     </w:rPr>
     <w:tblPr>
@@ -11097,6 +11619,7 @@
     </w:tcPr>
     <w:tblStylePr w:type="firstRow">
       <w:rPr>
+        <w:rFonts w:eastAsia="黑体"/>
         <w:b/>
         <w:bCs/>
         <w:color w:themeColor="text1" w:val="000000"/>
@@ -11108,6 +11631,7 @@
     </w:tblStylePr>
     <w:tblStylePr w:type="lastRow">
       <w:rPr>
+        <w:rFonts w:eastAsia="黑体"/>
         <w:b/>
         <w:bCs/>
         <w:color w:themeColor="text1" w:val="000000"/>
@@ -11127,6 +11651,7 @@
     </w:tblStylePr>
     <w:tblStylePr w:type="firstCol">
       <w:rPr>
+        <w:rFonts w:eastAsia="黑体"/>
         <w:b/>
         <w:bCs/>
         <w:color w:themeColor="text1" w:val="000000"/>
@@ -11146,6 +11671,7 @@
     </w:tblStylePr>
     <w:tblStylePr w:type="lastCol">
       <w:rPr>
+        <w:rFonts w:eastAsia="黑体"/>
         <w:b w:val="0"/>
         <w:bCs w:val="0"/>
         <w:color w:themeColor="text1" w:val="000000"/>
@@ -11195,7 +11721,7 @@
       <w:spacing w:after="0" w:line="240" w:lineRule="auto"/>
     </w:pPr>
     <w:rPr>
-      <w:rFonts w:asciiTheme="majorHAnsi" w:cstheme="majorBidi" w:eastAsiaTheme="majorEastAsia" w:hAnsiTheme="majorHAnsi"/>
+      <w:rFonts w:asciiTheme="majorHAnsi" w:cstheme="majorBidi" w:hAnsiTheme="majorHAnsi" w:eastAsia="黑体"/>
       <w:color w:themeColor="text1" w:val="000000"/>
     </w:rPr>
     <w:tblPr>
@@ -11222,6 +11748,7 @@
     </w:tcPr>
     <w:tblStylePr w:type="firstRow">
       <w:rPr>
+        <w:rFonts w:eastAsia="黑体"/>
         <w:b/>
         <w:bCs/>
         <w:color w:themeColor="text1" w:val="000000"/>
@@ -11233,6 +11760,7 @@
     </w:tblStylePr>
     <w:tblStylePr w:type="lastRow">
       <w:rPr>
+        <w:rFonts w:eastAsia="黑体"/>
         <w:b/>
         <w:bCs/>
         <w:color w:themeColor="text1" w:val="000000"/>
@@ -11252,6 +11780,7 @@
     </w:tblStylePr>
     <w:tblStylePr w:type="firstCol">
       <w:rPr>
+        <w:rFonts w:eastAsia="黑体"/>
         <w:b/>
         <w:bCs/>
         <w:color w:themeColor="text1" w:val="000000"/>
@@ -11271,6 +11800,7 @@
     </w:tblStylePr>
     <w:tblStylePr w:type="lastCol">
       <w:rPr>
+        <w:rFonts w:eastAsia="黑体"/>
         <w:b w:val="0"/>
         <w:bCs w:val="0"/>
         <w:color w:themeColor="text1" w:val="000000"/>
@@ -11320,7 +11850,7 @@
       <w:spacing w:after="0" w:line="240" w:lineRule="auto"/>
     </w:pPr>
     <w:rPr>
-      <w:rFonts w:asciiTheme="majorHAnsi" w:cstheme="majorBidi" w:eastAsiaTheme="majorEastAsia" w:hAnsiTheme="majorHAnsi"/>
+      <w:rFonts w:asciiTheme="majorHAnsi" w:cstheme="majorBidi" w:hAnsiTheme="majorHAnsi" w:eastAsia="黑体"/>
       <w:color w:themeColor="text1" w:val="000000"/>
     </w:rPr>
     <w:tblPr>
@@ -11347,6 +11877,7 @@
     </w:tcPr>
     <w:tblStylePr w:type="firstRow">
       <w:rPr>
+        <w:rFonts w:eastAsia="黑体"/>
         <w:b/>
         <w:bCs/>
         <w:color w:themeColor="text1" w:val="000000"/>
@@ -11358,6 +11889,7 @@
     </w:tblStylePr>
     <w:tblStylePr w:type="lastRow">
       <w:rPr>
+        <w:rFonts w:eastAsia="黑体"/>
         <w:b/>
         <w:bCs/>
         <w:color w:themeColor="text1" w:val="000000"/>
@@ -11377,6 +11909,7 @@
     </w:tblStylePr>
     <w:tblStylePr w:type="firstCol">
       <w:rPr>
+        <w:rFonts w:eastAsia="黑体"/>
         <w:b/>
         <w:bCs/>
         <w:color w:themeColor="text1" w:val="000000"/>
@@ -11396,6 +11929,7 @@
     </w:tblStylePr>
     <w:tblStylePr w:type="lastCol">
       <w:rPr>
+        <w:rFonts w:eastAsia="黑体"/>
         <w:b w:val="0"/>
         <w:bCs w:val="0"/>
         <w:color w:themeColor="text1" w:val="000000"/>
@@ -11445,7 +11979,7 @@
       <w:spacing w:after="0" w:line="240" w:lineRule="auto"/>
     </w:pPr>
     <w:rPr>
-      <w:rFonts w:asciiTheme="majorHAnsi" w:cstheme="majorBidi" w:eastAsiaTheme="majorEastAsia" w:hAnsiTheme="majorHAnsi"/>
+      <w:rFonts w:asciiTheme="majorHAnsi" w:cstheme="majorBidi" w:hAnsiTheme="majorHAnsi" w:eastAsia="黑体"/>
       <w:color w:themeColor="text1" w:val="000000"/>
     </w:rPr>
     <w:tblPr>
@@ -11472,6 +12006,7 @@
     </w:tcPr>
     <w:tblStylePr w:type="firstRow">
       <w:rPr>
+        <w:rFonts w:eastAsia="黑体"/>
         <w:b/>
         <w:bCs/>
         <w:color w:themeColor="text1" w:val="000000"/>
@@ -11483,6 +12018,7 @@
     </w:tblStylePr>
     <w:tblStylePr w:type="lastRow">
       <w:rPr>
+        <w:rFonts w:eastAsia="黑体"/>
         <w:b/>
         <w:bCs/>
         <w:color w:themeColor="text1" w:val="000000"/>
@@ -11502,6 +12038,7 @@
     </w:tblStylePr>
     <w:tblStylePr w:type="firstCol">
       <w:rPr>
+        <w:rFonts w:eastAsia="黑体"/>
         <w:b/>
         <w:bCs/>
         <w:color w:themeColor="text1" w:val="000000"/>
@@ -11521,6 +12058,7 @@
     </w:tblStylePr>
     <w:tblStylePr w:type="lastCol">
       <w:rPr>
+        <w:rFonts w:eastAsia="黑体"/>
         <w:b w:val="0"/>
         <w:bCs w:val="0"/>
         <w:color w:themeColor="text1" w:val="000000"/>
@@ -11593,6 +12131,7 @@
     </w:tcPr>
     <w:tblStylePr w:type="firstRow">
       <w:rPr>
+        <w:rFonts w:eastAsia="黑体"/>
         <w:b/>
         <w:bCs/>
         <w:i w:val="0"/>
@@ -11614,6 +12153,7 @@
     </w:tblStylePr>
     <w:tblStylePr w:type="lastRow">
       <w:rPr>
+        <w:rFonts w:eastAsia="黑体"/>
         <w:b/>
         <w:bCs/>
         <w:i w:val="0"/>
@@ -11635,6 +12175,7 @@
     </w:tblStylePr>
     <w:tblStylePr w:type="firstCol">
       <w:rPr>
+        <w:rFonts w:eastAsia="黑体"/>
         <w:b/>
         <w:bCs/>
         <w:i w:val="0"/>
@@ -11654,6 +12195,7 @@
     </w:tblStylePr>
     <w:tblStylePr w:type="lastCol">
       <w:rPr>
+        <w:rFonts w:eastAsia="黑体"/>
         <w:b/>
         <w:bCs/>
         <w:i w:val="0"/>
@@ -11734,6 +12276,7 @@
     </w:tcPr>
     <w:tblStylePr w:type="firstRow">
       <w:rPr>
+        <w:rFonts w:eastAsia="黑体"/>
         <w:b/>
         <w:bCs/>
         <w:i w:val="0"/>
@@ -11755,6 +12298,7 @@
     </w:tblStylePr>
     <w:tblStylePr w:type="lastRow">
       <w:rPr>
+        <w:rFonts w:eastAsia="黑体"/>
         <w:b/>
         <w:bCs/>
         <w:i w:val="0"/>
@@ -11776,6 +12320,7 @@
     </w:tblStylePr>
     <w:tblStylePr w:type="firstCol">
       <w:rPr>
+        <w:rFonts w:eastAsia="黑体"/>
         <w:b/>
         <w:bCs/>
         <w:i w:val="0"/>
@@ -11795,6 +12340,7 @@
     </w:tblStylePr>
     <w:tblStylePr w:type="lastCol">
       <w:rPr>
+        <w:rFonts w:eastAsia="黑体"/>
         <w:b/>
         <w:bCs/>
         <w:i w:val="0"/>
@@ -11875,6 +12421,7 @@
     </w:tcPr>
     <w:tblStylePr w:type="firstRow">
       <w:rPr>
+        <w:rFonts w:eastAsia="黑体"/>
         <w:b/>
         <w:bCs/>
         <w:i w:val="0"/>
@@ -11896,6 +12443,7 @@
     </w:tblStylePr>
     <w:tblStylePr w:type="lastRow">
       <w:rPr>
+        <w:rFonts w:eastAsia="黑体"/>
         <w:b/>
         <w:bCs/>
         <w:i w:val="0"/>
@@ -11917,6 +12465,7 @@
     </w:tblStylePr>
     <w:tblStylePr w:type="firstCol">
       <w:rPr>
+        <w:rFonts w:eastAsia="黑体"/>
         <w:b/>
         <w:bCs/>
         <w:i w:val="0"/>
@@ -11936,6 +12485,7 @@
     </w:tblStylePr>
     <w:tblStylePr w:type="lastCol">
       <w:rPr>
+        <w:rFonts w:eastAsia="黑体"/>
         <w:b/>
         <w:bCs/>
         <w:i w:val="0"/>
@@ -12016,6 +12566,7 @@
     </w:tcPr>
     <w:tblStylePr w:type="firstRow">
       <w:rPr>
+        <w:rFonts w:eastAsia="黑体"/>
         <w:b/>
         <w:bCs/>
         <w:i w:val="0"/>
@@ -12037,6 +12588,7 @@
     </w:tblStylePr>
     <w:tblStylePr w:type="lastRow">
       <w:rPr>
+        <w:rFonts w:eastAsia="黑体"/>
         <w:b/>
         <w:bCs/>
         <w:i w:val="0"/>
@@ -12058,6 +12610,7 @@
     </w:tblStylePr>
     <w:tblStylePr w:type="firstCol">
       <w:rPr>
+        <w:rFonts w:eastAsia="黑体"/>
         <w:b/>
         <w:bCs/>
         <w:i w:val="0"/>
@@ -12077,6 +12630,7 @@
     </w:tblStylePr>
     <w:tblStylePr w:type="lastCol">
       <w:rPr>
+        <w:rFonts w:eastAsia="黑体"/>
         <w:b/>
         <w:bCs/>
         <w:i w:val="0"/>
@@ -12157,6 +12711,7 @@
     </w:tcPr>
     <w:tblStylePr w:type="firstRow">
       <w:rPr>
+        <w:rFonts w:eastAsia="黑体"/>
         <w:b/>
         <w:bCs/>
         <w:i w:val="0"/>
@@ -12178,6 +12733,7 @@
     </w:tblStylePr>
     <w:tblStylePr w:type="lastRow">
       <w:rPr>
+        <w:rFonts w:eastAsia="黑体"/>
         <w:b/>
         <w:bCs/>
         <w:i w:val="0"/>
@@ -12199,6 +12755,7 @@
     </w:tblStylePr>
     <w:tblStylePr w:type="firstCol">
       <w:rPr>
+        <w:rFonts w:eastAsia="黑体"/>
         <w:b/>
         <w:bCs/>
         <w:i w:val="0"/>
@@ -12218,6 +12775,7 @@
     </w:tblStylePr>
     <w:tblStylePr w:type="lastCol">
       <w:rPr>
+        <w:rFonts w:eastAsia="黑体"/>
         <w:b/>
         <w:bCs/>
         <w:i w:val="0"/>
@@ -12298,6 +12856,7 @@
     </w:tcPr>
     <w:tblStylePr w:type="firstRow">
       <w:rPr>
+        <w:rFonts w:eastAsia="黑体"/>
         <w:b/>
         <w:bCs/>
         <w:i w:val="0"/>
@@ -12319,6 +12878,7 @@
     </w:tblStylePr>
     <w:tblStylePr w:type="lastRow">
       <w:rPr>
+        <w:rFonts w:eastAsia="黑体"/>
         <w:b/>
         <w:bCs/>
         <w:i w:val="0"/>
@@ -12340,6 +12900,7 @@
     </w:tblStylePr>
     <w:tblStylePr w:type="firstCol">
       <w:rPr>
+        <w:rFonts w:eastAsia="黑体"/>
         <w:b/>
         <w:bCs/>
         <w:i w:val="0"/>
@@ -12359,6 +12920,7 @@
     </w:tblStylePr>
     <w:tblStylePr w:type="lastCol">
       <w:rPr>
+        <w:rFonts w:eastAsia="黑体"/>
         <w:b/>
         <w:bCs/>
         <w:i w:val="0"/>
@@ -12439,6 +13001,7 @@
     </w:tcPr>
     <w:tblStylePr w:type="firstRow">
       <w:rPr>
+        <w:rFonts w:eastAsia="黑体"/>
         <w:b/>
         <w:bCs/>
         <w:i w:val="0"/>
@@ -12460,6 +13023,7 @@
     </w:tblStylePr>
     <w:tblStylePr w:type="lastRow">
       <w:rPr>
+        <w:rFonts w:eastAsia="黑体"/>
         <w:b/>
         <w:bCs/>
         <w:i w:val="0"/>
@@ -12481,6 +13045,7 @@
     </w:tblStylePr>
     <w:tblStylePr w:type="firstCol">
       <w:rPr>
+        <w:rFonts w:eastAsia="黑体"/>
         <w:b/>
         <w:bCs/>
         <w:i w:val="0"/>
@@ -12500,6 +13065,7 @@
     </w:tblStylePr>
     <w:tblStylePr w:type="lastCol">
       <w:rPr>
+        <w:rFonts w:eastAsia="黑体"/>
         <w:b/>
         <w:bCs/>
         <w:i w:val="0"/>
@@ -12557,6 +13123,7 @@
       <w:spacing w:after="0" w:line="240" w:lineRule="auto"/>
     </w:pPr>
     <w:rPr>
+      <w:rFonts w:eastAsia="黑体"/>
       <w:color w:themeColor="background1" w:val="FFFFFF"/>
     </w:rPr>
     <w:tblPr>
@@ -12575,6 +13142,7 @@
     </w:tcPr>
     <w:tblStylePr w:type="firstRow">
       <w:rPr>
+        <w:rFonts w:eastAsia="黑体"/>
         <w:b/>
         <w:bCs/>
       </w:rPr>
@@ -12671,6 +13239,7 @@
       <w:spacing w:after="0" w:line="240" w:lineRule="auto"/>
     </w:pPr>
     <w:rPr>
+      <w:rFonts w:eastAsia="黑体"/>
       <w:color w:themeColor="background1" w:val="FFFFFF"/>
     </w:rPr>
     <w:tblPr>
@@ -12689,6 +13258,7 @@
     </w:tcPr>
     <w:tblStylePr w:type="firstRow">
       <w:rPr>
+        <w:rFonts w:eastAsia="黑体"/>
         <w:b/>
         <w:bCs/>
       </w:rPr>
@@ -12785,6 +13355,7 @@
       <w:spacing w:after="0" w:line="240" w:lineRule="auto"/>
     </w:pPr>
     <w:rPr>
+      <w:rFonts w:eastAsia="黑体"/>
       <w:color w:themeColor="background1" w:val="FFFFFF"/>
     </w:rPr>
     <w:tblPr>
@@ -12803,6 +13374,7 @@
     </w:tcPr>
     <w:tblStylePr w:type="firstRow">
       <w:rPr>
+        <w:rFonts w:eastAsia="黑体"/>
         <w:b/>
         <w:bCs/>
       </w:rPr>
@@ -12899,6 +13471,7 @@
       <w:spacing w:after="0" w:line="240" w:lineRule="auto"/>
     </w:pPr>
     <w:rPr>
+      <w:rFonts w:eastAsia="黑体"/>
       <w:color w:themeColor="background1" w:val="FFFFFF"/>
     </w:rPr>
     <w:tblPr>
@@ -12917,6 +13490,7 @@
     </w:tcPr>
     <w:tblStylePr w:type="firstRow">
       <w:rPr>
+        <w:rFonts w:eastAsia="黑体"/>
         <w:b/>
         <w:bCs/>
       </w:rPr>
@@ -13013,6 +13587,7 @@
       <w:spacing w:after="0" w:line="240" w:lineRule="auto"/>
     </w:pPr>
     <w:rPr>
+      <w:rFonts w:eastAsia="黑体"/>
       <w:color w:themeColor="background1" w:val="FFFFFF"/>
     </w:rPr>
     <w:tblPr>
@@ -13031,6 +13606,7 @@
     </w:tcPr>
     <w:tblStylePr w:type="firstRow">
       <w:rPr>
+        <w:rFonts w:eastAsia="黑体"/>
         <w:b/>
         <w:bCs/>
       </w:rPr>
@@ -13127,6 +13703,7 @@
       <w:spacing w:after="0" w:line="240" w:lineRule="auto"/>
     </w:pPr>
     <w:rPr>
+      <w:rFonts w:eastAsia="黑体"/>
       <w:color w:themeColor="background1" w:val="FFFFFF"/>
     </w:rPr>
     <w:tblPr>
@@ -13145,6 +13722,7 @@
     </w:tcPr>
     <w:tblStylePr w:type="firstRow">
       <w:rPr>
+        <w:rFonts w:eastAsia="黑体"/>
         <w:b/>
         <w:bCs/>
       </w:rPr>
@@ -13241,6 +13819,7 @@
       <w:spacing w:after="0" w:line="240" w:lineRule="auto"/>
     </w:pPr>
     <w:rPr>
+      <w:rFonts w:eastAsia="黑体"/>
       <w:color w:themeColor="background1" w:val="FFFFFF"/>
     </w:rPr>
     <w:tblPr>
@@ -13259,6 +13838,7 @@
     </w:tcPr>
     <w:tblStylePr w:type="firstRow">
       <w:rPr>
+        <w:rFonts w:eastAsia="黑体"/>
         <w:b/>
         <w:bCs/>
       </w:rPr>
@@ -13355,6 +13935,7 @@
       <w:spacing w:after="0" w:line="240" w:lineRule="auto"/>
     </w:pPr>
     <w:rPr>
+      <w:rFonts w:eastAsia="黑体"/>
       <w:color w:themeColor="text1" w:val="000000"/>
     </w:rPr>
     <w:tblPr>
@@ -13381,6 +13962,7 @@
     </w:tcPr>
     <w:tblStylePr w:type="firstRow">
       <w:rPr>
+        <w:rFonts w:eastAsia="黑体"/>
         <w:b/>
         <w:bCs/>
       </w:rPr>
@@ -13399,6 +13981,7 @@
     </w:tblStylePr>
     <w:tblStylePr w:type="lastRow">
       <w:rPr>
+        <w:rFonts w:eastAsia="黑体"/>
         <w:b/>
         <w:bCs/>
         <w:color w:themeColor="background1" w:val="FFFFFF"/>
@@ -13413,6 +13996,7 @@
     </w:tblStylePr>
     <w:tblStylePr w:type="firstCol">
       <w:rPr>
+        <w:rFonts w:eastAsia="黑体"/>
         <w:color w:themeColor="background1" w:val="FFFFFF"/>
       </w:rPr>
       <w:tblPr/>
@@ -13430,6 +14014,7 @@
     </w:tblStylePr>
     <w:tblStylePr w:type="lastCol">
       <w:rPr>
+        <w:rFonts w:eastAsia="黑体"/>
         <w:color w:themeColor="background1" w:val="FFFFFF"/>
       </w:rPr>
       <w:tblPr/>
@@ -13459,11 +14044,13 @@
     </w:tblStylePr>
     <w:tblStylePr w:type="neCell">
       <w:rPr>
+        <w:rFonts w:eastAsia="黑体"/>
         <w:color w:themeColor="text1" w:val="000000"/>
       </w:rPr>
     </w:tblStylePr>
     <w:tblStylePr w:type="nwCell">
       <w:rPr>
+        <w:rFonts w:eastAsia="黑体"/>
         <w:color w:themeColor="text1" w:val="000000"/>
       </w:rPr>
     </w:tblStylePr>
@@ -13477,6 +14064,7 @@
       <w:spacing w:after="0" w:line="240" w:lineRule="auto"/>
     </w:pPr>
     <w:rPr>
+      <w:rFonts w:eastAsia="黑体"/>
       <w:color w:themeColor="text1" w:val="000000"/>
     </w:rPr>
     <w:tblPr>
@@ -13503,6 +14091,7 @@
     </w:tcPr>
     <w:tblStylePr w:type="firstRow">
       <w:rPr>
+        <w:rFonts w:eastAsia="黑体"/>
         <w:b/>
         <w:bCs/>
       </w:rPr>
@@ -13521,6 +14110,7 @@
     </w:tblStylePr>
     <w:tblStylePr w:type="lastRow">
       <w:rPr>
+        <w:rFonts w:eastAsia="黑体"/>
         <w:b/>
         <w:bCs/>
         <w:color w:themeColor="background1" w:val="FFFFFF"/>
@@ -13535,6 +14125,7 @@
     </w:tblStylePr>
     <w:tblStylePr w:type="firstCol">
       <w:rPr>
+        <w:rFonts w:eastAsia="黑体"/>
         <w:color w:themeColor="background1" w:val="FFFFFF"/>
       </w:rPr>
       <w:tblPr/>
@@ -13552,6 +14143,7 @@
     </w:tblStylePr>
     <w:tblStylePr w:type="lastCol">
       <w:rPr>
+        <w:rFonts w:eastAsia="黑体"/>
         <w:color w:themeColor="background1" w:val="FFFFFF"/>
       </w:rPr>
       <w:tblPr/>
@@ -13581,11 +14173,13 @@
     </w:tblStylePr>
     <w:tblStylePr w:type="neCell">
       <w:rPr>
+        <w:rFonts w:eastAsia="黑体"/>
         <w:color w:themeColor="text1" w:val="000000"/>
       </w:rPr>
     </w:tblStylePr>
     <w:tblStylePr w:type="nwCell">
       <w:rPr>
+        <w:rFonts w:eastAsia="黑体"/>
         <w:color w:themeColor="text1" w:val="000000"/>
       </w:rPr>
     </w:tblStylePr>
@@ -13599,6 +14193,7 @@
       <w:spacing w:after="0" w:line="240" w:lineRule="auto"/>
     </w:pPr>
     <w:rPr>
+      <w:rFonts w:eastAsia="黑体"/>
       <w:color w:themeColor="text1" w:val="000000"/>
     </w:rPr>
     <w:tblPr>
@@ -13625,6 +14220,7 @@
     </w:tcPr>
     <w:tblStylePr w:type="firstRow">
       <w:rPr>
+        <w:rFonts w:eastAsia="黑体"/>
         <w:b/>
         <w:bCs/>
       </w:rPr>
@@ -13643,6 +14239,7 @@
     </w:tblStylePr>
     <w:tblStylePr w:type="lastRow">
       <w:rPr>
+        <w:rFonts w:eastAsia="黑体"/>
         <w:b/>
         <w:bCs/>
         <w:color w:themeColor="background1" w:val="FFFFFF"/>
@@ -13657,6 +14254,7 @@
     </w:tblStylePr>
     <w:tblStylePr w:type="firstCol">
       <w:rPr>
+        <w:rFonts w:eastAsia="黑体"/>
         <w:color w:themeColor="background1" w:val="FFFFFF"/>
       </w:rPr>
       <w:tblPr/>
@@ -13674,6 +14272,7 @@
     </w:tblStylePr>
     <w:tblStylePr w:type="lastCol">
       <w:rPr>
+        <w:rFonts w:eastAsia="黑体"/>
         <w:color w:themeColor="background1" w:val="FFFFFF"/>
       </w:rPr>
       <w:tblPr/>
@@ -13703,11 +14302,13 @@
     </w:tblStylePr>
     <w:tblStylePr w:type="neCell">
       <w:rPr>
+        <w:rFonts w:eastAsia="黑体"/>
         <w:color w:themeColor="text1" w:val="000000"/>
       </w:rPr>
     </w:tblStylePr>
     <w:tblStylePr w:type="nwCell">
       <w:rPr>
+        <w:rFonts w:eastAsia="黑体"/>
         <w:color w:themeColor="text1" w:val="000000"/>
       </w:rPr>
     </w:tblStylePr>
@@ -13721,6 +14322,7 @@
       <w:spacing w:after="0" w:line="240" w:lineRule="auto"/>
     </w:pPr>
     <w:rPr>
+      <w:rFonts w:eastAsia="黑体"/>
       <w:color w:themeColor="text1" w:val="000000"/>
     </w:rPr>
     <w:tblPr>
@@ -13747,6 +14349,7 @@
     </w:tcPr>
     <w:tblStylePr w:type="firstRow">
       <w:rPr>
+        <w:rFonts w:eastAsia="黑体"/>
         <w:b/>
         <w:bCs/>
       </w:rPr>
@@ -13765,6 +14368,7 @@
     </w:tblStylePr>
     <w:tblStylePr w:type="lastRow">
       <w:rPr>
+        <w:rFonts w:eastAsia="黑体"/>
         <w:b/>
         <w:bCs/>
         <w:color w:themeColor="background1" w:val="FFFFFF"/>
@@ -13779,6 +14383,7 @@
     </w:tblStylePr>
     <w:tblStylePr w:type="firstCol">
       <w:rPr>
+        <w:rFonts w:eastAsia="黑体"/>
         <w:color w:themeColor="background1" w:val="FFFFFF"/>
       </w:rPr>
       <w:tblPr/>
@@ -13796,6 +14401,7 @@
     </w:tblStylePr>
     <w:tblStylePr w:type="lastCol">
       <w:rPr>
+        <w:rFonts w:eastAsia="黑体"/>
         <w:color w:themeColor="background1" w:val="FFFFFF"/>
       </w:rPr>
       <w:tblPr/>
@@ -13833,6 +14439,7 @@
       <w:spacing w:after="0" w:line="240" w:lineRule="auto"/>
     </w:pPr>
     <w:rPr>
+      <w:rFonts w:eastAsia="黑体"/>
       <w:color w:themeColor="text1" w:val="000000"/>
     </w:rPr>
     <w:tblPr>
@@ -13859,6 +14466,7 @@
     </w:tcPr>
     <w:tblStylePr w:type="firstRow">
       <w:rPr>
+        <w:rFonts w:eastAsia="黑体"/>
         <w:b/>
         <w:bCs/>
       </w:rPr>
@@ -13877,6 +14485,7 @@
     </w:tblStylePr>
     <w:tblStylePr w:type="lastRow">
       <w:rPr>
+        <w:rFonts w:eastAsia="黑体"/>
         <w:b/>
         <w:bCs/>
         <w:color w:themeColor="background1" w:val="FFFFFF"/>
@@ -13891,6 +14500,7 @@
     </w:tblStylePr>
     <w:tblStylePr w:type="firstCol">
       <w:rPr>
+        <w:rFonts w:eastAsia="黑体"/>
         <w:color w:themeColor="background1" w:val="FFFFFF"/>
       </w:rPr>
       <w:tblPr/>
@@ -13908,6 +14518,7 @@
     </w:tblStylePr>
     <w:tblStylePr w:type="lastCol">
       <w:rPr>
+        <w:rFonts w:eastAsia="黑体"/>
         <w:color w:themeColor="background1" w:val="FFFFFF"/>
       </w:rPr>
       <w:tblPr/>
@@ -13937,11 +14548,13 @@
     </w:tblStylePr>
     <w:tblStylePr w:type="neCell">
       <w:rPr>
+        <w:rFonts w:eastAsia="黑体"/>
         <w:color w:themeColor="text1" w:val="000000"/>
       </w:rPr>
     </w:tblStylePr>
     <w:tblStylePr w:type="nwCell">
       <w:rPr>
+        <w:rFonts w:eastAsia="黑体"/>
         <w:color w:themeColor="text1" w:val="000000"/>
       </w:rPr>
     </w:tblStylePr>
@@ -13955,6 +14568,7 @@
       <w:spacing w:after="0" w:line="240" w:lineRule="auto"/>
     </w:pPr>
     <w:rPr>
+      <w:rFonts w:eastAsia="黑体"/>
       <w:color w:themeColor="text1" w:val="000000"/>
     </w:rPr>
     <w:tblPr>
@@ -13981,6 +14595,7 @@
     </w:tcPr>
     <w:tblStylePr w:type="firstRow">
       <w:rPr>
+        <w:rFonts w:eastAsia="黑体"/>
         <w:b/>
         <w:bCs/>
       </w:rPr>
@@ -13999,6 +14614,7 @@
     </w:tblStylePr>
     <w:tblStylePr w:type="lastRow">
       <w:rPr>
+        <w:rFonts w:eastAsia="黑体"/>
         <w:b/>
         <w:bCs/>
         <w:color w:themeColor="background1" w:val="FFFFFF"/>
@@ -14013,6 +14629,7 @@
     </w:tblStylePr>
     <w:tblStylePr w:type="firstCol">
       <w:rPr>
+        <w:rFonts w:eastAsia="黑体"/>
         <w:color w:themeColor="background1" w:val="FFFFFF"/>
       </w:rPr>
       <w:tblPr/>
@@ -14030,6 +14647,7 @@
     </w:tblStylePr>
     <w:tblStylePr w:type="lastCol">
       <w:rPr>
+        <w:rFonts w:eastAsia="黑体"/>
         <w:color w:themeColor="background1" w:val="FFFFFF"/>
       </w:rPr>
       <w:tblPr/>
@@ -14059,11 +14677,13 @@
     </w:tblStylePr>
     <w:tblStylePr w:type="neCell">
       <w:rPr>
+        <w:rFonts w:eastAsia="黑体"/>
         <w:color w:themeColor="text1" w:val="000000"/>
       </w:rPr>
     </w:tblStylePr>
     <w:tblStylePr w:type="nwCell">
       <w:rPr>
+        <w:rFonts w:eastAsia="黑体"/>
         <w:color w:themeColor="text1" w:val="000000"/>
       </w:rPr>
     </w:tblStylePr>
@@ -14077,6 +14697,7 @@
       <w:spacing w:after="0" w:line="240" w:lineRule="auto"/>
     </w:pPr>
     <w:rPr>
+      <w:rFonts w:eastAsia="黑体"/>
       <w:color w:themeColor="text1" w:val="000000"/>
     </w:rPr>
     <w:tblPr>
@@ -14103,6 +14724,7 @@
     </w:tcPr>
     <w:tblStylePr w:type="firstRow">
       <w:rPr>
+        <w:rFonts w:eastAsia="黑体"/>
         <w:b/>
         <w:bCs/>
       </w:rPr>
@@ -14121,6 +14743,7 @@
     </w:tblStylePr>
     <w:tblStylePr w:type="lastRow">
       <w:rPr>
+        <w:rFonts w:eastAsia="黑体"/>
         <w:b/>
         <w:bCs/>
         <w:color w:themeColor="background1" w:val="FFFFFF"/>
@@ -14135,6 +14758,7 @@
     </w:tblStylePr>
     <w:tblStylePr w:type="firstCol">
       <w:rPr>
+        <w:rFonts w:eastAsia="黑体"/>
         <w:color w:themeColor="background1" w:val="FFFFFF"/>
       </w:rPr>
       <w:tblPr/>
@@ -14152,6 +14776,7 @@
     </w:tblStylePr>
     <w:tblStylePr w:type="lastCol">
       <w:rPr>
+        <w:rFonts w:eastAsia="黑体"/>
         <w:color w:themeColor="background1" w:val="FFFFFF"/>
       </w:rPr>
       <w:tblPr/>
@@ -14181,11 +14806,13 @@
     </w:tblStylePr>
     <w:tblStylePr w:type="neCell">
       <w:rPr>
+        <w:rFonts w:eastAsia="黑体"/>
         <w:color w:themeColor="text1" w:val="000000"/>
       </w:rPr>
     </w:tblStylePr>
     <w:tblStylePr w:type="nwCell">
       <w:rPr>
+        <w:rFonts w:eastAsia="黑体"/>
         <w:color w:themeColor="text1" w:val="000000"/>
       </w:rPr>
     </w:tblStylePr>
@@ -14199,6 +14826,7 @@
       <w:spacing w:after="0" w:line="240" w:lineRule="auto"/>
     </w:pPr>
     <w:rPr>
+      <w:rFonts w:eastAsia="黑体"/>
       <w:color w:themeColor="text1" w:val="000000"/>
     </w:rPr>
     <w:tblPr>
@@ -14217,6 +14845,7 @@
     </w:tcPr>
     <w:tblStylePr w:type="firstRow">
       <w:rPr>
+        <w:rFonts w:eastAsia="黑体"/>
         <w:b/>
         <w:bCs/>
         <w:color w:themeColor="background1" w:val="FFFFFF"/>
@@ -14231,6 +14860,7 @@
     </w:tblStylePr>
     <w:tblStylePr w:type="lastRow">
       <w:rPr>
+        <w:rFonts w:eastAsia="黑体"/>
         <w:b/>
         <w:bCs/>
         <w:color w:themeColor="accent2" w:themeShade="CC" w:val="9E3A38"/>
@@ -14245,12 +14875,14 @@
     </w:tblStylePr>
     <w:tblStylePr w:type="firstCol">
       <w:rPr>
+        <w:rFonts w:eastAsia="黑体"/>
         <w:b/>
         <w:bCs/>
       </w:rPr>
     </w:tblStylePr>
     <w:tblStylePr w:type="lastCol">
       <w:rPr>
+        <w:rFonts w:eastAsia="黑体"/>
         <w:b/>
         <w:bCs/>
       </w:rPr>
@@ -14285,6 +14917,7 @@
       <w:spacing w:after="0" w:line="240" w:lineRule="auto"/>
     </w:pPr>
     <w:rPr>
+      <w:rFonts w:eastAsia="黑体"/>
       <w:color w:themeColor="text1" w:val="000000"/>
     </w:rPr>
     <w:tblPr>
@@ -14303,6 +14936,7 @@
     </w:tcPr>
     <w:tblStylePr w:type="firstRow">
       <w:rPr>
+        <w:rFonts w:eastAsia="黑体"/>
         <w:b/>
         <w:bCs/>
         <w:color w:themeColor="background1" w:val="FFFFFF"/>
@@ -14317,6 +14951,7 @@
     </w:tblStylePr>
     <w:tblStylePr w:type="lastRow">
       <w:rPr>
+        <w:rFonts w:eastAsia="黑体"/>
         <w:b/>
         <w:bCs/>
         <w:color w:themeColor="accent2" w:themeShade="CC" w:val="9E3A38"/>
@@ -14331,12 +14966,14 @@
     </w:tblStylePr>
     <w:tblStylePr w:type="firstCol">
       <w:rPr>
+        <w:rFonts w:eastAsia="黑体"/>
         <w:b/>
         <w:bCs/>
       </w:rPr>
     </w:tblStylePr>
     <w:tblStylePr w:type="lastCol">
       <w:rPr>
+        <w:rFonts w:eastAsia="黑体"/>
         <w:b/>
         <w:bCs/>
       </w:rPr>
@@ -14371,6 +15008,7 @@
       <w:spacing w:after="0" w:line="240" w:lineRule="auto"/>
     </w:pPr>
     <w:rPr>
+      <w:rFonts w:eastAsia="黑体"/>
       <w:color w:themeColor="text1" w:val="000000"/>
     </w:rPr>
     <w:tblPr>
@@ -14389,6 +15027,7 @@
     </w:tcPr>
     <w:tblStylePr w:type="firstRow">
       <w:rPr>
+        <w:rFonts w:eastAsia="黑体"/>
         <w:b/>
         <w:bCs/>
         <w:color w:themeColor="background1" w:val="FFFFFF"/>
@@ -14403,6 +15042,7 @@
     </w:tblStylePr>
     <w:tblStylePr w:type="lastRow">
       <w:rPr>
+        <w:rFonts w:eastAsia="黑体"/>
         <w:b/>
         <w:bCs/>
         <w:color w:themeColor="accent2" w:themeShade="CC" w:val="9E3A38"/>
@@ -14417,12 +15057,14 @@
     </w:tblStylePr>
     <w:tblStylePr w:type="firstCol">
       <w:rPr>
+        <w:rFonts w:eastAsia="黑体"/>
         <w:b/>
         <w:bCs/>
       </w:rPr>
     </w:tblStylePr>
     <w:tblStylePr w:type="lastCol">
       <w:rPr>
+        <w:rFonts w:eastAsia="黑体"/>
         <w:b/>
         <w:bCs/>
       </w:rPr>
@@ -14457,6 +15099,7 @@
       <w:spacing w:after="0" w:line="240" w:lineRule="auto"/>
     </w:pPr>
     <w:rPr>
+      <w:rFonts w:eastAsia="黑体"/>
       <w:color w:themeColor="text1" w:val="000000"/>
     </w:rPr>
     <w:tblPr>
@@ -14475,6 +15118,7 @@
     </w:tcPr>
     <w:tblStylePr w:type="firstRow">
       <w:rPr>
+        <w:rFonts w:eastAsia="黑体"/>
         <w:b/>
         <w:bCs/>
         <w:color w:themeColor="background1" w:val="FFFFFF"/>
@@ -14489,6 +15133,7 @@
     </w:tblStylePr>
     <w:tblStylePr w:type="lastRow">
       <w:rPr>
+        <w:rFonts w:eastAsia="黑体"/>
         <w:b/>
         <w:bCs/>
         <w:color w:themeColor="accent4" w:themeShade="CC" w:val="664E82"/>
@@ -14503,12 +15148,14 @@
     </w:tblStylePr>
     <w:tblStylePr w:type="firstCol">
       <w:rPr>
+        <w:rFonts w:eastAsia="黑体"/>
         <w:b/>
         <w:bCs/>
       </w:rPr>
     </w:tblStylePr>
     <w:tblStylePr w:type="lastCol">
       <w:rPr>
+        <w:rFonts w:eastAsia="黑体"/>
         <w:b/>
         <w:bCs/>
       </w:rPr>
@@ -14543,6 +15190,7 @@
       <w:spacing w:after="0" w:line="240" w:lineRule="auto"/>
     </w:pPr>
     <w:rPr>
+      <w:rFonts w:eastAsia="黑体"/>
       <w:color w:themeColor="text1" w:val="000000"/>
     </w:rPr>
     <w:tblPr>
@@ -14561,6 +15209,7 @@
     </w:tcPr>
     <w:tblStylePr w:type="firstRow">
       <w:rPr>
+        <w:rFonts w:eastAsia="黑体"/>
         <w:b/>
         <w:bCs/>
         <w:color w:themeColor="background1" w:val="FFFFFF"/>
@@ -14575,6 +15224,7 @@
     </w:tblStylePr>
     <w:tblStylePr w:type="lastRow">
       <w:rPr>
+        <w:rFonts w:eastAsia="黑体"/>
         <w:b/>
         <w:bCs/>
         <w:color w:themeColor="accent3" w:themeShade="CC" w:val="7E9C40"/>
@@ -14589,12 +15239,14 @@
     </w:tblStylePr>
     <w:tblStylePr w:type="firstCol">
       <w:rPr>
+        <w:rFonts w:eastAsia="黑体"/>
         <w:b/>
         <w:bCs/>
       </w:rPr>
     </w:tblStylePr>
     <w:tblStylePr w:type="lastCol">
       <w:rPr>
+        <w:rFonts w:eastAsia="黑体"/>
         <w:b/>
         <w:bCs/>
       </w:rPr>
@@ -14629,6 +15281,7 @@
       <w:spacing w:after="0" w:line="240" w:lineRule="auto"/>
     </w:pPr>
     <w:rPr>
+      <w:rFonts w:eastAsia="黑体"/>
       <w:color w:themeColor="text1" w:val="000000"/>
     </w:rPr>
     <w:tblPr>
@@ -14647,6 +15300,7 @@
     </w:tcPr>
     <w:tblStylePr w:type="firstRow">
       <w:rPr>
+        <w:rFonts w:eastAsia="黑体"/>
         <w:b/>
         <w:bCs/>
         <w:color w:themeColor="background1" w:val="FFFFFF"/>
@@ -14661,6 +15315,7 @@
     </w:tblStylePr>
     <w:tblStylePr w:type="lastRow">
       <w:rPr>
+        <w:rFonts w:eastAsia="黑体"/>
         <w:b/>
         <w:bCs/>
         <w:color w:themeColor="accent6" w:themeShade="CC" w:val="F2730A"/>
@@ -14675,12 +15330,14 @@
     </w:tblStylePr>
     <w:tblStylePr w:type="firstCol">
       <w:rPr>
+        <w:rFonts w:eastAsia="黑体"/>
         <w:b/>
         <w:bCs/>
       </w:rPr>
     </w:tblStylePr>
     <w:tblStylePr w:type="lastCol">
       <w:rPr>
+        <w:rFonts w:eastAsia="黑体"/>
         <w:b/>
         <w:bCs/>
       </w:rPr>
@@ -14715,6 +15372,7 @@
       <w:spacing w:after="0" w:line="240" w:lineRule="auto"/>
     </w:pPr>
     <w:rPr>
+      <w:rFonts w:eastAsia="黑体"/>
       <w:color w:themeColor="text1" w:val="000000"/>
     </w:rPr>
     <w:tblPr>
@@ -14733,6 +15391,7 @@
     </w:tcPr>
     <w:tblStylePr w:type="firstRow">
       <w:rPr>
+        <w:rFonts w:eastAsia="黑体"/>
         <w:b/>
         <w:bCs/>
         <w:color w:themeColor="background1" w:val="FFFFFF"/>
@@ -14747,6 +15406,7 @@
     </w:tblStylePr>
     <w:tblStylePr w:type="lastRow">
       <w:rPr>
+        <w:rFonts w:eastAsia="黑体"/>
         <w:b/>
         <w:bCs/>
         <w:color w:themeColor="accent5" w:themeShade="CC" w:val="348DA5"/>
@@ -14761,12 +15421,14 @@
     </w:tblStylePr>
     <w:tblStylePr w:type="firstCol">
       <w:rPr>
+        <w:rFonts w:eastAsia="黑体"/>
         <w:b/>
         <w:bCs/>
       </w:rPr>
     </w:tblStylePr>
     <w:tblStylePr w:type="lastCol">
       <w:rPr>
+        <w:rFonts w:eastAsia="黑体"/>
         <w:b/>
         <w:bCs/>
       </w:rPr>
@@ -14801,6 +15463,7 @@
       <w:spacing w:after="0" w:line="240" w:lineRule="auto"/>
     </w:pPr>
     <w:rPr>
+      <w:rFonts w:eastAsia="黑体"/>
       <w:color w:themeColor="text1" w:val="000000"/>
     </w:rPr>
     <w:tblPr>
@@ -14822,6 +15485,7 @@
     </w:tcPr>
     <w:tblStylePr w:type="firstRow">
       <w:rPr>
+        <w:rFonts w:eastAsia="黑体"/>
         <w:b/>
         <w:bCs/>
       </w:rPr>
@@ -14832,6 +15496,7 @@
     </w:tblStylePr>
     <w:tblStylePr w:type="lastRow">
       <w:rPr>
+        <w:rFonts w:eastAsia="黑体"/>
         <w:b/>
         <w:bCs/>
         <w:color w:themeColor="text1" w:val="000000"/>
@@ -14843,6 +15508,7 @@
     </w:tblStylePr>
     <w:tblStylePr w:type="firstCol">
       <w:rPr>
+        <w:rFonts w:eastAsia="黑体"/>
         <w:color w:themeColor="background1" w:val="FFFFFF"/>
       </w:rPr>
       <w:tblPr/>
@@ -14852,6 +15518,7 @@
     </w:tblStylePr>
     <w:tblStylePr w:type="lastCol">
       <w:rPr>
+        <w:rFonts w:eastAsia="黑体"/>
         <w:color w:themeColor="background1" w:val="FFFFFF"/>
       </w:rPr>
       <w:tblPr/>
@@ -14881,6 +15548,7 @@
       <w:spacing w:after="0" w:line="240" w:lineRule="auto"/>
     </w:pPr>
     <w:rPr>
+      <w:rFonts w:eastAsia="黑体"/>
       <w:color w:themeColor="text1" w:val="000000"/>
     </w:rPr>
     <w:tblPr>
@@ -14902,6 +15570,7 @@
     </w:tcPr>
     <w:tblStylePr w:type="firstRow">
       <w:rPr>
+        <w:rFonts w:eastAsia="黑体"/>
         <w:b/>
         <w:bCs/>
       </w:rPr>
@@ -14912,6 +15581,7 @@
     </w:tblStylePr>
     <w:tblStylePr w:type="lastRow">
       <w:rPr>
+        <w:rFonts w:eastAsia="黑体"/>
         <w:b/>
         <w:bCs/>
         <w:color w:themeColor="text1" w:val="000000"/>
@@ -14923,6 +15593,7 @@
     </w:tblStylePr>
     <w:tblStylePr w:type="firstCol">
       <w:rPr>
+        <w:rFonts w:eastAsia="黑体"/>
         <w:color w:themeColor="background1" w:val="FFFFFF"/>
       </w:rPr>
       <w:tblPr/>
@@ -14932,6 +15603,7 @@
     </w:tblStylePr>
     <w:tblStylePr w:type="lastCol">
       <w:rPr>
+        <w:rFonts w:eastAsia="黑体"/>
         <w:color w:themeColor="background1" w:val="FFFFFF"/>
       </w:rPr>
       <w:tblPr/>
@@ -14961,6 +15633,7 @@
       <w:spacing w:after="0" w:line="240" w:lineRule="auto"/>
     </w:pPr>
     <w:rPr>
+      <w:rFonts w:eastAsia="黑体"/>
       <w:color w:themeColor="text1" w:val="000000"/>
     </w:rPr>
     <w:tblPr>
@@ -14982,6 +15655,7 @@
     </w:tcPr>
     <w:tblStylePr w:type="firstRow">
       <w:rPr>
+        <w:rFonts w:eastAsia="黑体"/>
         <w:b/>
         <w:bCs/>
       </w:rPr>
@@ -14992,6 +15666,7 @@
     </w:tblStylePr>
     <w:tblStylePr w:type="lastRow">
       <w:rPr>
+        <w:rFonts w:eastAsia="黑体"/>
         <w:b/>
         <w:bCs/>
         <w:color w:themeColor="text1" w:val="000000"/>
@@ -15003,6 +15678,7 @@
     </w:tblStylePr>
     <w:tblStylePr w:type="firstCol">
       <w:rPr>
+        <w:rFonts w:eastAsia="黑体"/>
         <w:color w:themeColor="background1" w:val="FFFFFF"/>
       </w:rPr>
       <w:tblPr/>
@@ -15012,6 +15688,7 @@
     </w:tblStylePr>
     <w:tblStylePr w:type="lastCol">
       <w:rPr>
+        <w:rFonts w:eastAsia="黑体"/>
         <w:color w:themeColor="background1" w:val="FFFFFF"/>
       </w:rPr>
       <w:tblPr/>
@@ -15041,6 +15718,7 @@
       <w:spacing w:after="0" w:line="240" w:lineRule="auto"/>
     </w:pPr>
     <w:rPr>
+      <w:rFonts w:eastAsia="黑体"/>
       <w:color w:themeColor="text1" w:val="000000"/>
     </w:rPr>
     <w:tblPr>
@@ -15062,6 +15740,7 @@
     </w:tcPr>
     <w:tblStylePr w:type="firstRow">
       <w:rPr>
+        <w:rFonts w:eastAsia="黑体"/>
         <w:b/>
         <w:bCs/>
       </w:rPr>
@@ -15072,6 +15751,7 @@
     </w:tblStylePr>
     <w:tblStylePr w:type="lastRow">
       <w:rPr>
+        <w:rFonts w:eastAsia="黑体"/>
         <w:b/>
         <w:bCs/>
         <w:color w:themeColor="text1" w:val="000000"/>
@@ -15083,6 +15763,7 @@
     </w:tblStylePr>
     <w:tblStylePr w:type="firstCol">
       <w:rPr>
+        <w:rFonts w:eastAsia="黑体"/>
         <w:color w:themeColor="background1" w:val="FFFFFF"/>
       </w:rPr>
       <w:tblPr/>
@@ -15092,6 +15773,7 @@
     </w:tblStylePr>
     <w:tblStylePr w:type="lastCol">
       <w:rPr>
+        <w:rFonts w:eastAsia="黑体"/>
         <w:color w:themeColor="background1" w:val="FFFFFF"/>
       </w:rPr>
       <w:tblPr/>
@@ -15121,6 +15803,7 @@
       <w:spacing w:after="0" w:line="240" w:lineRule="auto"/>
     </w:pPr>
     <w:rPr>
+      <w:rFonts w:eastAsia="黑体"/>
       <w:color w:themeColor="text1" w:val="000000"/>
     </w:rPr>
     <w:tblPr>
@@ -15142,6 +15825,7 @@
     </w:tcPr>
     <w:tblStylePr w:type="firstRow">
       <w:rPr>
+        <w:rFonts w:eastAsia="黑体"/>
         <w:b/>
         <w:bCs/>
       </w:rPr>
@@ -15152,6 +15836,7 @@
     </w:tblStylePr>
     <w:tblStylePr w:type="lastRow">
       <w:rPr>
+        <w:rFonts w:eastAsia="黑体"/>
         <w:b/>
         <w:bCs/>
         <w:color w:themeColor="text1" w:val="000000"/>
@@ -15163,6 +15848,7 @@
     </w:tblStylePr>
     <w:tblStylePr w:type="firstCol">
       <w:rPr>
+        <w:rFonts w:eastAsia="黑体"/>
         <w:color w:themeColor="background1" w:val="FFFFFF"/>
       </w:rPr>
       <w:tblPr/>
@@ -15172,6 +15858,7 @@
     </w:tblStylePr>
     <w:tblStylePr w:type="lastCol">
       <w:rPr>
+        <w:rFonts w:eastAsia="黑体"/>
         <w:color w:themeColor="background1" w:val="FFFFFF"/>
       </w:rPr>
       <w:tblPr/>
@@ -15201,6 +15888,7 @@
       <w:spacing w:after="0" w:line="240" w:lineRule="auto"/>
     </w:pPr>
     <w:rPr>
+      <w:rFonts w:eastAsia="黑体"/>
       <w:color w:themeColor="text1" w:val="000000"/>
     </w:rPr>
     <w:tblPr>
@@ -15222,6 +15910,7 @@
     </w:tcPr>
     <w:tblStylePr w:type="firstRow">
       <w:rPr>
+        <w:rFonts w:eastAsia="黑体"/>
         <w:b/>
         <w:bCs/>
       </w:rPr>
@@ -15232,6 +15921,7 @@
     </w:tblStylePr>
     <w:tblStylePr w:type="lastRow">
       <w:rPr>
+        <w:rFonts w:eastAsia="黑体"/>
         <w:b/>
         <w:bCs/>
         <w:color w:themeColor="text1" w:val="000000"/>
@@ -15243,6 +15933,7 @@
     </w:tblStylePr>
     <w:tblStylePr w:type="firstCol">
       <w:rPr>
+        <w:rFonts w:eastAsia="黑体"/>
         <w:color w:themeColor="background1" w:val="FFFFFF"/>
       </w:rPr>
       <w:tblPr/>
@@ -15252,6 +15943,7 @@
     </w:tblStylePr>
     <w:tblStylePr w:type="lastCol">
       <w:rPr>
+        <w:rFonts w:eastAsia="黑体"/>
         <w:color w:themeColor="background1" w:val="FFFFFF"/>
       </w:rPr>
       <w:tblPr/>
@@ -15281,6 +15973,7 @@
       <w:spacing w:after="0" w:line="240" w:lineRule="auto"/>
     </w:pPr>
     <w:rPr>
+      <w:rFonts w:eastAsia="黑体"/>
       <w:color w:themeColor="text1" w:val="000000"/>
     </w:rPr>
     <w:tblPr>
@@ -15302,6 +15995,7 @@
     </w:tcPr>
     <w:tblStylePr w:type="firstRow">
       <w:rPr>
+        <w:rFonts w:eastAsia="黑体"/>
         <w:b/>
         <w:bCs/>
       </w:rPr>
@@ -15312,6 +16006,7 @@
     </w:tblStylePr>
     <w:tblStylePr w:type="lastRow">
       <w:rPr>
+        <w:rFonts w:eastAsia="黑体"/>
         <w:b/>
         <w:bCs/>
         <w:color w:themeColor="text1" w:val="000000"/>
@@ -15323,6 +16018,7 @@
     </w:tblStylePr>
     <w:tblStylePr w:type="firstCol">
       <w:rPr>
+        <w:rFonts w:eastAsia="黑体"/>
         <w:color w:themeColor="background1" w:val="FFFFFF"/>
       </w:rPr>
       <w:tblPr/>
@@ -15332,6 +16028,7 @@
     </w:tblStylePr>
     <w:tblStylePr w:type="lastCol">
       <w:rPr>
+        <w:rFonts w:eastAsia="黑体"/>
         <w:color w:themeColor="background1" w:val="FFFFFF"/>
       </w:rPr>
       <w:tblPr/>
@@ -15364,6 +16061,7 @@
     <w:name w:val="KeywordTok"/>
     <w:basedOn w:val="VerbatimChar"/>
     <w:rPr>
+      <w:rFonts w:eastAsia="黑体"/>
       <w:b/>
       <w:color w:val="007020"/>
     </w:rPr>
@@ -15372,6 +16070,7 @@
     <w:name w:val="DataTypeTok"/>
     <w:basedOn w:val="VerbatimChar"/>
     <w:rPr>
+      <w:rFonts w:eastAsia="黑体"/>
       <w:color w:val="902000"/>
     </w:rPr>
   </w:style>
@@ -15379,6 +16078,7 @@
     <w:name w:val="DecValTok"/>
     <w:basedOn w:val="VerbatimChar"/>
     <w:rPr>
+      <w:rFonts w:eastAsia="黑体"/>
       <w:color w:val="40a070"/>
     </w:rPr>
   </w:style>
@@ -15386,6 +16086,7 @@
     <w:name w:val="BaseNTok"/>
     <w:basedOn w:val="VerbatimChar"/>
     <w:rPr>
+      <w:rFonts w:eastAsia="黑体"/>
       <w:color w:val="40a070"/>
     </w:rPr>
   </w:style>
@@ -15393,6 +16094,7 @@
     <w:name w:val="FloatTok"/>
     <w:basedOn w:val="VerbatimChar"/>
     <w:rPr>
+      <w:rFonts w:eastAsia="黑体"/>
       <w:color w:val="40a070"/>
     </w:rPr>
   </w:style>
@@ -15400,6 +16102,7 @@
     <w:name w:val="ConstantTok"/>
     <w:basedOn w:val="VerbatimChar"/>
     <w:rPr>
+      <w:rFonts w:eastAsia="黑体"/>
       <w:color w:val="880000"/>
     </w:rPr>
   </w:style>
@@ -15407,6 +16110,7 @@
     <w:name w:val="CharTok"/>
     <w:basedOn w:val="VerbatimChar"/>
     <w:rPr>
+      <w:rFonts w:eastAsia="黑体"/>
       <w:color w:val="4070a0"/>
     </w:rPr>
   </w:style>
@@ -15414,6 +16118,7 @@
     <w:name w:val="SpecialCharTok"/>
     <w:basedOn w:val="VerbatimChar"/>
     <w:rPr>
+      <w:rFonts w:eastAsia="黑体"/>
       <w:color w:val="4070a0"/>
     </w:rPr>
   </w:style>
@@ -15421,6 +16126,7 @@
     <w:name w:val="StringTok"/>
     <w:basedOn w:val="VerbatimChar"/>
     <w:rPr>
+      <w:rFonts w:eastAsia="黑体"/>
       <w:color w:val="4070a0"/>
     </w:rPr>
   </w:style>
@@ -15428,6 +16134,7 @@
     <w:name w:val="VerbatimStringTok"/>
     <w:basedOn w:val="VerbatimChar"/>
     <w:rPr>
+      <w:rFonts w:eastAsia="黑体"/>
       <w:color w:val="4070a0"/>
     </w:rPr>
   </w:style>
@@ -15435,6 +16142,7 @@
     <w:name w:val="SpecialStringTok"/>
     <w:basedOn w:val="VerbatimChar"/>
     <w:rPr>
+      <w:rFonts w:eastAsia="黑体"/>
       <w:color w:val="bb6688"/>
     </w:rPr>
   </w:style>
@@ -15442,6 +16150,7 @@
     <w:name w:val="ImportTok"/>
     <w:basedOn w:val="VerbatimChar"/>
     <w:rPr>
+      <w:rFonts w:eastAsia="黑体"/>
       <w:b/>
       <w:color w:val="008000"/>
     </w:rPr>
@@ -15450,6 +16159,7 @@
     <w:name w:val="CommentTok"/>
     <w:basedOn w:val="VerbatimChar"/>
     <w:rPr>
+      <w:rFonts w:eastAsia="黑体"/>
       <w:i/>
       <w:color w:val="60a0b0"/>
     </w:rPr>
@@ -15458,6 +16168,7 @@
     <w:name w:val="DocumentationTok"/>
     <w:basedOn w:val="VerbatimChar"/>
     <w:rPr>
+      <w:rFonts w:eastAsia="黑体"/>
       <w:i/>
       <w:color w:val="ba2121"/>
     </w:rPr>
@@ -15466,6 +16177,7 @@
     <w:name w:val="AnnotationTok"/>
     <w:basedOn w:val="VerbatimChar"/>
     <w:rPr>
+      <w:rFonts w:eastAsia="黑体"/>
       <w:b/>
       <w:i/>
       <w:color w:val="60a0b0"/>
@@ -15475,6 +16187,7 @@
     <w:name w:val="CommentVarTok"/>
     <w:basedOn w:val="VerbatimChar"/>
     <w:rPr>
+      <w:rFonts w:eastAsia="黑体"/>
       <w:b/>
       <w:i/>
       <w:color w:val="60a0b0"/>
@@ -15484,6 +16197,7 @@
     <w:name w:val="OtherTok"/>
     <w:basedOn w:val="VerbatimChar"/>
     <w:rPr>
+      <w:rFonts w:eastAsia="黑体"/>
       <w:color w:val="007020"/>
     </w:rPr>
   </w:style>
@@ -15491,6 +16205,7 @@
     <w:name w:val="FunctionTok"/>
     <w:basedOn w:val="VerbatimChar"/>
     <w:rPr>
+      <w:rFonts w:eastAsia="黑体"/>
       <w:color w:val="06287e"/>
     </w:rPr>
   </w:style>
@@ -15498,6 +16213,7 @@
     <w:name w:val="VariableTok"/>
     <w:basedOn w:val="VerbatimChar"/>
     <w:rPr>
+      <w:rFonts w:eastAsia="黑体"/>
       <w:color w:val="19177c"/>
     </w:rPr>
   </w:style>
@@ -15505,6 +16221,7 @@
     <w:name w:val="ControlFlowTok"/>
     <w:basedOn w:val="VerbatimChar"/>
     <w:rPr>
+      <w:rFonts w:eastAsia="黑体"/>
       <w:b/>
       <w:color w:val="007020"/>
     </w:rPr>
@@ -15513,6 +16230,7 @@
     <w:name w:val="OperatorTok"/>
     <w:basedOn w:val="VerbatimChar"/>
     <w:rPr>
+      <w:rFonts w:eastAsia="黑体"/>
       <w:color w:val="666666"/>
     </w:rPr>
   </w:style>
@@ -15520,18 +16238,22 @@
     <w:name w:val="BuiltInTok"/>
     <w:basedOn w:val="VerbatimChar"/>
     <w:rPr>
+      <w:rFonts w:eastAsia="黑体"/>
       <w:color w:val="008000"/>
     </w:rPr>
   </w:style>
   <w:style w:type="character" w:customStyle="1" w:styleId="ExtensionTok">
     <w:name w:val="ExtensionTok"/>
     <w:basedOn w:val="VerbatimChar"/>
-    <w:rPr/>
+    <w:rPr>
+      <w:rFonts w:eastAsia="黑体"/>
+    </w:rPr>
   </w:style>
   <w:style w:type="character" w:customStyle="1" w:styleId="PreprocessorTok">
     <w:name w:val="PreprocessorTok"/>
     <w:basedOn w:val="VerbatimChar"/>
     <w:rPr>
+      <w:rFonts w:eastAsia="黑体"/>
       <w:color w:val="bc7a00"/>
     </w:rPr>
   </w:style>
@@ -15539,18 +16261,22 @@
     <w:name w:val="AttributeTok"/>
     <w:basedOn w:val="VerbatimChar"/>
     <w:rPr>
+      <w:rFonts w:eastAsia="黑体"/>
       <w:color w:val="7d9029"/>
     </w:rPr>
   </w:style>
   <w:style w:type="character" w:customStyle="1" w:styleId="RegionMarkerTok">
     <w:name w:val="RegionMarkerTok"/>
     <w:basedOn w:val="VerbatimChar"/>
-    <w:rPr/>
+    <w:rPr>
+      <w:rFonts w:eastAsia="黑体"/>
+    </w:rPr>
   </w:style>
   <w:style w:type="character" w:customStyle="1" w:styleId="InformationTok">
     <w:name w:val="InformationTok"/>
     <w:basedOn w:val="VerbatimChar"/>
     <w:rPr>
+      <w:rFonts w:eastAsia="黑体"/>
       <w:b/>
       <w:i/>
       <w:color w:val="60a0b0"/>
@@ -15560,6 +16286,7 @@
     <w:name w:val="WarningTok"/>
     <w:basedOn w:val="VerbatimChar"/>
     <w:rPr>
+      <w:rFonts w:eastAsia="黑体"/>
       <w:b/>
       <w:i/>
       <w:color w:val="60a0b0"/>
@@ -15569,6 +16296,7 @@
     <w:name w:val="AlertTok"/>
     <w:basedOn w:val="VerbatimChar"/>
     <w:rPr>
+      <w:rFonts w:eastAsia="黑体"/>
       <w:b/>
       <w:color w:val="ff0000"/>
     </w:rPr>
@@ -15577,6 +16305,7 @@
     <w:name w:val="ErrorTok"/>
     <w:basedOn w:val="VerbatimChar"/>
     <w:rPr>
+      <w:rFonts w:eastAsia="黑体"/>
       <w:b/>
       <w:color w:val="ff0000"/>
     </w:rPr>
@@ -15584,7 +16313,9 @@
   <w:style w:type="character" w:customStyle="1" w:styleId="NormalTok">
     <w:name w:val="NormalTok"/>
     <w:basedOn w:val="VerbatimChar"/>
-    <w:rPr/>
+    <w:rPr>
+      <w:rFonts w:eastAsia="黑体"/>
+    </w:rPr>
   </w:style>
 </w:styles>
 </file>
@@ -15633,12 +16364,12 @@
     <a:fontScheme name="Office">
       <a:majorFont>
         <a:latin typeface="Calibri"/>
-        <a:ea typeface=""/>
+        <a:ea typeface="黑体"/>
         <a:cs typeface=""/>
         <a:font script="Jpan" typeface="ＭＳ ゴシック"/>
         <a:font script="Hang" typeface="맑은 고딕"/>
-        <a:font script="Hans" typeface="宋体"/>
-        <a:font script="Hant" typeface="新細明體"/>
+        <a:font script="Hans" typeface="黑体"/>
+        <a:font script="Hant" typeface="黑体"/>
         <a:font script="Arab" typeface="Times New Roman"/>
         <a:font script="Hebr" typeface="Times New Roman"/>
         <a:font script="Thai" typeface="Angsana New"/>
@@ -15668,12 +16399,12 @@
       </a:majorFont>
       <a:minorFont>
         <a:latin typeface="Cambria"/>
-        <a:ea typeface=""/>
+        <a:ea typeface="黑体"/>
         <a:cs typeface=""/>
         <a:font script="Jpan" typeface="ＭＳ 明朝"/>
         <a:font script="Hang" typeface="맑은 고딕"/>
-        <a:font script="Hans" typeface="宋体"/>
-        <a:font script="Hant" typeface="新細明體"/>
+        <a:font script="Hans" typeface="黑体"/>
+        <a:font script="Hant" typeface="黑体"/>
         <a:font script="Arab" typeface="Arial"/>
         <a:font script="Hebr" typeface="Arial"/>
         <a:font script="Thai" typeface="Cordia New"/>

--- a/07-驱动电路/02-LED驱动/模拟调光电路/模拟调光电路.docx
+++ b/07-驱动电路/02-LED驱动/模拟调光电路/模拟调光电路.docx
@@ -3293,7 +3293,7 @@
           <w:color w:val="555555"/>
           <w:sz w:val="21"/>
         </w:rPr>
-        <w:t>材料收集者：杜文杰，WX手机：19519196569，QQ:3478827729</w:t>
+        <w:t>材料收集者：杜文杰，微信/手机：19519196569，QQ:3478827729</w:t>
       </w:r>
     </w:p>
     <w:sectPr>
